--- a/Lab_7/ОТЧЕТ ПО ЛАБОРАТОРНОЙ РАБОТЕ №7.docx
+++ b/Lab_7/ОТЧЕТ ПО ЛАБОРАТОРНОЙ РАБОТЕ №7.docx
@@ -497,6 +497,7 @@
           <w:rFonts w:ascii="Times New Roman" w:eastAsia="Times New Roman" w:hAnsi="Times New Roman" w:cs="Times New Roman"/>
           <w:sz w:val="28"/>
           <w:szCs w:val="28"/>
+          <w:lang w:val="en-US"/>
         </w:rPr>
       </w:pPr>
       <w:r>
@@ -510,24 +511,51 @@
     </w:p>
     <w:p>
       <w:pPr>
+        <w:spacing w:before="0" w:after="0" w:line="240" w:lineRule="auto"/>
+        <w:jc w:val="both"/>
+        <w:rPr>
+          <w:rFonts w:ascii="Times New Roman" w:eastAsia="Times New Roman" w:hAnsi="Times New Roman" w:cs="Times New Roman"/>
+          <w:sz w:val="28"/>
+          <w:szCs w:val="28"/>
+          <w:lang w:val="en-US"/>
+        </w:rPr>
+      </w:pPr>
+      <w:r>
+        <w:rPr>
+          <w:rFonts w:ascii="Times New Roman" w:eastAsia="Times New Roman" w:hAnsi="Times New Roman" w:cs="Times New Roman"/>
+          <w:b/>
+          <w:sz w:val="28"/>
+        </w:rPr>
+        <w:lastRenderedPageBreak/>
+        <w:t>Лабораторная работа №7. Разработка многопоточных параллельных приложений, реализующих синхронные и асинхронные вычислительные планы</w:t>
+      </w:r>
+    </w:p>
+    <w:p>
+      <w:pPr>
+        <w:spacing w:before="0" w:after="0" w:line="240" w:lineRule="auto"/>
+        <w:jc w:val="both"/>
+        <w:rPr>
+          <w:rFonts w:ascii="Times New Roman" w:eastAsia="Times New Roman" w:hAnsi="Times New Roman" w:cs="Times New Roman"/>
+          <w:sz w:val="28"/>
+          <w:szCs w:val="28"/>
+          <w:lang w:val="en-US"/>
+        </w:rPr>
+      </w:pPr>
+    </w:p>
+    <w:p>
+      <w:pPr>
         <w:pStyle w:val="2"/>
         <w:spacing w:before="0" w:after="0" w:line="240" w:lineRule="auto"/>
         <w:jc w:val="both"/>
         <w:rPr>
           <w:rFonts w:ascii="Times New Roman" w:hAnsi="Times New Roman" w:cs="Times New Roman"/>
-        </w:rPr>
-      </w:pPr>
-      <w:r>
-        <w:rPr>
-          <w:rFonts w:ascii="Times New Roman" w:eastAsia="Times New Roman" w:hAnsi="Times New Roman" w:cs="Times New Roman"/>
-        </w:rPr>
-        <w:br w:type="page"/>
-      </w:r>
+          <w:lang w:val="en-US"/>
+        </w:rPr>
+      </w:pPr>
       <w:r>
         <w:rPr>
           <w:rFonts w:ascii="Times New Roman" w:hAnsi="Times New Roman" w:cs="Times New Roman"/>
         </w:rPr>
-        <w:lastRenderedPageBreak/>
         <w:t>1. Цель работы</w:t>
       </w:r>
     </w:p>
@@ -603,7 +631,43 @@
           <w:sz w:val="28"/>
           <w:szCs w:val="28"/>
         </w:rPr>
-        <w:t>В многопоточном программировании для избежания гонок данных (race conditions) и правильного распределения ресурсов используются примитивы синхронизации. В рамках работы реализованы две стратегии:</w:t>
+        <w:t>В многопоточном программировании для избежания гонок данных (</w:t>
+      </w:r>
+      <w:proofErr w:type="spellStart"/>
+      <w:r>
+        <w:rPr>
+          <w:rFonts w:ascii="Times New Roman" w:hAnsi="Times New Roman" w:cs="Times New Roman"/>
+          <w:sz w:val="28"/>
+          <w:szCs w:val="28"/>
+        </w:rPr>
+        <w:t>race</w:t>
+      </w:r>
+      <w:proofErr w:type="spellEnd"/>
+      <w:r>
+        <w:rPr>
+          <w:rFonts w:ascii="Times New Roman" w:hAnsi="Times New Roman" w:cs="Times New Roman"/>
+          <w:sz w:val="28"/>
+          <w:szCs w:val="28"/>
+        </w:rPr>
+        <w:t xml:space="preserve"> </w:t>
+      </w:r>
+      <w:proofErr w:type="spellStart"/>
+      <w:r>
+        <w:rPr>
+          <w:rFonts w:ascii="Times New Roman" w:hAnsi="Times New Roman" w:cs="Times New Roman"/>
+          <w:sz w:val="28"/>
+          <w:szCs w:val="28"/>
+        </w:rPr>
+        <w:t>conditions</w:t>
+      </w:r>
+      <w:proofErr w:type="spellEnd"/>
+      <w:r>
+        <w:rPr>
+          <w:rFonts w:ascii="Times New Roman" w:hAnsi="Times New Roman" w:cs="Times New Roman"/>
+          <w:sz w:val="28"/>
+          <w:szCs w:val="28"/>
+        </w:rPr>
+        <w:t>) и правильного распределения ресурсов используются примитивы синхронизации. В рамках работы реализованы две стратегии:</w:t>
       </w:r>
     </w:p>
     <w:p>
@@ -639,6 +703,7 @@
         </w:rPr>
         <w:t xml:space="preserve"> Задачи разбиваются на временные шаги (ярусы). Потоки текущего шага должны завершиться все вместе, прежде чем начнется следующий шаг. Для реализации используется примитив </w:t>
       </w:r>
+      <w:proofErr w:type="spellStart"/>
       <w:proofErr w:type="gramStart"/>
       <w:r>
         <w:rPr>
@@ -652,6 +717,7 @@
         </w:rPr>
         <w:t>threading.Barrier</w:t>
       </w:r>
+      <w:proofErr w:type="spellEnd"/>
       <w:proofErr w:type="gramEnd"/>
       <w:r>
         <w:rPr>
@@ -705,6 +771,7 @@
         </w:rPr>
         <w:t xml:space="preserve"> Задачи запускаются по мере готовности их предшественников. Поток задачи ждет не весь ярус, а только конкретные операции, от которых он зависит. Для реализации используется </w:t>
       </w:r>
+      <w:proofErr w:type="spellStart"/>
       <w:proofErr w:type="gramStart"/>
       <w:r>
         <w:rPr>
@@ -718,6 +785,7 @@
         </w:rPr>
         <w:t>threading.Event</w:t>
       </w:r>
+      <w:proofErr w:type="spellEnd"/>
       <w:proofErr w:type="gramEnd"/>
       <w:r>
         <w:rPr>
@@ -735,7 +803,25 @@
           <w:sz w:val="28"/>
           <w:szCs w:val="28"/>
         </w:rPr>
-        <w:t>. Это позволяет минимизировать общее время выполнения (Makespan), так как быстрые ветки графа не ждут медленные.</w:t>
+        <w:t>. Это позволяет минимизировать общее время выполнения (</w:t>
+      </w:r>
+      <w:proofErr w:type="spellStart"/>
+      <w:r>
+        <w:rPr>
+          <w:rFonts w:ascii="Times New Roman" w:hAnsi="Times New Roman" w:cs="Times New Roman"/>
+          <w:sz w:val="28"/>
+          <w:szCs w:val="28"/>
+        </w:rPr>
+        <w:t>Makespan</w:t>
+      </w:r>
+      <w:proofErr w:type="spellEnd"/>
+      <w:r>
+        <w:rPr>
+          <w:rFonts w:ascii="Times New Roman" w:hAnsi="Times New Roman" w:cs="Times New Roman"/>
+          <w:sz w:val="28"/>
+          <w:szCs w:val="28"/>
+        </w:rPr>
+        <w:t>), так как быстрые ветки графа не ждут медленные.</w:t>
       </w:r>
     </w:p>
     <w:p>
@@ -766,7 +852,25 @@
           <w:sz w:val="28"/>
           <w:szCs w:val="28"/>
         </w:rPr>
-        <w:t xml:space="preserve">Особенностью реализации на Python (CPython) является наличие </w:t>
+        <w:t>Особенностью реализации на Python (</w:t>
+      </w:r>
+      <w:proofErr w:type="spellStart"/>
+      <w:r>
+        <w:rPr>
+          <w:rFonts w:ascii="Times New Roman" w:hAnsi="Times New Roman" w:cs="Times New Roman"/>
+          <w:sz w:val="28"/>
+          <w:szCs w:val="28"/>
+        </w:rPr>
+        <w:t>CPython</w:t>
+      </w:r>
+      <w:proofErr w:type="spellEnd"/>
+      <w:r>
+        <w:rPr>
+          <w:rFonts w:ascii="Times New Roman" w:hAnsi="Times New Roman" w:cs="Times New Roman"/>
+          <w:sz w:val="28"/>
+          <w:szCs w:val="28"/>
+        </w:rPr>
+        <w:t xml:space="preserve">) является наличие </w:t>
       </w:r>
       <w:r>
         <w:rPr>
@@ -776,7 +880,29 @@
           <w:sz w:val="28"/>
           <w:szCs w:val="28"/>
         </w:rPr>
-        <w:t>GIL (Global Interpreter Lock)</w:t>
+        <w:t xml:space="preserve">GIL (Global </w:t>
+      </w:r>
+      <w:proofErr w:type="spellStart"/>
+      <w:r>
+        <w:rPr>
+          <w:rFonts w:ascii="Times New Roman" w:hAnsi="Times New Roman" w:cs="Times New Roman"/>
+          <w:b/>
+          <w:bCs/>
+          <w:sz w:val="28"/>
+          <w:szCs w:val="28"/>
+        </w:rPr>
+        <w:t>Interpreter</w:t>
+      </w:r>
+      <w:proofErr w:type="spellEnd"/>
+      <w:r>
+        <w:rPr>
+          <w:rFonts w:ascii="Times New Roman" w:hAnsi="Times New Roman" w:cs="Times New Roman"/>
+          <w:b/>
+          <w:bCs/>
+          <w:sz w:val="28"/>
+          <w:szCs w:val="28"/>
+        </w:rPr>
+        <w:t xml:space="preserve"> Lock)</w:t>
       </w:r>
       <w:r>
         <w:rPr>
@@ -786,6 +912,7 @@
         </w:rPr>
         <w:t xml:space="preserve">, который позволяет выполняться только одному потоку байт-кода в единицу времени. Однако использование функции </w:t>
       </w:r>
+      <w:proofErr w:type="spellStart"/>
       <w:proofErr w:type="gramStart"/>
       <w:r>
         <w:rPr>
@@ -797,6 +924,7 @@
         </w:rPr>
         <w:t>time.sleep</w:t>
       </w:r>
+      <w:proofErr w:type="spellEnd"/>
       <w:proofErr w:type="gramEnd"/>
       <w:r>
         <w:rPr>
@@ -870,7 +998,43 @@
           <w:sz w:val="28"/>
           <w:szCs w:val="28"/>
         </w:rPr>
-        <w:t>Программа состоит из главного потока (GUI) и рабочих потоков (Worker Threads).</w:t>
+        <w:t>Программа состоит из главного потока (GUI) и рабочих потоков (</w:t>
+      </w:r>
+      <w:proofErr w:type="spellStart"/>
+      <w:r>
+        <w:rPr>
+          <w:rFonts w:ascii="Times New Roman" w:hAnsi="Times New Roman" w:cs="Times New Roman"/>
+          <w:sz w:val="28"/>
+          <w:szCs w:val="28"/>
+        </w:rPr>
+        <w:t>Worker</w:t>
+      </w:r>
+      <w:proofErr w:type="spellEnd"/>
+      <w:r>
+        <w:rPr>
+          <w:rFonts w:ascii="Times New Roman" w:hAnsi="Times New Roman" w:cs="Times New Roman"/>
+          <w:sz w:val="28"/>
+          <w:szCs w:val="28"/>
+        </w:rPr>
+        <w:t xml:space="preserve"> </w:t>
+      </w:r>
+      <w:proofErr w:type="spellStart"/>
+      <w:r>
+        <w:rPr>
+          <w:rFonts w:ascii="Times New Roman" w:hAnsi="Times New Roman" w:cs="Times New Roman"/>
+          <w:sz w:val="28"/>
+          <w:szCs w:val="28"/>
+        </w:rPr>
+        <w:t>Threads</w:t>
+      </w:r>
+      <w:proofErr w:type="spellEnd"/>
+      <w:r>
+        <w:rPr>
+          <w:rFonts w:ascii="Times New Roman" w:hAnsi="Times New Roman" w:cs="Times New Roman"/>
+          <w:sz w:val="28"/>
+          <w:szCs w:val="28"/>
+        </w:rPr>
+        <w:t>).</w:t>
       </w:r>
     </w:p>
     <w:p>
@@ -928,6 +1092,7 @@
         </w:rPr>
         <w:t xml:space="preserve">Реализован на базе библиотеки </w:t>
       </w:r>
+      <w:proofErr w:type="spellStart"/>
       <w:r>
         <w:rPr>
           <w:rFonts w:ascii="Times New Roman" w:eastAsia="Consolas" w:hAnsi="Times New Roman" w:cs="Times New Roman"/>
@@ -938,6 +1103,7 @@
         </w:rPr>
         <w:t>tkinter</w:t>
       </w:r>
+      <w:proofErr w:type="spellEnd"/>
       <w:r>
         <w:rPr>
           <w:rFonts w:ascii="Times New Roman" w:hAnsi="Times New Roman" w:cs="Times New Roman"/>
@@ -946,6 +1112,7 @@
         </w:rPr>
         <w:t xml:space="preserve">. Для визуализации процесса в реальном времени используется виджет </w:t>
       </w:r>
+      <w:proofErr w:type="spellStart"/>
       <w:r>
         <w:rPr>
           <w:rFonts w:ascii="Times New Roman" w:eastAsia="Consolas" w:hAnsi="Times New Roman" w:cs="Times New Roman"/>
@@ -956,32 +1123,142 @@
         </w:rPr>
         <w:t>tk.Canvas</w:t>
       </w:r>
+      <w:proofErr w:type="spellEnd"/>
       <w:r>
         <w:rPr>
           <w:rFonts w:ascii="Times New Roman" w:hAnsi="Times New Roman" w:cs="Times New Roman"/>
           <w:sz w:val="28"/>
           <w:szCs w:val="28"/>
         </w:rPr>
-        <w:t>, на котором динамически отрисовывается Диаграмма Ганта. Важно</w:t>
-      </w:r>
-      <w:proofErr w:type="gramStart"/>
+        <w:t xml:space="preserve">, на котором динамически </w:t>
+      </w:r>
+      <w:proofErr w:type="spellStart"/>
       <w:r>
         <w:rPr>
           <w:rFonts w:ascii="Times New Roman" w:hAnsi="Times New Roman" w:cs="Times New Roman"/>
           <w:sz w:val="28"/>
           <w:szCs w:val="28"/>
         </w:rPr>
-        <w:t>: Так</w:t>
-      </w:r>
-      <w:proofErr w:type="gramEnd"/>
+        <w:t>отрисовывается</w:t>
+      </w:r>
+      <w:proofErr w:type="spellEnd"/>
       <w:r>
         <w:rPr>
           <w:rFonts w:ascii="Times New Roman" w:hAnsi="Times New Roman" w:cs="Times New Roman"/>
           <w:sz w:val="28"/>
           <w:szCs w:val="28"/>
         </w:rPr>
-        <w:t xml:space="preserve"> как Tkinter не является потокобезопасным (thread-safe), рабочие потоки не могут напрямую изменять интерфейс. Для этого используется потокобезопасная очередь </w:t>
-      </w:r>
+        <w:t xml:space="preserve"> Диаграмма </w:t>
+      </w:r>
+      <w:proofErr w:type="spellStart"/>
+      <w:r>
+        <w:rPr>
+          <w:rFonts w:ascii="Times New Roman" w:hAnsi="Times New Roman" w:cs="Times New Roman"/>
+          <w:sz w:val="28"/>
+          <w:szCs w:val="28"/>
+        </w:rPr>
+        <w:t>Ганта</w:t>
+      </w:r>
+      <w:proofErr w:type="spellEnd"/>
+      <w:r>
+        <w:rPr>
+          <w:rFonts w:ascii="Times New Roman" w:hAnsi="Times New Roman" w:cs="Times New Roman"/>
+          <w:sz w:val="28"/>
+          <w:szCs w:val="28"/>
+        </w:rPr>
+        <w:t>. Важно</w:t>
+      </w:r>
+      <w:proofErr w:type="gramStart"/>
+      <w:r>
+        <w:rPr>
+          <w:rFonts w:ascii="Times New Roman" w:hAnsi="Times New Roman" w:cs="Times New Roman"/>
+          <w:sz w:val="28"/>
+          <w:szCs w:val="28"/>
+        </w:rPr>
+        <w:t>: Так</w:t>
+      </w:r>
+      <w:proofErr w:type="gramEnd"/>
+      <w:r>
+        <w:rPr>
+          <w:rFonts w:ascii="Times New Roman" w:hAnsi="Times New Roman" w:cs="Times New Roman"/>
+          <w:sz w:val="28"/>
+          <w:szCs w:val="28"/>
+        </w:rPr>
+        <w:t xml:space="preserve"> как </w:t>
+      </w:r>
+      <w:proofErr w:type="spellStart"/>
+      <w:r>
+        <w:rPr>
+          <w:rFonts w:ascii="Times New Roman" w:hAnsi="Times New Roman" w:cs="Times New Roman"/>
+          <w:sz w:val="28"/>
+          <w:szCs w:val="28"/>
+        </w:rPr>
+        <w:t>Tkinter</w:t>
+      </w:r>
+      <w:proofErr w:type="spellEnd"/>
+      <w:r>
+        <w:rPr>
+          <w:rFonts w:ascii="Times New Roman" w:hAnsi="Times New Roman" w:cs="Times New Roman"/>
+          <w:sz w:val="28"/>
+          <w:szCs w:val="28"/>
+        </w:rPr>
+        <w:t xml:space="preserve"> не является </w:t>
+      </w:r>
+      <w:proofErr w:type="spellStart"/>
+      <w:r>
+        <w:rPr>
+          <w:rFonts w:ascii="Times New Roman" w:hAnsi="Times New Roman" w:cs="Times New Roman"/>
+          <w:sz w:val="28"/>
+          <w:szCs w:val="28"/>
+        </w:rPr>
+        <w:t>потокобезопасным</w:t>
+      </w:r>
+      <w:proofErr w:type="spellEnd"/>
+      <w:r>
+        <w:rPr>
+          <w:rFonts w:ascii="Times New Roman" w:hAnsi="Times New Roman" w:cs="Times New Roman"/>
+          <w:sz w:val="28"/>
+          <w:szCs w:val="28"/>
+        </w:rPr>
+        <w:t xml:space="preserve"> (</w:t>
+      </w:r>
+      <w:proofErr w:type="spellStart"/>
+      <w:r>
+        <w:rPr>
+          <w:rFonts w:ascii="Times New Roman" w:hAnsi="Times New Roman" w:cs="Times New Roman"/>
+          <w:sz w:val="28"/>
+          <w:szCs w:val="28"/>
+        </w:rPr>
+        <w:t>thread-safe</w:t>
+      </w:r>
+      <w:proofErr w:type="spellEnd"/>
+      <w:r>
+        <w:rPr>
+          <w:rFonts w:ascii="Times New Roman" w:hAnsi="Times New Roman" w:cs="Times New Roman"/>
+          <w:sz w:val="28"/>
+          <w:szCs w:val="28"/>
+        </w:rPr>
+        <w:t xml:space="preserve">), рабочие потоки не могут напрямую изменять интерфейс. Для этого используется </w:t>
+      </w:r>
+      <w:proofErr w:type="spellStart"/>
+      <w:r>
+        <w:rPr>
+          <w:rFonts w:ascii="Times New Roman" w:hAnsi="Times New Roman" w:cs="Times New Roman"/>
+          <w:sz w:val="28"/>
+          <w:szCs w:val="28"/>
+        </w:rPr>
+        <w:t>потокобезопасная</w:t>
+      </w:r>
+      <w:proofErr w:type="spellEnd"/>
+      <w:r>
+        <w:rPr>
+          <w:rFonts w:ascii="Times New Roman" w:hAnsi="Times New Roman" w:cs="Times New Roman"/>
+          <w:sz w:val="28"/>
+          <w:szCs w:val="28"/>
+        </w:rPr>
+        <w:t xml:space="preserve"> очередь </w:t>
+      </w:r>
+      <w:proofErr w:type="spellStart"/>
       <w:proofErr w:type="gramStart"/>
       <w:r>
         <w:rPr>
@@ -993,6 +1270,7 @@
         </w:rPr>
         <w:t>queue.Queue</w:t>
       </w:r>
+      <w:proofErr w:type="spellEnd"/>
       <w:proofErr w:type="gramEnd"/>
       <w:r>
         <w:rPr>
@@ -1081,7 +1359,6 @@
           <w:sz w:val="28"/>
           <w:szCs w:val="28"/>
         </w:rPr>
-        <w:lastRenderedPageBreak/>
         <w:t>3.2. Синхронный план (ASAP)</w:t>
       </w:r>
     </w:p>
@@ -1103,6 +1380,7 @@
         </w:rPr>
         <w:t xml:space="preserve">Алгоритм разбивает граф на ярусы с помощью топологической сортировки. Для каждого яруса создается объект </w:t>
       </w:r>
+      <w:proofErr w:type="spellStart"/>
       <w:proofErr w:type="gramStart"/>
       <w:r>
         <w:rPr>
@@ -1114,6 +1392,7 @@
         </w:rPr>
         <w:t>threading.Barrier</w:t>
       </w:r>
+      <w:proofErr w:type="spellEnd"/>
       <w:proofErr w:type="gramEnd"/>
       <w:r>
         <w:rPr>
@@ -1123,6 +1402,7 @@
         </w:rPr>
         <w:t xml:space="preserve"> с количеством участников, равным числу задач в ярусе. Каждый поток выполняет задачу и вызывает </w:t>
       </w:r>
+      <w:proofErr w:type="spellStart"/>
       <w:proofErr w:type="gramStart"/>
       <w:r>
         <w:rPr>
@@ -1134,6 +1414,7 @@
         </w:rPr>
         <w:t>barrier.wait</w:t>
       </w:r>
+      <w:proofErr w:type="spellEnd"/>
       <w:proofErr w:type="gramEnd"/>
       <w:r>
         <w:rPr>
@@ -1209,6 +1490,7 @@
         </w:rPr>
         <w:t xml:space="preserve">Для каждой вершины графа создается объект </w:t>
       </w:r>
+      <w:proofErr w:type="spellStart"/>
       <w:proofErr w:type="gramStart"/>
       <w:r>
         <w:rPr>
@@ -1220,6 +1502,7 @@
         </w:rPr>
         <w:t>threading.Event</w:t>
       </w:r>
+      <w:proofErr w:type="spellEnd"/>
       <w:proofErr w:type="gramEnd"/>
       <w:r>
         <w:rPr>
@@ -1246,9 +1529,9 @@
           <w:szCs w:val="28"/>
           <w:shd w:val="clear" w:color="auto" w:fill="F5F5F5"/>
         </w:rPr>
-        <w:t>.wait</w:t>
-      </w:r>
-      <w:proofErr w:type="gramEnd"/>
+        <w:t>.</w:t>
+      </w:r>
+      <w:proofErr w:type="spellStart"/>
       <w:r>
         <w:rPr>
           <w:rFonts w:ascii="Times New Roman" w:eastAsia="Consolas" w:hAnsi="Times New Roman" w:cs="Times New Roman"/>
@@ -1257,25 +1540,10 @@
           <w:szCs w:val="28"/>
           <w:shd w:val="clear" w:color="auto" w:fill="F5F5F5"/>
         </w:rPr>
-        <w:t>()</w:t>
-      </w:r>
-      <w:r>
-        <w:rPr>
-          <w:rFonts w:ascii="Times New Roman" w:hAnsi="Times New Roman" w:cs="Times New Roman"/>
-          <w:sz w:val="28"/>
-          <w:szCs w:val="28"/>
-        </w:rPr>
-        <w:t xml:space="preserve"> для событий всех своих предшественников. Как только предшественник завершает работу, он </w:t>
-      </w:r>
-      <w:proofErr w:type="gramStart"/>
-      <w:r>
-        <w:rPr>
-          <w:rFonts w:ascii="Times New Roman" w:hAnsi="Times New Roman" w:cs="Times New Roman"/>
-          <w:sz w:val="28"/>
-          <w:szCs w:val="28"/>
-        </w:rPr>
-        <w:t xml:space="preserve">вызывает </w:t>
-      </w:r>
+        <w:t>wait</w:t>
+      </w:r>
+      <w:proofErr w:type="spellEnd"/>
+      <w:proofErr w:type="gramEnd"/>
       <w:r>
         <w:rPr>
           <w:rFonts w:ascii="Times New Roman" w:eastAsia="Consolas" w:hAnsi="Times New Roman" w:cs="Times New Roman"/>
@@ -1284,8 +1552,47 @@
           <w:szCs w:val="28"/>
           <w:shd w:val="clear" w:color="auto" w:fill="F5F5F5"/>
         </w:rPr>
-        <w:t>.set</w:t>
-      </w:r>
+        <w:t>()</w:t>
+      </w:r>
+      <w:r>
+        <w:rPr>
+          <w:rFonts w:ascii="Times New Roman" w:hAnsi="Times New Roman" w:cs="Times New Roman"/>
+          <w:sz w:val="28"/>
+          <w:szCs w:val="28"/>
+        </w:rPr>
+        <w:t xml:space="preserve"> для событий всех своих предшественников. Как только предшественник завершает работу, он </w:t>
+      </w:r>
+      <w:proofErr w:type="gramStart"/>
+      <w:r>
+        <w:rPr>
+          <w:rFonts w:ascii="Times New Roman" w:hAnsi="Times New Roman" w:cs="Times New Roman"/>
+          <w:sz w:val="28"/>
+          <w:szCs w:val="28"/>
+        </w:rPr>
+        <w:t xml:space="preserve">вызывает </w:t>
+      </w:r>
+      <w:r>
+        <w:rPr>
+          <w:rFonts w:ascii="Times New Roman" w:eastAsia="Consolas" w:hAnsi="Times New Roman" w:cs="Times New Roman"/>
+          <w:color w:val="333333"/>
+          <w:sz w:val="28"/>
+          <w:szCs w:val="28"/>
+          <w:shd w:val="clear" w:color="auto" w:fill="F5F5F5"/>
+        </w:rPr>
+        <w:t>.</w:t>
+      </w:r>
+      <w:proofErr w:type="spellStart"/>
+      <w:r>
+        <w:rPr>
+          <w:rFonts w:ascii="Times New Roman" w:eastAsia="Consolas" w:hAnsi="Times New Roman" w:cs="Times New Roman"/>
+          <w:color w:val="333333"/>
+          <w:sz w:val="28"/>
+          <w:szCs w:val="28"/>
+          <w:shd w:val="clear" w:color="auto" w:fill="F5F5F5"/>
+        </w:rPr>
+        <w:t>set</w:t>
+      </w:r>
+      <w:proofErr w:type="spellEnd"/>
       <w:proofErr w:type="gramEnd"/>
       <w:r>
         <w:rPr>
@@ -1617,7 +1924,6 @@
           <w:sz w:val="28"/>
           <w:szCs w:val="28"/>
         </w:rPr>
-        <w:lastRenderedPageBreak/>
         <w:t>Эксперимент 2: Асинхронный план (по графу)</w:t>
       </w:r>
     </w:p>
@@ -1639,6 +1945,7 @@
         </w:rPr>
         <w:t xml:space="preserve">При запуске асинхронного плана задачи стартуют по готовности данных (через </w:t>
       </w:r>
+      <w:proofErr w:type="spellStart"/>
       <w:proofErr w:type="gramStart"/>
       <w:r>
         <w:rPr>
@@ -1650,6 +1957,7 @@
         </w:rPr>
         <w:t>threading.Event</w:t>
       </w:r>
+      <w:proofErr w:type="spellEnd"/>
       <w:proofErr w:type="gramEnd"/>
       <w:r>
         <w:rPr>
@@ -1858,6 +2166,7 @@
         </w:rPr>
         <w:t>В ходе выполнения лабораторной работы были изучены методы многопоточного программирования на языке Python. Реализованы две стратегии синхронизации: с помощью барьеров (</w:t>
       </w:r>
+      <w:proofErr w:type="spellStart"/>
       <w:proofErr w:type="gramStart"/>
       <w:r>
         <w:rPr>
@@ -1869,6 +2178,7 @@
         </w:rPr>
         <w:t>threading.Barrier</w:t>
       </w:r>
+      <w:proofErr w:type="spellEnd"/>
       <w:proofErr w:type="gramEnd"/>
       <w:r>
         <w:rPr>
@@ -1878,6 +2188,7 @@
         </w:rPr>
         <w:t>) для строгого синхронного плана и с помощью событий (</w:t>
       </w:r>
+      <w:proofErr w:type="spellStart"/>
       <w:r>
         <w:rPr>
           <w:rFonts w:ascii="Times New Roman" w:eastAsia="Consolas" w:hAnsi="Times New Roman" w:cs="Times New Roman"/>
@@ -1888,13 +2199,32 @@
         </w:rPr>
         <w:t>threading.Event</w:t>
       </w:r>
+      <w:proofErr w:type="spellEnd"/>
       <w:r>
         <w:rPr>
           <w:rFonts w:ascii="Times New Roman" w:hAnsi="Times New Roman" w:cs="Times New Roman"/>
           <w:sz w:val="28"/>
           <w:szCs w:val="28"/>
         </w:rPr>
-        <w:t>) для асинхронного графа зависимостей. Экспериментально подтверждено, что асинхронное планирование обеспечивает более эффективное использование временных ресурсов и меньший Makespan за счет отсутствия жесткой привязки к ярусам.</w:t>
+        <w:t xml:space="preserve">) для асинхронного графа зависимостей. Экспериментально подтверждено, что асинхронное планирование обеспечивает более эффективное использование временных ресурсов и меньший </w:t>
+      </w:r>
+      <w:proofErr w:type="spellStart"/>
+      <w:r>
+        <w:rPr>
+          <w:rFonts w:ascii="Times New Roman" w:hAnsi="Times New Roman" w:cs="Times New Roman"/>
+          <w:sz w:val="28"/>
+          <w:szCs w:val="28"/>
+        </w:rPr>
+        <w:t>Makespan</w:t>
+      </w:r>
+      <w:proofErr w:type="spellEnd"/>
+      <w:r>
+        <w:rPr>
+          <w:rFonts w:ascii="Times New Roman" w:hAnsi="Times New Roman" w:cs="Times New Roman"/>
+          <w:sz w:val="28"/>
+          <w:szCs w:val="28"/>
+        </w:rPr>
+        <w:t xml:space="preserve"> за счет отсутствия жесткой привязки к ярусам.</w:t>
       </w:r>
     </w:p>
     <w:p>
@@ -1924,6 +2254,7 @@
           <w:bCs/>
           <w:sz w:val="28"/>
           <w:szCs w:val="28"/>
+          <w:lang w:val="en-US"/>
         </w:rPr>
       </w:pPr>
       <w:r>
@@ -1945,6 +2276,7 @@
           <w:rFonts w:ascii="Times New Roman" w:hAnsi="Times New Roman" w:cs="Times New Roman"/>
           <w:sz w:val="28"/>
           <w:szCs w:val="28"/>
+          <w:lang w:val="en-US"/>
         </w:rPr>
       </w:pPr>
     </w:p>
@@ -1980,6 +2312,7 @@
         </w:rPr>
         <w:t xml:space="preserve"> </w:t>
       </w:r>
+      <w:proofErr w:type="spellStart"/>
       <w:r>
         <w:rPr>
           <w:rFonts w:ascii="Consolas" w:eastAsia="Times New Roman" w:hAnsi="Consolas" w:cs="Times New Roman"/>
@@ -1990,6 +2323,7 @@
         </w:rPr>
         <w:t>tkinter</w:t>
       </w:r>
+      <w:proofErr w:type="spellEnd"/>
       <w:r>
         <w:rPr>
           <w:rFonts w:ascii="Consolas" w:eastAsia="Times New Roman" w:hAnsi="Consolas" w:cs="Times New Roman"/>
@@ -2020,6 +2354,7 @@
         </w:rPr>
         <w:t xml:space="preserve"> </w:t>
       </w:r>
+      <w:proofErr w:type="spellStart"/>
       <w:r>
         <w:rPr>
           <w:rFonts w:ascii="Consolas" w:eastAsia="Times New Roman" w:hAnsi="Consolas" w:cs="Times New Roman"/>
@@ -2030,6 +2365,7 @@
         </w:rPr>
         <w:t>tk</w:t>
       </w:r>
+      <w:proofErr w:type="spellEnd"/>
     </w:p>
     <w:p>
       <w:pPr>
@@ -2063,6 +2399,7 @@
         </w:rPr>
         <w:t xml:space="preserve"> </w:t>
       </w:r>
+      <w:proofErr w:type="spellStart"/>
       <w:r>
         <w:rPr>
           <w:rFonts w:ascii="Consolas" w:eastAsia="Times New Roman" w:hAnsi="Consolas" w:cs="Times New Roman"/>
@@ -2073,6 +2410,7 @@
         </w:rPr>
         <w:t>tkinter</w:t>
       </w:r>
+      <w:proofErr w:type="spellEnd"/>
       <w:r>
         <w:rPr>
           <w:rFonts w:ascii="Consolas" w:eastAsia="Times New Roman" w:hAnsi="Consolas" w:cs="Times New Roman"/>
@@ -2103,6 +2441,7 @@
         </w:rPr>
         <w:t xml:space="preserve"> </w:t>
       </w:r>
+      <w:proofErr w:type="spellStart"/>
       <w:r>
         <w:rPr>
           <w:rFonts w:ascii="Consolas" w:eastAsia="Times New Roman" w:hAnsi="Consolas" w:cs="Times New Roman"/>
@@ -2113,6 +2452,7 @@
         </w:rPr>
         <w:t>ttk</w:t>
       </w:r>
+      <w:proofErr w:type="spellEnd"/>
       <w:r>
         <w:rPr>
           <w:rFonts w:ascii="Consolas" w:eastAsia="Times New Roman" w:hAnsi="Consolas" w:cs="Times New Roman"/>
@@ -2123,6 +2463,7 @@
         </w:rPr>
         <w:t xml:space="preserve">, </w:t>
       </w:r>
+      <w:proofErr w:type="spellStart"/>
       <w:r>
         <w:rPr>
           <w:rFonts w:ascii="Consolas" w:eastAsia="Times New Roman" w:hAnsi="Consolas" w:cs="Times New Roman"/>
@@ -2133,6 +2474,7 @@
         </w:rPr>
         <w:t>messagebox</w:t>
       </w:r>
+      <w:proofErr w:type="spellEnd"/>
     </w:p>
     <w:p>
       <w:pPr>
@@ -2166,6 +2508,7 @@
         </w:rPr>
         <w:t xml:space="preserve"> </w:t>
       </w:r>
+      <w:proofErr w:type="spellStart"/>
       <w:r>
         <w:rPr>
           <w:rFonts w:ascii="Consolas" w:eastAsia="Times New Roman" w:hAnsi="Consolas" w:cs="Times New Roman"/>
@@ -2176,6 +2519,7 @@
         </w:rPr>
         <w:t>networkx</w:t>
       </w:r>
+      <w:proofErr w:type="spellEnd"/>
       <w:r>
         <w:rPr>
           <w:rFonts w:ascii="Consolas" w:eastAsia="Times New Roman" w:hAnsi="Consolas" w:cs="Times New Roman"/>
@@ -2206,6 +2550,7 @@
         </w:rPr>
         <w:t xml:space="preserve"> </w:t>
       </w:r>
+      <w:proofErr w:type="spellStart"/>
       <w:r>
         <w:rPr>
           <w:rFonts w:ascii="Consolas" w:eastAsia="Times New Roman" w:hAnsi="Consolas" w:cs="Times New Roman"/>
@@ -2216,6 +2561,7 @@
         </w:rPr>
         <w:t>nx</w:t>
       </w:r>
+      <w:proofErr w:type="spellEnd"/>
     </w:p>
     <w:p>
       <w:pPr>
@@ -2552,7 +2898,29 @@
           <w:szCs w:val="21"/>
           <w:lang w:val="en-US"/>
         </w:rPr>
-        <w:t>"#ffffff"</w:t>
+        <w:t>"#</w:t>
+      </w:r>
+      <w:proofErr w:type="spellStart"/>
+      <w:r>
+        <w:rPr>
+          <w:rFonts w:ascii="Consolas" w:eastAsia="Times New Roman" w:hAnsi="Consolas" w:cs="Times New Roman"/>
+          <w:color w:val="CE9178"/>
+          <w:sz w:val="21"/>
+          <w:szCs w:val="21"/>
+          <w:lang w:val="en-US"/>
+        </w:rPr>
+        <w:t>ffffff</w:t>
+      </w:r>
+      <w:proofErr w:type="spellEnd"/>
+      <w:r>
+        <w:rPr>
+          <w:rFonts w:ascii="Consolas" w:eastAsia="Times New Roman" w:hAnsi="Consolas" w:cs="Times New Roman"/>
+          <w:color w:val="CE9178"/>
+          <w:sz w:val="21"/>
+          <w:szCs w:val="21"/>
+          <w:lang w:val="en-US"/>
+        </w:rPr>
+        <w:t>"</w:t>
       </w:r>
     </w:p>
     <w:p>
@@ -3148,7 +3516,29 @@
           <w:szCs w:val="21"/>
           <w:lang w:val="en-US"/>
         </w:rPr>
-        <w:t>__init_</w:t>
+        <w:t>__</w:t>
+      </w:r>
+      <w:proofErr w:type="spellStart"/>
+      <w:r>
+        <w:rPr>
+          <w:rFonts w:ascii="Consolas" w:eastAsia="Times New Roman" w:hAnsi="Consolas" w:cs="Times New Roman"/>
+          <w:color w:val="DCDCAA"/>
+          <w:sz w:val="21"/>
+          <w:szCs w:val="21"/>
+          <w:lang w:val="en-US"/>
+        </w:rPr>
+        <w:t>init</w:t>
+      </w:r>
+      <w:proofErr w:type="spellEnd"/>
+      <w:r>
+        <w:rPr>
+          <w:rFonts w:ascii="Consolas" w:eastAsia="Times New Roman" w:hAnsi="Consolas" w:cs="Times New Roman"/>
+          <w:color w:val="DCDCAA"/>
+          <w:sz w:val="21"/>
+          <w:szCs w:val="21"/>
+          <w:lang w:val="en-US"/>
+        </w:rPr>
+        <w:t>_</w:t>
       </w:r>
       <w:proofErr w:type="gramStart"/>
       <w:r>
@@ -3222,6 +3612,7 @@
           <w:color w:val="CCCCCC"/>
           <w:sz w:val="21"/>
           <w:szCs w:val="21"/>
+          <w:lang w:val="en-US"/>
         </w:rPr>
       </w:pPr>
       <w:r>
@@ -3234,6 +3625,7 @@
         </w:rPr>
         <w:t xml:space="preserve">        </w:t>
       </w:r>
+      <w:proofErr w:type="spellStart"/>
       <w:proofErr w:type="gramStart"/>
       <w:r>
         <w:rPr>
@@ -3241,6 +3633,7 @@
           <w:color w:val="9CDCFE"/>
           <w:sz w:val="21"/>
           <w:szCs w:val="21"/>
+          <w:lang w:val="en-US"/>
         </w:rPr>
         <w:t>self</w:t>
       </w:r>
@@ -3250,6 +3643,7 @@
           <w:color w:val="CCCCCC"/>
           <w:sz w:val="21"/>
           <w:szCs w:val="21"/>
+          <w:lang w:val="en-US"/>
         </w:rPr>
         <w:t>.</w:t>
       </w:r>
@@ -3259,9 +3653,11 @@
           <w:color w:val="9CDCFE"/>
           <w:sz w:val="21"/>
           <w:szCs w:val="21"/>
+          <w:lang w:val="en-US"/>
         </w:rPr>
         <w:t>root</w:t>
       </w:r>
+      <w:proofErr w:type="spellEnd"/>
       <w:proofErr w:type="gramEnd"/>
       <w:r>
         <w:rPr>
@@ -3269,6 +3665,7 @@
           <w:color w:val="CCCCCC"/>
           <w:sz w:val="21"/>
           <w:szCs w:val="21"/>
+          <w:lang w:val="en-US"/>
         </w:rPr>
         <w:t xml:space="preserve"> </w:t>
       </w:r>
@@ -3278,6 +3675,7 @@
           <w:color w:val="D4D4D4"/>
           <w:sz w:val="21"/>
           <w:szCs w:val="21"/>
+          <w:lang w:val="en-US"/>
         </w:rPr>
         <w:t>=</w:t>
       </w:r>
@@ -3287,6 +3685,7 @@
           <w:color w:val="CCCCCC"/>
           <w:sz w:val="21"/>
           <w:szCs w:val="21"/>
+          <w:lang w:val="en-US"/>
         </w:rPr>
         <w:t xml:space="preserve"> </w:t>
       </w:r>
@@ -3296,6 +3695,7 @@
           <w:color w:val="9CDCFE"/>
           <w:sz w:val="21"/>
           <w:szCs w:val="21"/>
+          <w:lang w:val="en-US"/>
         </w:rPr>
         <w:t>root</w:t>
       </w:r>
@@ -3317,9 +3717,11 @@
           <w:color w:val="CCCCCC"/>
           <w:sz w:val="21"/>
           <w:szCs w:val="21"/>
+          <w:lang w:val="en-US"/>
         </w:rPr>
         <w:t xml:space="preserve">        </w:t>
       </w:r>
+      <w:proofErr w:type="spellStart"/>
       <w:proofErr w:type="gramStart"/>
       <w:r>
         <w:rPr>
@@ -3339,6 +3741,7 @@
         </w:rPr>
         <w:t>.title</w:t>
       </w:r>
+      <w:proofErr w:type="spellEnd"/>
       <w:proofErr w:type="gramEnd"/>
       <w:r>
         <w:rPr>
@@ -3389,6 +3792,7 @@
         </w:rPr>
         <w:t xml:space="preserve">        </w:t>
       </w:r>
+      <w:proofErr w:type="spellStart"/>
       <w:proofErr w:type="gramStart"/>
       <w:r>
         <w:rPr>
@@ -3431,6 +3835,7 @@
         </w:rPr>
         <w:t>center</w:t>
       </w:r>
+      <w:proofErr w:type="spellEnd"/>
       <w:r>
         <w:rPr>
           <w:rFonts w:ascii="Consolas" w:eastAsia="Times New Roman" w:hAnsi="Consolas" w:cs="Times New Roman"/>
@@ -3504,6 +3909,7 @@
         </w:rPr>
         <w:t xml:space="preserve">        </w:t>
       </w:r>
+      <w:proofErr w:type="spellStart"/>
       <w:proofErr w:type="gramStart"/>
       <w:r>
         <w:rPr>
@@ -3525,6 +3931,7 @@
         </w:rPr>
         <w:t>.minsize</w:t>
       </w:r>
+      <w:proofErr w:type="spellEnd"/>
       <w:proofErr w:type="gramEnd"/>
       <w:r>
         <w:rPr>
@@ -3599,6 +4006,7 @@
         </w:rPr>
         <w:t xml:space="preserve">        </w:t>
       </w:r>
+      <w:proofErr w:type="spellStart"/>
       <w:proofErr w:type="gramStart"/>
       <w:r>
         <w:rPr>
@@ -3620,6 +4028,7 @@
         </w:rPr>
         <w:t>.configure</w:t>
       </w:r>
+      <w:proofErr w:type="spellEnd"/>
       <w:proofErr w:type="gramEnd"/>
       <w:r>
         <w:rPr>
@@ -3631,6 +4040,7 @@
         </w:rPr>
         <w:t>(</w:t>
       </w:r>
+      <w:proofErr w:type="spellStart"/>
       <w:r>
         <w:rPr>
           <w:rFonts w:ascii="Consolas" w:eastAsia="Times New Roman" w:hAnsi="Consolas" w:cs="Times New Roman"/>
@@ -3641,6 +4051,7 @@
         </w:rPr>
         <w:t>bg</w:t>
       </w:r>
+      <w:proofErr w:type="spellEnd"/>
       <w:r>
         <w:rPr>
           <w:rFonts w:ascii="Consolas" w:eastAsia="Times New Roman" w:hAnsi="Consolas" w:cs="Times New Roman"/>
@@ -3707,6 +4118,7 @@
         </w:rPr>
         <w:t xml:space="preserve">        </w:t>
       </w:r>
+      <w:proofErr w:type="spellStart"/>
       <w:proofErr w:type="gramStart"/>
       <w:r>
         <w:rPr>
@@ -3738,6 +4150,7 @@
         </w:rPr>
         <w:t>G</w:t>
       </w:r>
+      <w:proofErr w:type="spellEnd"/>
       <w:proofErr w:type="gramEnd"/>
       <w:r>
         <w:rPr>
@@ -3769,6 +4182,7 @@
         </w:rPr>
         <w:t xml:space="preserve"> </w:t>
       </w:r>
+      <w:proofErr w:type="spellStart"/>
       <w:r>
         <w:rPr>
           <w:rFonts w:ascii="Consolas" w:eastAsia="Times New Roman" w:hAnsi="Consolas" w:cs="Times New Roman"/>
@@ -3799,6 +4213,7 @@
         </w:rPr>
         <w:t>DiGraph</w:t>
       </w:r>
+      <w:proofErr w:type="spellEnd"/>
       <w:r>
         <w:rPr>
           <w:rFonts w:ascii="Consolas" w:eastAsia="Times New Roman" w:hAnsi="Consolas" w:cs="Times New Roman"/>
@@ -3832,6 +4247,7 @@
         </w:rPr>
         <w:t xml:space="preserve">        </w:t>
       </w:r>
+      <w:proofErr w:type="spellStart"/>
       <w:r>
         <w:rPr>
           <w:rFonts w:ascii="Consolas" w:eastAsia="Times New Roman" w:hAnsi="Consolas" w:cs="Times New Roman"/>
@@ -3862,6 +4278,7 @@
         </w:rPr>
         <w:t>default_edges</w:t>
       </w:r>
+      <w:proofErr w:type="spellEnd"/>
       <w:r>
         <w:rPr>
           <w:rFonts w:ascii="Consolas" w:eastAsia="Times New Roman" w:hAnsi="Consolas" w:cs="Times New Roman"/>
@@ -3948,6 +4365,7 @@
         </w:rPr>
         <w:t xml:space="preserve">        </w:t>
       </w:r>
+      <w:proofErr w:type="spellStart"/>
       <w:r>
         <w:rPr>
           <w:rFonts w:ascii="Consolas" w:eastAsia="Times New Roman" w:hAnsi="Consolas" w:cs="Times New Roman"/>
@@ -3978,6 +4396,7 @@
         </w:rPr>
         <w:t>is_running</w:t>
       </w:r>
+      <w:proofErr w:type="spellEnd"/>
       <w:r>
         <w:rPr>
           <w:rFonts w:ascii="Consolas" w:eastAsia="Times New Roman" w:hAnsi="Consolas" w:cs="Times New Roman"/>
@@ -4041,6 +4460,7 @@
         </w:rPr>
         <w:t xml:space="preserve">        </w:t>
       </w:r>
+      <w:proofErr w:type="spellStart"/>
       <w:r>
         <w:rPr>
           <w:rFonts w:ascii="Consolas" w:eastAsia="Times New Roman" w:hAnsi="Consolas" w:cs="Times New Roman"/>
@@ -4071,6 +4491,7 @@
         </w:rPr>
         <w:t>t_start</w:t>
       </w:r>
+      <w:proofErr w:type="spellEnd"/>
       <w:r>
         <w:rPr>
           <w:rFonts w:ascii="Consolas" w:eastAsia="Times New Roman" w:hAnsi="Consolas" w:cs="Times New Roman"/>
@@ -4134,6 +4555,7 @@
         </w:rPr>
         <w:t xml:space="preserve">        </w:t>
       </w:r>
+      <w:proofErr w:type="spellStart"/>
       <w:proofErr w:type="gramStart"/>
       <w:r>
         <w:rPr>
@@ -4176,6 +4598,7 @@
         </w:rPr>
         <w:t>_times</w:t>
       </w:r>
+      <w:proofErr w:type="spellEnd"/>
       <w:r>
         <w:rPr>
           <w:rFonts w:ascii="Consolas" w:eastAsia="Times New Roman" w:hAnsi="Consolas" w:cs="Times New Roman"/>
@@ -4229,6 +4652,7 @@
         </w:rPr>
         <w:t xml:space="preserve">        </w:t>
       </w:r>
+      <w:proofErr w:type="spellStart"/>
       <w:r>
         <w:rPr>
           <w:rFonts w:ascii="Consolas" w:eastAsia="Times New Roman" w:hAnsi="Consolas" w:cs="Times New Roman"/>
@@ -4259,6 +4683,7 @@
         </w:rPr>
         <w:t>end_times</w:t>
       </w:r>
+      <w:proofErr w:type="spellEnd"/>
       <w:r>
         <w:rPr>
           <w:rFonts w:ascii="Consolas" w:eastAsia="Times New Roman" w:hAnsi="Consolas" w:cs="Times New Roman"/>
@@ -4311,6 +4736,7 @@
         </w:rPr>
         <w:t xml:space="preserve">        </w:t>
       </w:r>
+      <w:proofErr w:type="spellStart"/>
       <w:proofErr w:type="gramStart"/>
       <w:r>
         <w:rPr>
@@ -4349,6 +4775,7 @@
         </w:rPr>
         <w:t>_procs</w:t>
       </w:r>
+      <w:proofErr w:type="spellEnd"/>
       <w:r>
         <w:rPr>
           <w:rFonts w:ascii="Consolas" w:eastAsia="Times New Roman" w:hAnsi="Consolas" w:cs="Times New Roman"/>
@@ -4449,6 +4876,7 @@
         </w:rPr>
         <w:t xml:space="preserve">        </w:t>
       </w:r>
+      <w:proofErr w:type="spellStart"/>
       <w:r>
         <w:rPr>
           <w:rFonts w:ascii="Consolas" w:eastAsia="Times New Roman" w:hAnsi="Consolas" w:cs="Times New Roman"/>
@@ -4479,6 +4907,7 @@
         </w:rPr>
         <w:t>log_queue</w:t>
       </w:r>
+      <w:proofErr w:type="spellEnd"/>
       <w:r>
         <w:rPr>
           <w:rFonts w:ascii="Consolas" w:eastAsia="Times New Roman" w:hAnsi="Consolas" w:cs="Times New Roman"/>
@@ -4509,6 +4938,7 @@
         </w:rPr>
         <w:t xml:space="preserve"> </w:t>
       </w:r>
+      <w:proofErr w:type="spellStart"/>
       <w:r>
         <w:rPr>
           <w:rFonts w:ascii="Consolas" w:eastAsia="Times New Roman" w:hAnsi="Consolas" w:cs="Times New Roman"/>
@@ -4539,6 +4969,7 @@
         </w:rPr>
         <w:t>Queue</w:t>
       </w:r>
+      <w:proofErr w:type="spellEnd"/>
       <w:r>
         <w:rPr>
           <w:rFonts w:ascii="Consolas" w:eastAsia="Times New Roman" w:hAnsi="Consolas" w:cs="Times New Roman"/>
@@ -4623,8 +5054,20 @@
           <w:szCs w:val="21"/>
           <w:lang w:val="en-US"/>
         </w:rPr>
-        <w:t>_build_style</w:t>
-      </w:r>
+        <w:t>_</w:t>
+      </w:r>
+      <w:proofErr w:type="spellStart"/>
+      <w:r>
+        <w:rPr>
+          <w:rFonts w:ascii="Consolas" w:eastAsia="Times New Roman" w:hAnsi="Consolas" w:cs="Times New Roman"/>
+          <w:color w:val="DCDCAA"/>
+          <w:sz w:val="21"/>
+          <w:szCs w:val="21"/>
+          <w:lang w:val="en-US"/>
+        </w:rPr>
+        <w:t>build_style</w:t>
+      </w:r>
+      <w:proofErr w:type="spellEnd"/>
       <w:r>
         <w:rPr>
           <w:rFonts w:ascii="Consolas" w:eastAsia="Times New Roman" w:hAnsi="Consolas" w:cs="Times New Roman"/>
@@ -4686,8 +5129,20 @@
           <w:szCs w:val="21"/>
           <w:lang w:val="en-US"/>
         </w:rPr>
-        <w:t>_build_ui</w:t>
-      </w:r>
+        <w:t>_</w:t>
+      </w:r>
+      <w:proofErr w:type="spellStart"/>
+      <w:r>
+        <w:rPr>
+          <w:rFonts w:ascii="Consolas" w:eastAsia="Times New Roman" w:hAnsi="Consolas" w:cs="Times New Roman"/>
+          <w:color w:val="DCDCAA"/>
+          <w:sz w:val="21"/>
+          <w:szCs w:val="21"/>
+          <w:lang w:val="en-US"/>
+        </w:rPr>
+        <w:t>build_ui</w:t>
+      </w:r>
+      <w:proofErr w:type="spellEnd"/>
       <w:r>
         <w:rPr>
           <w:rFonts w:ascii="Consolas" w:eastAsia="Times New Roman" w:hAnsi="Consolas" w:cs="Times New Roman"/>
@@ -4862,6 +5317,7 @@
         </w:rPr>
         <w:t xml:space="preserve">        </w:t>
       </w:r>
+      <w:proofErr w:type="spellStart"/>
       <w:r>
         <w:rPr>
           <w:rFonts w:ascii="Consolas" w:eastAsia="Times New Roman" w:hAnsi="Consolas" w:cs="Times New Roman"/>
@@ -4900,7 +5356,18 @@
           <w:szCs w:val="21"/>
           <w:lang w:val="en-US"/>
         </w:rPr>
-        <w:t>.after(</w:t>
+        <w:t>.after</w:t>
+      </w:r>
+      <w:proofErr w:type="spellEnd"/>
+      <w:r>
+        <w:rPr>
+          <w:rFonts w:ascii="Consolas" w:eastAsia="Times New Roman" w:hAnsi="Consolas" w:cs="Times New Roman"/>
+          <w:color w:val="CCCCCC"/>
+          <w:sz w:val="21"/>
+          <w:szCs w:val="21"/>
+          <w:lang w:val="en-US"/>
+        </w:rPr>
+        <w:t>(</w:t>
       </w:r>
       <w:r>
         <w:rPr>
@@ -4922,6 +5389,7 @@
         </w:rPr>
         <w:t xml:space="preserve">, </w:t>
       </w:r>
+      <w:proofErr w:type="spellStart"/>
       <w:r>
         <w:rPr>
           <w:rFonts w:ascii="Consolas" w:eastAsia="Times New Roman" w:hAnsi="Consolas" w:cs="Times New Roman"/>
@@ -4952,6 +5420,7 @@
         </w:rPr>
         <w:t>process_log_queue</w:t>
       </w:r>
+      <w:proofErr w:type="spellEnd"/>
       <w:r>
         <w:rPr>
           <w:rFonts w:ascii="Consolas" w:eastAsia="Times New Roman" w:hAnsi="Consolas" w:cs="Times New Roman"/>
@@ -5161,6 +5630,7 @@
         </w:rPr>
         <w:t xml:space="preserve"> (</w:t>
       </w:r>
+      <w:proofErr w:type="spellStart"/>
       <w:r>
         <w:rPr>
           <w:rFonts w:ascii="Consolas" w:eastAsia="Times New Roman" w:hAnsi="Consolas" w:cs="Times New Roman"/>
@@ -5199,7 +5669,18 @@
           <w:szCs w:val="21"/>
           <w:lang w:val="en-US"/>
         </w:rPr>
-        <w:t xml:space="preserve">.winfo_screenwidth() </w:t>
+        <w:t>.winfo_screenwidth</w:t>
+      </w:r>
+      <w:proofErr w:type="spellEnd"/>
+      <w:r>
+        <w:rPr>
+          <w:rFonts w:ascii="Consolas" w:eastAsia="Times New Roman" w:hAnsi="Consolas" w:cs="Times New Roman"/>
+          <w:color w:val="CCCCCC"/>
+          <w:sz w:val="21"/>
+          <w:szCs w:val="21"/>
+          <w:lang w:val="en-US"/>
+        </w:rPr>
+        <w:t xml:space="preserve">() </w:t>
       </w:r>
       <w:r>
         <w:rPr>
@@ -5335,6 +5816,7 @@
         </w:rPr>
         <w:t xml:space="preserve"> (</w:t>
       </w:r>
+      <w:proofErr w:type="spellStart"/>
       <w:r>
         <w:rPr>
           <w:rFonts w:ascii="Consolas" w:eastAsia="Times New Roman" w:hAnsi="Consolas" w:cs="Times New Roman"/>
@@ -5373,7 +5855,18 @@
           <w:szCs w:val="21"/>
           <w:lang w:val="en-US"/>
         </w:rPr>
-        <w:t xml:space="preserve">.winfo_screenheight() </w:t>
+        <w:t>.winfo_screenheight</w:t>
+      </w:r>
+      <w:proofErr w:type="spellEnd"/>
+      <w:r>
+        <w:rPr>
+          <w:rFonts w:ascii="Consolas" w:eastAsia="Times New Roman" w:hAnsi="Consolas" w:cs="Times New Roman"/>
+          <w:color w:val="CCCCCC"/>
+          <w:sz w:val="21"/>
+          <w:szCs w:val="21"/>
+          <w:lang w:val="en-US"/>
+        </w:rPr>
+        <w:t xml:space="preserve">() </w:t>
       </w:r>
       <w:r>
         <w:rPr>
@@ -5468,6 +5961,7 @@
         </w:rPr>
         <w:t xml:space="preserve">        </w:t>
       </w:r>
+      <w:proofErr w:type="spellStart"/>
       <w:r>
         <w:rPr>
           <w:rFonts w:ascii="Consolas" w:eastAsia="Times New Roman" w:hAnsi="Consolas" w:cs="Times New Roman"/>
@@ -5506,7 +6000,18 @@
           <w:szCs w:val="21"/>
           <w:lang w:val="en-US"/>
         </w:rPr>
-        <w:t>.geometry(</w:t>
+        <w:t>.geometry</w:t>
+      </w:r>
+      <w:proofErr w:type="spellEnd"/>
+      <w:r>
+        <w:rPr>
+          <w:rFonts w:ascii="Consolas" w:eastAsia="Times New Roman" w:hAnsi="Consolas" w:cs="Times New Roman"/>
+          <w:color w:val="CCCCCC"/>
+          <w:sz w:val="21"/>
+          <w:szCs w:val="21"/>
+          <w:lang w:val="en-US"/>
+        </w:rPr>
+        <w:t>(</w:t>
       </w:r>
       <w:r>
         <w:rPr>
@@ -5762,8 +6267,20 @@
           <w:szCs w:val="21"/>
           <w:lang w:val="en-US"/>
         </w:rPr>
-        <w:t>_build_style</w:t>
-      </w:r>
+        <w:t>_</w:t>
+      </w:r>
+      <w:proofErr w:type="spellStart"/>
+      <w:r>
+        <w:rPr>
+          <w:rFonts w:ascii="Consolas" w:eastAsia="Times New Roman" w:hAnsi="Consolas" w:cs="Times New Roman"/>
+          <w:color w:val="DCDCAA"/>
+          <w:sz w:val="21"/>
+          <w:szCs w:val="21"/>
+          <w:lang w:val="en-US"/>
+        </w:rPr>
+        <w:t>build_style</w:t>
+      </w:r>
+      <w:proofErr w:type="spellEnd"/>
       <w:r>
         <w:rPr>
           <w:rFonts w:ascii="Consolas" w:eastAsia="Times New Roman" w:hAnsi="Consolas" w:cs="Times New Roman"/>
@@ -5857,6 +6374,7 @@
         </w:rPr>
         <w:t xml:space="preserve"> </w:t>
       </w:r>
+      <w:proofErr w:type="spellStart"/>
       <w:r>
         <w:rPr>
           <w:rFonts w:ascii="Consolas" w:eastAsia="Times New Roman" w:hAnsi="Consolas" w:cs="Times New Roman"/>
@@ -5887,6 +6405,7 @@
         </w:rPr>
         <w:t>Style</w:t>
       </w:r>
+      <w:proofErr w:type="spellEnd"/>
       <w:r>
         <w:rPr>
           <w:rFonts w:ascii="Consolas" w:eastAsia="Times New Roman" w:hAnsi="Consolas" w:cs="Times New Roman"/>
@@ -5940,6 +6459,7 @@
         </w:rPr>
         <w:t xml:space="preserve">: </w:t>
       </w:r>
+      <w:proofErr w:type="spellStart"/>
       <w:r>
         <w:rPr>
           <w:rFonts w:ascii="Consolas" w:eastAsia="Times New Roman" w:hAnsi="Consolas" w:cs="Times New Roman"/>
@@ -5970,6 +6490,7 @@
         </w:rPr>
         <w:t>theme_use</w:t>
       </w:r>
+      <w:proofErr w:type="spellEnd"/>
       <w:r>
         <w:rPr>
           <w:rFonts w:ascii="Consolas" w:eastAsia="Times New Roman" w:hAnsi="Consolas" w:cs="Times New Roman"/>
@@ -6043,6 +6564,7 @@
         </w:rPr>
         <w:t xml:space="preserve"> </w:t>
       </w:r>
+      <w:proofErr w:type="spellStart"/>
       <w:r>
         <w:rPr>
           <w:rFonts w:ascii="Consolas" w:eastAsia="Times New Roman" w:hAnsi="Consolas" w:cs="Times New Roman"/>
@@ -6073,6 +6595,7 @@
         </w:rPr>
         <w:t>TclError</w:t>
       </w:r>
+      <w:proofErr w:type="spellEnd"/>
       <w:r>
         <w:rPr>
           <w:rFonts w:ascii="Consolas" w:eastAsia="Times New Roman" w:hAnsi="Consolas" w:cs="Times New Roman"/>
@@ -6139,6 +6662,7 @@
         </w:rPr>
         <w:t xml:space="preserve">        </w:t>
       </w:r>
+      <w:proofErr w:type="spellStart"/>
       <w:r>
         <w:rPr>
           <w:rFonts w:ascii="Consolas" w:eastAsia="Times New Roman" w:hAnsi="Consolas" w:cs="Times New Roman"/>
@@ -6169,6 +6693,7 @@
         </w:rPr>
         <w:t>configure</w:t>
       </w:r>
+      <w:proofErr w:type="spellEnd"/>
       <w:r>
         <w:rPr>
           <w:rFonts w:ascii="Consolas" w:eastAsia="Times New Roman" w:hAnsi="Consolas" w:cs="Times New Roman"/>
@@ -6279,6 +6804,7 @@
         </w:rPr>
         <w:t xml:space="preserve">, </w:t>
       </w:r>
+      <w:proofErr w:type="spellStart"/>
       <w:r>
         <w:rPr>
           <w:rFonts w:ascii="Consolas" w:eastAsia="Times New Roman" w:hAnsi="Consolas" w:cs="Times New Roman"/>
@@ -6289,6 +6815,7 @@
         </w:rPr>
         <w:t>fieldbackground</w:t>
       </w:r>
+      <w:proofErr w:type="spellEnd"/>
       <w:r>
         <w:rPr>
           <w:rFonts w:ascii="Consolas" w:eastAsia="Times New Roman" w:hAnsi="Consolas" w:cs="Times New Roman"/>
@@ -6342,6 +6869,7 @@
         </w:rPr>
         <w:t xml:space="preserve">        </w:t>
       </w:r>
+      <w:proofErr w:type="spellStart"/>
       <w:r>
         <w:rPr>
           <w:rFonts w:ascii="Consolas" w:eastAsia="Times New Roman" w:hAnsi="Consolas" w:cs="Times New Roman"/>
@@ -6372,6 +6900,7 @@
         </w:rPr>
         <w:t>configure</w:t>
       </w:r>
+      <w:proofErr w:type="spellEnd"/>
       <w:r>
         <w:rPr>
           <w:rFonts w:ascii="Consolas" w:eastAsia="Times New Roman" w:hAnsi="Consolas" w:cs="Times New Roman"/>
@@ -6390,7 +6919,29 @@
           <w:szCs w:val="21"/>
           <w:lang w:val="en-US"/>
         </w:rPr>
-        <w:t>"TFrame"</w:t>
+        <w:t>"</w:t>
+      </w:r>
+      <w:proofErr w:type="spellStart"/>
+      <w:r>
+        <w:rPr>
+          <w:rFonts w:ascii="Consolas" w:eastAsia="Times New Roman" w:hAnsi="Consolas" w:cs="Times New Roman"/>
+          <w:color w:val="CE9178"/>
+          <w:sz w:val="21"/>
+          <w:szCs w:val="21"/>
+          <w:lang w:val="en-US"/>
+        </w:rPr>
+        <w:t>TFrame</w:t>
+      </w:r>
+      <w:proofErr w:type="spellEnd"/>
+      <w:r>
+        <w:rPr>
+          <w:rFonts w:ascii="Consolas" w:eastAsia="Times New Roman" w:hAnsi="Consolas" w:cs="Times New Roman"/>
+          <w:color w:val="CE9178"/>
+          <w:sz w:val="21"/>
+          <w:szCs w:val="21"/>
+          <w:lang w:val="en-US"/>
+        </w:rPr>
+        <w:t>"</w:t>
       </w:r>
       <w:r>
         <w:rPr>
@@ -6465,6 +7016,7 @@
         </w:rPr>
         <w:t xml:space="preserve">        </w:t>
       </w:r>
+      <w:proofErr w:type="spellStart"/>
       <w:r>
         <w:rPr>
           <w:rFonts w:ascii="Consolas" w:eastAsia="Times New Roman" w:hAnsi="Consolas" w:cs="Times New Roman"/>
@@ -6495,6 +7047,7 @@
         </w:rPr>
         <w:t>configure</w:t>
       </w:r>
+      <w:proofErr w:type="spellEnd"/>
       <w:r>
         <w:rPr>
           <w:rFonts w:ascii="Consolas" w:eastAsia="Times New Roman" w:hAnsi="Consolas" w:cs="Times New Roman"/>
@@ -6513,7 +7066,29 @@
           <w:szCs w:val="21"/>
           <w:lang w:val="en-US"/>
         </w:rPr>
-        <w:t>"Main.TFrame"</w:t>
+        <w:t>"</w:t>
+      </w:r>
+      <w:proofErr w:type="spellStart"/>
+      <w:r>
+        <w:rPr>
+          <w:rFonts w:ascii="Consolas" w:eastAsia="Times New Roman" w:hAnsi="Consolas" w:cs="Times New Roman"/>
+          <w:color w:val="CE9178"/>
+          <w:sz w:val="21"/>
+          <w:szCs w:val="21"/>
+          <w:lang w:val="en-US"/>
+        </w:rPr>
+        <w:t>Main.TFrame</w:t>
+      </w:r>
+      <w:proofErr w:type="spellEnd"/>
+      <w:r>
+        <w:rPr>
+          <w:rFonts w:ascii="Consolas" w:eastAsia="Times New Roman" w:hAnsi="Consolas" w:cs="Times New Roman"/>
+          <w:color w:val="CE9178"/>
+          <w:sz w:val="21"/>
+          <w:szCs w:val="21"/>
+          <w:lang w:val="en-US"/>
+        </w:rPr>
+        <w:t>"</w:t>
       </w:r>
       <w:r>
         <w:rPr>
@@ -6588,6 +7163,7 @@
         </w:rPr>
         <w:t xml:space="preserve">        </w:t>
       </w:r>
+      <w:proofErr w:type="spellStart"/>
       <w:r>
         <w:rPr>
           <w:rFonts w:ascii="Consolas" w:eastAsia="Times New Roman" w:hAnsi="Consolas" w:cs="Times New Roman"/>
@@ -6618,6 +7194,7 @@
         </w:rPr>
         <w:t>configure</w:t>
       </w:r>
+      <w:proofErr w:type="spellEnd"/>
       <w:r>
         <w:rPr>
           <w:rFonts w:ascii="Consolas" w:eastAsia="Times New Roman" w:hAnsi="Consolas" w:cs="Times New Roman"/>
@@ -6636,7 +7213,29 @@
           <w:szCs w:val="21"/>
           <w:lang w:val="en-US"/>
         </w:rPr>
-        <w:t>"TLabel"</w:t>
+        <w:t>"</w:t>
+      </w:r>
+      <w:proofErr w:type="spellStart"/>
+      <w:r>
+        <w:rPr>
+          <w:rFonts w:ascii="Consolas" w:eastAsia="Times New Roman" w:hAnsi="Consolas" w:cs="Times New Roman"/>
+          <w:color w:val="CE9178"/>
+          <w:sz w:val="21"/>
+          <w:szCs w:val="21"/>
+          <w:lang w:val="en-US"/>
+        </w:rPr>
+        <w:t>TLabel</w:t>
+      </w:r>
+      <w:proofErr w:type="spellEnd"/>
+      <w:r>
+        <w:rPr>
+          <w:rFonts w:ascii="Consolas" w:eastAsia="Times New Roman" w:hAnsi="Consolas" w:cs="Times New Roman"/>
+          <w:color w:val="CE9178"/>
+          <w:sz w:val="21"/>
+          <w:szCs w:val="21"/>
+          <w:lang w:val="en-US"/>
+        </w:rPr>
+        <w:t>"</w:t>
       </w:r>
       <w:r>
         <w:rPr>
@@ -6821,6 +7420,7 @@
         </w:rPr>
         <w:t xml:space="preserve">        </w:t>
       </w:r>
+      <w:proofErr w:type="spellStart"/>
       <w:r>
         <w:rPr>
           <w:rFonts w:ascii="Consolas" w:eastAsia="Times New Roman" w:hAnsi="Consolas" w:cs="Times New Roman"/>
@@ -6851,6 +7451,7 @@
         </w:rPr>
         <w:t>configure</w:t>
       </w:r>
+      <w:proofErr w:type="spellEnd"/>
       <w:r>
         <w:rPr>
           <w:rFonts w:ascii="Consolas" w:eastAsia="Times New Roman" w:hAnsi="Consolas" w:cs="Times New Roman"/>
@@ -6869,7 +7470,29 @@
           <w:szCs w:val="21"/>
           <w:lang w:val="en-US"/>
         </w:rPr>
-        <w:t>"Title.TLabel"</w:t>
+        <w:t>"</w:t>
+      </w:r>
+      <w:proofErr w:type="spellStart"/>
+      <w:r>
+        <w:rPr>
+          <w:rFonts w:ascii="Consolas" w:eastAsia="Times New Roman" w:hAnsi="Consolas" w:cs="Times New Roman"/>
+          <w:color w:val="CE9178"/>
+          <w:sz w:val="21"/>
+          <w:szCs w:val="21"/>
+          <w:lang w:val="en-US"/>
+        </w:rPr>
+        <w:t>Title.TLabel</w:t>
+      </w:r>
+      <w:proofErr w:type="spellEnd"/>
+      <w:r>
+        <w:rPr>
+          <w:rFonts w:ascii="Consolas" w:eastAsia="Times New Roman" w:hAnsi="Consolas" w:cs="Times New Roman"/>
+          <w:color w:val="CE9178"/>
+          <w:sz w:val="21"/>
+          <w:szCs w:val="21"/>
+          <w:lang w:val="en-US"/>
+        </w:rPr>
+        <w:t>"</w:t>
       </w:r>
       <w:r>
         <w:rPr>
@@ -7034,6 +7657,7 @@
         </w:rPr>
         <w:t xml:space="preserve">        </w:t>
       </w:r>
+      <w:proofErr w:type="spellStart"/>
       <w:r>
         <w:rPr>
           <w:rFonts w:ascii="Consolas" w:eastAsia="Times New Roman" w:hAnsi="Consolas" w:cs="Times New Roman"/>
@@ -7064,6 +7688,7 @@
         </w:rPr>
         <w:t>configure</w:t>
       </w:r>
+      <w:proofErr w:type="spellEnd"/>
       <w:r>
         <w:rPr>
           <w:rFonts w:ascii="Consolas" w:eastAsia="Times New Roman" w:hAnsi="Consolas" w:cs="Times New Roman"/>
@@ -7082,7 +7707,29 @@
           <w:szCs w:val="21"/>
           <w:lang w:val="en-US"/>
         </w:rPr>
-        <w:t>"Sub.TLabel"</w:t>
+        <w:t>"</w:t>
+      </w:r>
+      <w:proofErr w:type="spellStart"/>
+      <w:r>
+        <w:rPr>
+          <w:rFonts w:ascii="Consolas" w:eastAsia="Times New Roman" w:hAnsi="Consolas" w:cs="Times New Roman"/>
+          <w:color w:val="CE9178"/>
+          <w:sz w:val="21"/>
+          <w:szCs w:val="21"/>
+          <w:lang w:val="en-US"/>
+        </w:rPr>
+        <w:t>Sub.TLabel</w:t>
+      </w:r>
+      <w:proofErr w:type="spellEnd"/>
+      <w:r>
+        <w:rPr>
+          <w:rFonts w:ascii="Consolas" w:eastAsia="Times New Roman" w:hAnsi="Consolas" w:cs="Times New Roman"/>
+          <w:color w:val="CE9178"/>
+          <w:sz w:val="21"/>
+          <w:szCs w:val="21"/>
+          <w:lang w:val="en-US"/>
+        </w:rPr>
+        <w:t>"</w:t>
       </w:r>
       <w:r>
         <w:rPr>
@@ -7250,6 +7897,7 @@
         </w:rPr>
         <w:t xml:space="preserve">        </w:t>
       </w:r>
+      <w:proofErr w:type="spellStart"/>
       <w:r>
         <w:rPr>
           <w:rFonts w:ascii="Consolas" w:eastAsia="Times New Roman" w:hAnsi="Consolas" w:cs="Times New Roman"/>
@@ -7280,6 +7928,7 @@
         </w:rPr>
         <w:t>configure</w:t>
       </w:r>
+      <w:proofErr w:type="spellEnd"/>
       <w:r>
         <w:rPr>
           <w:rFonts w:ascii="Consolas" w:eastAsia="Times New Roman" w:hAnsi="Consolas" w:cs="Times New Roman"/>
@@ -7298,7 +7947,29 @@
           <w:szCs w:val="21"/>
           <w:lang w:val="en-US"/>
         </w:rPr>
-        <w:t>"TButton"</w:t>
+        <w:t>"</w:t>
+      </w:r>
+      <w:proofErr w:type="spellStart"/>
+      <w:r>
+        <w:rPr>
+          <w:rFonts w:ascii="Consolas" w:eastAsia="Times New Roman" w:hAnsi="Consolas" w:cs="Times New Roman"/>
+          <w:color w:val="CE9178"/>
+          <w:sz w:val="21"/>
+          <w:szCs w:val="21"/>
+          <w:lang w:val="en-US"/>
+        </w:rPr>
+        <w:t>TButton</w:t>
+      </w:r>
+      <w:proofErr w:type="spellEnd"/>
+      <w:r>
+        <w:rPr>
+          <w:rFonts w:ascii="Consolas" w:eastAsia="Times New Roman" w:hAnsi="Consolas" w:cs="Times New Roman"/>
+          <w:color w:val="CE9178"/>
+          <w:sz w:val="21"/>
+          <w:szCs w:val="21"/>
+          <w:lang w:val="en-US"/>
+        </w:rPr>
+        <w:t>"</w:t>
       </w:r>
       <w:r>
         <w:rPr>
@@ -7480,6 +8151,7 @@
         </w:rPr>
         <w:t xml:space="preserve">, </w:t>
       </w:r>
+      <w:proofErr w:type="spellStart"/>
       <w:r>
         <w:rPr>
           <w:rFonts w:ascii="Consolas" w:eastAsia="Times New Roman" w:hAnsi="Consolas" w:cs="Times New Roman"/>
@@ -7490,6 +8162,7 @@
         </w:rPr>
         <w:t>borderwidth</w:t>
       </w:r>
+      <w:proofErr w:type="spellEnd"/>
       <w:r>
         <w:rPr>
           <w:rFonts w:ascii="Consolas" w:eastAsia="Times New Roman" w:hAnsi="Consolas" w:cs="Times New Roman"/>
@@ -7583,6 +8256,7 @@
         </w:rPr>
         <w:t xml:space="preserve">        </w:t>
       </w:r>
+      <w:proofErr w:type="spellStart"/>
       <w:r>
         <w:rPr>
           <w:rFonts w:ascii="Consolas" w:eastAsia="Times New Roman" w:hAnsi="Consolas" w:cs="Times New Roman"/>
@@ -7613,6 +8287,7 @@
         </w:rPr>
         <w:t>map</w:t>
       </w:r>
+      <w:proofErr w:type="spellEnd"/>
       <w:r>
         <w:rPr>
           <w:rFonts w:ascii="Consolas" w:eastAsia="Times New Roman" w:hAnsi="Consolas" w:cs="Times New Roman"/>
@@ -7631,7 +8306,29 @@
           <w:szCs w:val="21"/>
           <w:lang w:val="en-US"/>
         </w:rPr>
-        <w:t>"TButton"</w:t>
+        <w:t>"</w:t>
+      </w:r>
+      <w:proofErr w:type="spellStart"/>
+      <w:r>
+        <w:rPr>
+          <w:rFonts w:ascii="Consolas" w:eastAsia="Times New Roman" w:hAnsi="Consolas" w:cs="Times New Roman"/>
+          <w:color w:val="CE9178"/>
+          <w:sz w:val="21"/>
+          <w:szCs w:val="21"/>
+          <w:lang w:val="en-US"/>
+        </w:rPr>
+        <w:t>TButton</w:t>
+      </w:r>
+      <w:proofErr w:type="spellEnd"/>
+      <w:r>
+        <w:rPr>
+          <w:rFonts w:ascii="Consolas" w:eastAsia="Times New Roman" w:hAnsi="Consolas" w:cs="Times New Roman"/>
+          <w:color w:val="CE9178"/>
+          <w:sz w:val="21"/>
+          <w:szCs w:val="21"/>
+          <w:lang w:val="en-US"/>
+        </w:rPr>
+        <w:t>"</w:t>
       </w:r>
       <w:r>
         <w:rPr>
@@ -7759,6 +8456,7 @@
         </w:rPr>
         <w:t xml:space="preserve">        </w:t>
       </w:r>
+      <w:proofErr w:type="spellStart"/>
       <w:r>
         <w:rPr>
           <w:rFonts w:ascii="Consolas" w:eastAsia="Times New Roman" w:hAnsi="Consolas" w:cs="Times New Roman"/>
@@ -7789,6 +8487,7 @@
         </w:rPr>
         <w:t>configure</w:t>
       </w:r>
+      <w:proofErr w:type="spellEnd"/>
       <w:r>
         <w:rPr>
           <w:rFonts w:ascii="Consolas" w:eastAsia="Times New Roman" w:hAnsi="Consolas" w:cs="Times New Roman"/>
@@ -7807,7 +8506,29 @@
           <w:szCs w:val="21"/>
           <w:lang w:val="en-US"/>
         </w:rPr>
-        <w:t>"TLabelframe"</w:t>
+        <w:t>"</w:t>
+      </w:r>
+      <w:proofErr w:type="spellStart"/>
+      <w:r>
+        <w:rPr>
+          <w:rFonts w:ascii="Consolas" w:eastAsia="Times New Roman" w:hAnsi="Consolas" w:cs="Times New Roman"/>
+          <w:color w:val="CE9178"/>
+          <w:sz w:val="21"/>
+          <w:szCs w:val="21"/>
+          <w:lang w:val="en-US"/>
+        </w:rPr>
+        <w:t>TLabelframe</w:t>
+      </w:r>
+      <w:proofErr w:type="spellEnd"/>
+      <w:r>
+        <w:rPr>
+          <w:rFonts w:ascii="Consolas" w:eastAsia="Times New Roman" w:hAnsi="Consolas" w:cs="Times New Roman"/>
+          <w:color w:val="CE9178"/>
+          <w:sz w:val="21"/>
+          <w:szCs w:val="21"/>
+          <w:lang w:val="en-US"/>
+        </w:rPr>
+        <w:t>"</w:t>
       </w:r>
       <w:r>
         <w:rPr>
@@ -7899,6 +8620,7 @@
         </w:rPr>
         <w:t xml:space="preserve">, </w:t>
       </w:r>
+      <w:proofErr w:type="spellStart"/>
       <w:r>
         <w:rPr>
           <w:rFonts w:ascii="Consolas" w:eastAsia="Times New Roman" w:hAnsi="Consolas" w:cs="Times New Roman"/>
@@ -7909,6 +8631,7 @@
         </w:rPr>
         <w:t>bordercolor</w:t>
       </w:r>
+      <w:proofErr w:type="spellEnd"/>
       <w:r>
         <w:rPr>
           <w:rFonts w:ascii="Consolas" w:eastAsia="Times New Roman" w:hAnsi="Consolas" w:cs="Times New Roman"/>
@@ -7962,6 +8685,7 @@
         </w:rPr>
         <w:t xml:space="preserve">        </w:t>
       </w:r>
+      <w:proofErr w:type="spellStart"/>
       <w:r>
         <w:rPr>
           <w:rFonts w:ascii="Consolas" w:eastAsia="Times New Roman" w:hAnsi="Consolas" w:cs="Times New Roman"/>
@@ -7992,6 +8716,7 @@
         </w:rPr>
         <w:t>configure</w:t>
       </w:r>
+      <w:proofErr w:type="spellEnd"/>
       <w:r>
         <w:rPr>
           <w:rFonts w:ascii="Consolas" w:eastAsia="Times New Roman" w:hAnsi="Consolas" w:cs="Times New Roman"/>
@@ -8010,7 +8735,29 @@
           <w:szCs w:val="21"/>
           <w:lang w:val="en-US"/>
         </w:rPr>
-        <w:t>"TLabelframe.Label"</w:t>
+        <w:t>"</w:t>
+      </w:r>
+      <w:proofErr w:type="spellStart"/>
+      <w:r>
+        <w:rPr>
+          <w:rFonts w:ascii="Consolas" w:eastAsia="Times New Roman" w:hAnsi="Consolas" w:cs="Times New Roman"/>
+          <w:color w:val="CE9178"/>
+          <w:sz w:val="21"/>
+          <w:szCs w:val="21"/>
+          <w:lang w:val="en-US"/>
+        </w:rPr>
+        <w:t>TLabelframe.Label</w:t>
+      </w:r>
+      <w:proofErr w:type="spellEnd"/>
+      <w:r>
+        <w:rPr>
+          <w:rFonts w:ascii="Consolas" w:eastAsia="Times New Roman" w:hAnsi="Consolas" w:cs="Times New Roman"/>
+          <w:color w:val="CE9178"/>
+          <w:sz w:val="21"/>
+          <w:szCs w:val="21"/>
+          <w:lang w:val="en-US"/>
+        </w:rPr>
+        <w:t>"</w:t>
       </w:r>
       <w:r>
         <w:rPr>
@@ -8256,8 +9003,20 @@
           <w:szCs w:val="21"/>
           <w:lang w:val="en-US"/>
         </w:rPr>
-        <w:t>_build_ui</w:t>
-      </w:r>
+        <w:t>_</w:t>
+      </w:r>
+      <w:proofErr w:type="spellStart"/>
+      <w:r>
+        <w:rPr>
+          <w:rFonts w:ascii="Consolas" w:eastAsia="Times New Roman" w:hAnsi="Consolas" w:cs="Times New Roman"/>
+          <w:color w:val="DCDCAA"/>
+          <w:sz w:val="21"/>
+          <w:szCs w:val="21"/>
+          <w:lang w:val="en-US"/>
+        </w:rPr>
+        <w:t>build_ui</w:t>
+      </w:r>
+      <w:proofErr w:type="spellEnd"/>
       <w:r>
         <w:rPr>
           <w:rFonts w:ascii="Consolas" w:eastAsia="Times New Roman" w:hAnsi="Consolas" w:cs="Times New Roman"/>
@@ -8351,6 +9110,7 @@
         </w:rPr>
         <w:t xml:space="preserve"> </w:t>
       </w:r>
+      <w:proofErr w:type="spellStart"/>
       <w:r>
         <w:rPr>
           <w:rFonts w:ascii="Consolas" w:eastAsia="Times New Roman" w:hAnsi="Consolas" w:cs="Times New Roman"/>
@@ -8381,6 +9141,7 @@
         </w:rPr>
         <w:t>Frame</w:t>
       </w:r>
+      <w:proofErr w:type="spellEnd"/>
       <w:r>
         <w:rPr>
           <w:rFonts w:ascii="Consolas" w:eastAsia="Times New Roman" w:hAnsi="Consolas" w:cs="Times New Roman"/>
@@ -8391,6 +9152,7 @@
         </w:rPr>
         <w:t>(</w:t>
       </w:r>
+      <w:proofErr w:type="spellStart"/>
       <w:r>
         <w:rPr>
           <w:rFonts w:ascii="Consolas" w:eastAsia="Times New Roman" w:hAnsi="Consolas" w:cs="Times New Roman"/>
@@ -8421,6 +9183,7 @@
         </w:rPr>
         <w:t>root</w:t>
       </w:r>
+      <w:proofErr w:type="spellEnd"/>
       <w:r>
         <w:rPr>
           <w:rFonts w:ascii="Consolas" w:eastAsia="Times New Roman" w:hAnsi="Consolas" w:cs="Times New Roman"/>
@@ -8499,7 +9262,29 @@
           <w:szCs w:val="21"/>
           <w:lang w:val="en-US"/>
         </w:rPr>
-        <w:t>"Main.TFrame"</w:t>
+        <w:t>"</w:t>
+      </w:r>
+      <w:proofErr w:type="spellStart"/>
+      <w:r>
+        <w:rPr>
+          <w:rFonts w:ascii="Consolas" w:eastAsia="Times New Roman" w:hAnsi="Consolas" w:cs="Times New Roman"/>
+          <w:color w:val="CE9178"/>
+          <w:sz w:val="21"/>
+          <w:szCs w:val="21"/>
+          <w:lang w:val="en-US"/>
+        </w:rPr>
+        <w:t>Main.TFrame</w:t>
+      </w:r>
+      <w:proofErr w:type="spellEnd"/>
+      <w:r>
+        <w:rPr>
+          <w:rFonts w:ascii="Consolas" w:eastAsia="Times New Roman" w:hAnsi="Consolas" w:cs="Times New Roman"/>
+          <w:color w:val="CE9178"/>
+          <w:sz w:val="21"/>
+          <w:szCs w:val="21"/>
+          <w:lang w:val="en-US"/>
+        </w:rPr>
+        <w:t>"</w:t>
       </w:r>
       <w:r>
         <w:rPr>
@@ -8534,6 +9319,7 @@
         </w:rPr>
         <w:t xml:space="preserve">        </w:t>
       </w:r>
+      <w:proofErr w:type="spellStart"/>
       <w:r>
         <w:rPr>
           <w:rFonts w:ascii="Consolas" w:eastAsia="Times New Roman" w:hAnsi="Consolas" w:cs="Times New Roman"/>
@@ -8564,6 +9350,7 @@
         </w:rPr>
         <w:t>pack</w:t>
       </w:r>
+      <w:proofErr w:type="spellEnd"/>
       <w:r>
         <w:rPr>
           <w:rFonts w:ascii="Consolas" w:eastAsia="Times New Roman" w:hAnsi="Consolas" w:cs="Times New Roman"/>
@@ -8677,6 +9464,7 @@
         </w:rPr>
         <w:t xml:space="preserve">        </w:t>
       </w:r>
+      <w:proofErr w:type="spellStart"/>
       <w:r>
         <w:rPr>
           <w:rFonts w:ascii="Consolas" w:eastAsia="Times New Roman" w:hAnsi="Consolas" w:cs="Times New Roman"/>
@@ -8707,6 +9495,7 @@
         </w:rPr>
         <w:t>columnconfigure</w:t>
       </w:r>
+      <w:proofErr w:type="spellEnd"/>
       <w:r>
         <w:rPr>
           <w:rFonts w:ascii="Consolas" w:eastAsia="Times New Roman" w:hAnsi="Consolas" w:cs="Times New Roman"/>
@@ -8777,6 +9566,7 @@
         </w:rPr>
         <w:t xml:space="preserve">, </w:t>
       </w:r>
+      <w:proofErr w:type="spellStart"/>
       <w:r>
         <w:rPr>
           <w:rFonts w:ascii="Consolas" w:eastAsia="Times New Roman" w:hAnsi="Consolas" w:cs="Times New Roman"/>
@@ -8787,6 +9577,7 @@
         </w:rPr>
         <w:t>minsize</w:t>
       </w:r>
+      <w:proofErr w:type="spellEnd"/>
       <w:r>
         <w:rPr>
           <w:rFonts w:ascii="Consolas" w:eastAsia="Times New Roman" w:hAnsi="Consolas" w:cs="Times New Roman"/>
@@ -8840,6 +9631,7 @@
         </w:rPr>
         <w:t xml:space="preserve">        </w:t>
       </w:r>
+      <w:proofErr w:type="spellStart"/>
       <w:r>
         <w:rPr>
           <w:rFonts w:ascii="Consolas" w:eastAsia="Times New Roman" w:hAnsi="Consolas" w:cs="Times New Roman"/>
@@ -8870,6 +9662,7 @@
         </w:rPr>
         <w:t>columnconfigure</w:t>
       </w:r>
+      <w:proofErr w:type="spellEnd"/>
       <w:r>
         <w:rPr>
           <w:rFonts w:ascii="Consolas" w:eastAsia="Times New Roman" w:hAnsi="Consolas" w:cs="Times New Roman"/>
@@ -8963,6 +9756,7 @@
         </w:rPr>
         <w:t xml:space="preserve">        </w:t>
       </w:r>
+      <w:proofErr w:type="spellStart"/>
       <w:r>
         <w:rPr>
           <w:rFonts w:ascii="Consolas" w:eastAsia="Times New Roman" w:hAnsi="Consolas" w:cs="Times New Roman"/>
@@ -8993,6 +9787,7 @@
         </w:rPr>
         <w:t>rowconfigure</w:t>
       </w:r>
+      <w:proofErr w:type="spellEnd"/>
       <w:r>
         <w:rPr>
           <w:rFonts w:ascii="Consolas" w:eastAsia="Times New Roman" w:hAnsi="Consolas" w:cs="Times New Roman"/>
@@ -9139,6 +9934,7 @@
         </w:rPr>
         <w:t xml:space="preserve"> </w:t>
       </w:r>
+      <w:proofErr w:type="spellStart"/>
       <w:r>
         <w:rPr>
           <w:rFonts w:ascii="Consolas" w:eastAsia="Times New Roman" w:hAnsi="Consolas" w:cs="Times New Roman"/>
@@ -9169,6 +9965,7 @@
         </w:rPr>
         <w:t>Frame</w:t>
       </w:r>
+      <w:proofErr w:type="spellEnd"/>
       <w:r>
         <w:rPr>
           <w:rFonts w:ascii="Consolas" w:eastAsia="Times New Roman" w:hAnsi="Consolas" w:cs="Times New Roman"/>
@@ -9262,6 +10059,7 @@
         </w:rPr>
         <w:t xml:space="preserve">        </w:t>
       </w:r>
+      <w:proofErr w:type="spellStart"/>
       <w:r>
         <w:rPr>
           <w:rFonts w:ascii="Consolas" w:eastAsia="Times New Roman" w:hAnsi="Consolas" w:cs="Times New Roman"/>
@@ -9292,6 +10090,7 @@
         </w:rPr>
         <w:t>grid</w:t>
       </w:r>
+      <w:proofErr w:type="spellEnd"/>
       <w:r>
         <w:rPr>
           <w:rFonts w:ascii="Consolas" w:eastAsia="Times New Roman" w:hAnsi="Consolas" w:cs="Times New Roman"/>
@@ -9410,7 +10209,29 @@
           <w:szCs w:val="21"/>
           <w:lang w:val="en-US"/>
         </w:rPr>
-        <w:t>"nsew"</w:t>
+        <w:t>"</w:t>
+      </w:r>
+      <w:proofErr w:type="spellStart"/>
+      <w:r>
+        <w:rPr>
+          <w:rFonts w:ascii="Consolas" w:eastAsia="Times New Roman" w:hAnsi="Consolas" w:cs="Times New Roman"/>
+          <w:color w:val="CE9178"/>
+          <w:sz w:val="21"/>
+          <w:szCs w:val="21"/>
+          <w:lang w:val="en-US"/>
+        </w:rPr>
+        <w:t>nsew</w:t>
+      </w:r>
+      <w:proofErr w:type="spellEnd"/>
+      <w:r>
+        <w:rPr>
+          <w:rFonts w:ascii="Consolas" w:eastAsia="Times New Roman" w:hAnsi="Consolas" w:cs="Times New Roman"/>
+          <w:color w:val="CE9178"/>
+          <w:sz w:val="21"/>
+          <w:szCs w:val="21"/>
+          <w:lang w:val="en-US"/>
+        </w:rPr>
+        <w:t>"</w:t>
       </w:r>
       <w:r>
         <w:rPr>
@@ -9422,6 +10243,7 @@
         </w:rPr>
         <w:t xml:space="preserve">, </w:t>
       </w:r>
+      <w:proofErr w:type="spellStart"/>
       <w:r>
         <w:rPr>
           <w:rFonts w:ascii="Consolas" w:eastAsia="Times New Roman" w:hAnsi="Consolas" w:cs="Times New Roman"/>
@@ -9432,6 +10254,7 @@
         </w:rPr>
         <w:t>padx</w:t>
       </w:r>
+      <w:proofErr w:type="spellEnd"/>
       <w:r>
         <w:rPr>
           <w:rFonts w:ascii="Consolas" w:eastAsia="Times New Roman" w:hAnsi="Consolas" w:cs="Times New Roman"/>
@@ -9578,6 +10401,7 @@
         </w:rPr>
         <w:t xml:space="preserve"> </w:t>
       </w:r>
+      <w:proofErr w:type="spellStart"/>
       <w:r>
         <w:rPr>
           <w:rFonts w:ascii="Consolas" w:eastAsia="Times New Roman" w:hAnsi="Consolas" w:cs="Times New Roman"/>
@@ -9608,6 +10432,7 @@
         </w:rPr>
         <w:t>Frame</w:t>
       </w:r>
+      <w:proofErr w:type="spellEnd"/>
       <w:r>
         <w:rPr>
           <w:rFonts w:ascii="Consolas" w:eastAsia="Times New Roman" w:hAnsi="Consolas" w:cs="Times New Roman"/>
@@ -9666,7 +10491,29 @@
           <w:szCs w:val="21"/>
           <w:lang w:val="en-US"/>
         </w:rPr>
-        <w:t>"Main.TFrame"</w:t>
+        <w:t>"</w:t>
+      </w:r>
+      <w:proofErr w:type="spellStart"/>
+      <w:r>
+        <w:rPr>
+          <w:rFonts w:ascii="Consolas" w:eastAsia="Times New Roman" w:hAnsi="Consolas" w:cs="Times New Roman"/>
+          <w:color w:val="CE9178"/>
+          <w:sz w:val="21"/>
+          <w:szCs w:val="21"/>
+          <w:lang w:val="en-US"/>
+        </w:rPr>
+        <w:t>Main.TFrame</w:t>
+      </w:r>
+      <w:proofErr w:type="spellEnd"/>
+      <w:r>
+        <w:rPr>
+          <w:rFonts w:ascii="Consolas" w:eastAsia="Times New Roman" w:hAnsi="Consolas" w:cs="Times New Roman"/>
+          <w:color w:val="CE9178"/>
+          <w:sz w:val="21"/>
+          <w:szCs w:val="21"/>
+          <w:lang w:val="en-US"/>
+        </w:rPr>
+        <w:t>"</w:t>
       </w:r>
       <w:r>
         <w:rPr>
@@ -9701,6 +10548,7 @@
         </w:rPr>
         <w:t xml:space="preserve">        </w:t>
       </w:r>
+      <w:proofErr w:type="spellStart"/>
       <w:r>
         <w:rPr>
           <w:rFonts w:ascii="Consolas" w:eastAsia="Times New Roman" w:hAnsi="Consolas" w:cs="Times New Roman"/>
@@ -9731,6 +10579,7 @@
         </w:rPr>
         <w:t>grid</w:t>
       </w:r>
+      <w:proofErr w:type="spellEnd"/>
       <w:r>
         <w:rPr>
           <w:rFonts w:ascii="Consolas" w:eastAsia="Times New Roman" w:hAnsi="Consolas" w:cs="Times New Roman"/>
@@ -9849,7 +10698,29 @@
           <w:szCs w:val="21"/>
           <w:lang w:val="en-US"/>
         </w:rPr>
-        <w:t>"nsew"</w:t>
+        <w:t>"</w:t>
+      </w:r>
+      <w:proofErr w:type="spellStart"/>
+      <w:r>
+        <w:rPr>
+          <w:rFonts w:ascii="Consolas" w:eastAsia="Times New Roman" w:hAnsi="Consolas" w:cs="Times New Roman"/>
+          <w:color w:val="CE9178"/>
+          <w:sz w:val="21"/>
+          <w:szCs w:val="21"/>
+          <w:lang w:val="en-US"/>
+        </w:rPr>
+        <w:t>nsew</w:t>
+      </w:r>
+      <w:proofErr w:type="spellEnd"/>
+      <w:r>
+        <w:rPr>
+          <w:rFonts w:ascii="Consolas" w:eastAsia="Times New Roman" w:hAnsi="Consolas" w:cs="Times New Roman"/>
+          <w:color w:val="CE9178"/>
+          <w:sz w:val="21"/>
+          <w:szCs w:val="21"/>
+          <w:lang w:val="en-US"/>
+        </w:rPr>
+        <w:t>"</w:t>
       </w:r>
       <w:r>
         <w:rPr>
@@ -9935,8 +10806,20 @@
           <w:szCs w:val="21"/>
           <w:lang w:val="en-US"/>
         </w:rPr>
-        <w:t>_build_controls</w:t>
-      </w:r>
+        <w:t>_</w:t>
+      </w:r>
+      <w:proofErr w:type="spellStart"/>
+      <w:r>
+        <w:rPr>
+          <w:rFonts w:ascii="Consolas" w:eastAsia="Times New Roman" w:hAnsi="Consolas" w:cs="Times New Roman"/>
+          <w:color w:val="DCDCAA"/>
+          <w:sz w:val="21"/>
+          <w:szCs w:val="21"/>
+          <w:lang w:val="en-US"/>
+        </w:rPr>
+        <w:t>build_controls</w:t>
+      </w:r>
+      <w:proofErr w:type="spellEnd"/>
       <w:r>
         <w:rPr>
           <w:rFonts w:ascii="Consolas" w:eastAsia="Times New Roman" w:hAnsi="Consolas" w:cs="Times New Roman"/>
@@ -10018,8 +10901,20 @@
           <w:szCs w:val="21"/>
           <w:lang w:val="en-US"/>
         </w:rPr>
-        <w:t>_build_visualizer</w:t>
-      </w:r>
+        <w:t>_</w:t>
+      </w:r>
+      <w:proofErr w:type="spellStart"/>
+      <w:r>
+        <w:rPr>
+          <w:rFonts w:ascii="Consolas" w:eastAsia="Times New Roman" w:hAnsi="Consolas" w:cs="Times New Roman"/>
+          <w:color w:val="DCDCAA"/>
+          <w:sz w:val="21"/>
+          <w:szCs w:val="21"/>
+          <w:lang w:val="en-US"/>
+        </w:rPr>
+        <w:t>build_visualizer</w:t>
+      </w:r>
+      <w:proofErr w:type="spellEnd"/>
       <w:r>
         <w:rPr>
           <w:rFonts w:ascii="Consolas" w:eastAsia="Times New Roman" w:hAnsi="Consolas" w:cs="Times New Roman"/>
@@ -10114,8 +11009,20 @@
           <w:szCs w:val="21"/>
           <w:lang w:val="en-US"/>
         </w:rPr>
-        <w:t>_build_controls</w:t>
-      </w:r>
+        <w:t>_</w:t>
+      </w:r>
+      <w:proofErr w:type="spellStart"/>
+      <w:r>
+        <w:rPr>
+          <w:rFonts w:ascii="Consolas" w:eastAsia="Times New Roman" w:hAnsi="Consolas" w:cs="Times New Roman"/>
+          <w:color w:val="DCDCAA"/>
+          <w:sz w:val="21"/>
+          <w:szCs w:val="21"/>
+          <w:lang w:val="en-US"/>
+        </w:rPr>
+        <w:t>build_controls</w:t>
+      </w:r>
+      <w:proofErr w:type="spellEnd"/>
       <w:r>
         <w:rPr>
           <w:rFonts w:ascii="Consolas" w:eastAsia="Times New Roman" w:hAnsi="Consolas" w:cs="Times New Roman"/>
@@ -10189,6 +11096,7 @@
         </w:rPr>
         <w:t xml:space="preserve">        </w:t>
       </w:r>
+      <w:proofErr w:type="spellStart"/>
       <w:proofErr w:type="gramStart"/>
       <w:r>
         <w:rPr>
@@ -10220,6 +11128,7 @@
         </w:rPr>
         <w:t>Label</w:t>
       </w:r>
+      <w:proofErr w:type="spellEnd"/>
       <w:proofErr w:type="gramEnd"/>
       <w:r>
         <w:rPr>
@@ -10338,7 +11247,29 @@
           <w:szCs w:val="21"/>
           <w:lang w:val="en-US"/>
         </w:rPr>
-        <w:t>"Title.TLabel"</w:t>
+        <w:t>"</w:t>
+      </w:r>
+      <w:proofErr w:type="spellStart"/>
+      <w:r>
+        <w:rPr>
+          <w:rFonts w:ascii="Consolas" w:eastAsia="Times New Roman" w:hAnsi="Consolas" w:cs="Times New Roman"/>
+          <w:color w:val="CE9178"/>
+          <w:sz w:val="21"/>
+          <w:szCs w:val="21"/>
+          <w:lang w:val="en-US"/>
+        </w:rPr>
+        <w:t>Title.TLabel</w:t>
+      </w:r>
+      <w:proofErr w:type="spellEnd"/>
+      <w:r>
+        <w:rPr>
+          <w:rFonts w:ascii="Consolas" w:eastAsia="Times New Roman" w:hAnsi="Consolas" w:cs="Times New Roman"/>
+          <w:color w:val="CE9178"/>
+          <w:sz w:val="21"/>
+          <w:szCs w:val="21"/>
+          <w:lang w:val="en-US"/>
+        </w:rPr>
+        <w:t>"</w:t>
       </w:r>
       <w:r>
         <w:rPr>
@@ -10433,6 +11364,7 @@
         </w:rPr>
         <w:t xml:space="preserve">        </w:t>
       </w:r>
+      <w:proofErr w:type="spellStart"/>
       <w:proofErr w:type="gramStart"/>
       <w:r>
         <w:rPr>
@@ -10464,6 +11396,7 @@
         </w:rPr>
         <w:t>Label</w:t>
       </w:r>
+      <w:proofErr w:type="spellEnd"/>
       <w:proofErr w:type="gramEnd"/>
       <w:r>
         <w:rPr>
@@ -10639,7 +11572,29 @@
           <w:szCs w:val="21"/>
           <w:lang w:val="en-US"/>
         </w:rPr>
-        <w:t>"Sub.TLabel"</w:t>
+        <w:t>"</w:t>
+      </w:r>
+      <w:proofErr w:type="spellStart"/>
+      <w:r>
+        <w:rPr>
+          <w:rFonts w:ascii="Consolas" w:eastAsia="Times New Roman" w:hAnsi="Consolas" w:cs="Times New Roman"/>
+          <w:color w:val="CE9178"/>
+          <w:sz w:val="21"/>
+          <w:szCs w:val="21"/>
+          <w:lang w:val="en-US"/>
+        </w:rPr>
+        <w:t>Sub.TLabel</w:t>
+      </w:r>
+      <w:proofErr w:type="spellEnd"/>
+      <w:r>
+        <w:rPr>
+          <w:rFonts w:ascii="Consolas" w:eastAsia="Times New Roman" w:hAnsi="Consolas" w:cs="Times New Roman"/>
+          <w:color w:val="CE9178"/>
+          <w:sz w:val="21"/>
+          <w:szCs w:val="21"/>
+          <w:lang w:val="en-US"/>
+        </w:rPr>
+        <w:t>"</w:t>
       </w:r>
       <w:r>
         <w:rPr>
@@ -10711,6 +11666,7 @@
         </w:rPr>
         <w:t xml:space="preserve">, </w:t>
       </w:r>
+      <w:proofErr w:type="spellStart"/>
       <w:r>
         <w:rPr>
           <w:rFonts w:ascii="Consolas" w:eastAsia="Times New Roman" w:hAnsi="Consolas" w:cs="Times New Roman"/>
@@ -10721,6 +11677,7 @@
         </w:rPr>
         <w:t>pady</w:t>
       </w:r>
+      <w:proofErr w:type="spellEnd"/>
       <w:r>
         <w:rPr>
           <w:rFonts w:ascii="Consolas" w:eastAsia="Times New Roman" w:hAnsi="Consolas" w:cs="Times New Roman"/>
@@ -10817,6 +11774,7 @@
         </w:rPr>
         <w:t xml:space="preserve">        </w:t>
       </w:r>
+      <w:proofErr w:type="spellStart"/>
       <w:r>
         <w:rPr>
           <w:rFonts w:ascii="Consolas" w:eastAsia="Times New Roman" w:hAnsi="Consolas" w:cs="Times New Roman"/>
@@ -10827,6 +11785,7 @@
         </w:rPr>
         <w:t>input_frame</w:t>
       </w:r>
+      <w:proofErr w:type="spellEnd"/>
       <w:r>
         <w:rPr>
           <w:rFonts w:ascii="Consolas" w:eastAsia="Times New Roman" w:hAnsi="Consolas" w:cs="Times New Roman"/>
@@ -10857,6 +11816,7 @@
         </w:rPr>
         <w:t xml:space="preserve"> </w:t>
       </w:r>
+      <w:proofErr w:type="spellStart"/>
       <w:proofErr w:type="gramStart"/>
       <w:r>
         <w:rPr>
@@ -10888,6 +11848,7 @@
         </w:rPr>
         <w:t>LabelFrame</w:t>
       </w:r>
+      <w:proofErr w:type="spellEnd"/>
       <w:proofErr w:type="gramEnd"/>
       <w:r>
         <w:rPr>
@@ -11060,6 +12021,7 @@
         </w:rPr>
         <w:t xml:space="preserve">        </w:t>
       </w:r>
+      <w:proofErr w:type="spellStart"/>
       <w:r>
         <w:rPr>
           <w:rFonts w:ascii="Consolas" w:eastAsia="Times New Roman" w:hAnsi="Consolas" w:cs="Times New Roman"/>
@@ -11090,6 +12052,7 @@
         </w:rPr>
         <w:t>pack</w:t>
       </w:r>
+      <w:proofErr w:type="spellEnd"/>
       <w:r>
         <w:rPr>
           <w:rFonts w:ascii="Consolas" w:eastAsia="Times New Roman" w:hAnsi="Consolas" w:cs="Times New Roman"/>
@@ -11140,6 +12103,7 @@
         </w:rPr>
         <w:t xml:space="preserve">, </w:t>
       </w:r>
+      <w:proofErr w:type="spellStart"/>
       <w:r>
         <w:rPr>
           <w:rFonts w:ascii="Consolas" w:eastAsia="Times New Roman" w:hAnsi="Consolas" w:cs="Times New Roman"/>
@@ -11150,6 +12114,7 @@
         </w:rPr>
         <w:t>pady</w:t>
       </w:r>
+      <w:proofErr w:type="spellEnd"/>
       <w:r>
         <w:rPr>
           <w:rFonts w:ascii="Consolas" w:eastAsia="Times New Roman" w:hAnsi="Consolas" w:cs="Times New Roman"/>
@@ -11226,6 +12191,7 @@
         </w:rPr>
         <w:t xml:space="preserve">        </w:t>
       </w:r>
+      <w:proofErr w:type="spellStart"/>
       <w:r>
         <w:rPr>
           <w:rFonts w:ascii="Consolas" w:eastAsia="Times New Roman" w:hAnsi="Consolas" w:cs="Times New Roman"/>
@@ -11256,6 +12222,7 @@
         </w:rPr>
         <w:t>edges_entry</w:t>
       </w:r>
+      <w:proofErr w:type="spellEnd"/>
       <w:r>
         <w:rPr>
           <w:rFonts w:ascii="Consolas" w:eastAsia="Times New Roman" w:hAnsi="Consolas" w:cs="Times New Roman"/>
@@ -11286,6 +12253,7 @@
         </w:rPr>
         <w:t xml:space="preserve"> </w:t>
       </w:r>
+      <w:proofErr w:type="spellStart"/>
       <w:r>
         <w:rPr>
           <w:rFonts w:ascii="Consolas" w:eastAsia="Times New Roman" w:hAnsi="Consolas" w:cs="Times New Roman"/>
@@ -11316,6 +12284,7 @@
         </w:rPr>
         <w:t>Text</w:t>
       </w:r>
+      <w:proofErr w:type="spellEnd"/>
       <w:r>
         <w:rPr>
           <w:rFonts w:ascii="Consolas" w:eastAsia="Times New Roman" w:hAnsi="Consolas" w:cs="Times New Roman"/>
@@ -11326,6 +12295,7 @@
         </w:rPr>
         <w:t>(</w:t>
       </w:r>
+      <w:proofErr w:type="spellStart"/>
       <w:r>
         <w:rPr>
           <w:rFonts w:ascii="Consolas" w:eastAsia="Times New Roman" w:hAnsi="Consolas" w:cs="Times New Roman"/>
@@ -11336,6 +12306,7 @@
         </w:rPr>
         <w:t>input_frame</w:t>
       </w:r>
+      <w:proofErr w:type="spellEnd"/>
       <w:r>
         <w:rPr>
           <w:rFonts w:ascii="Consolas" w:eastAsia="Times New Roman" w:hAnsi="Consolas" w:cs="Times New Roman"/>
@@ -11519,6 +12490,7 @@
         </w:rPr>
         <w:t>                                   </w:t>
       </w:r>
+      <w:proofErr w:type="spellStart"/>
       <w:r>
         <w:rPr>
           <w:rFonts w:ascii="Consolas" w:eastAsia="Times New Roman" w:hAnsi="Consolas" w:cs="Times New Roman"/>
@@ -11529,6 +12501,7 @@
         </w:rPr>
         <w:t>bg</w:t>
       </w:r>
+      <w:proofErr w:type="spellEnd"/>
       <w:r>
         <w:rPr>
           <w:rFonts w:ascii="Consolas" w:eastAsia="Times New Roman" w:hAnsi="Consolas" w:cs="Times New Roman"/>
@@ -11559,6 +12532,7 @@
         </w:rPr>
         <w:t xml:space="preserve">, </w:t>
       </w:r>
+      <w:proofErr w:type="spellStart"/>
       <w:r>
         <w:rPr>
           <w:rFonts w:ascii="Consolas" w:eastAsia="Times New Roman" w:hAnsi="Consolas" w:cs="Times New Roman"/>
@@ -11569,6 +12543,7 @@
         </w:rPr>
         <w:t>fg</w:t>
       </w:r>
+      <w:proofErr w:type="spellEnd"/>
       <w:r>
         <w:rPr>
           <w:rFonts w:ascii="Consolas" w:eastAsia="Times New Roman" w:hAnsi="Consolas" w:cs="Times New Roman"/>
@@ -11702,6 +12677,7 @@
         </w:rPr>
         <w:t>                                   </w:t>
       </w:r>
+      <w:proofErr w:type="spellStart"/>
       <w:r>
         <w:rPr>
           <w:rFonts w:ascii="Consolas" w:eastAsia="Times New Roman" w:hAnsi="Consolas" w:cs="Times New Roman"/>
@@ -11712,6 +12688,7 @@
         </w:rPr>
         <w:t>highlightthickness</w:t>
       </w:r>
+      <w:proofErr w:type="spellEnd"/>
       <w:r>
         <w:rPr>
           <w:rFonts w:ascii="Consolas" w:eastAsia="Times New Roman" w:hAnsi="Consolas" w:cs="Times New Roman"/>
@@ -11742,6 +12719,7 @@
         </w:rPr>
         <w:t xml:space="preserve">, </w:t>
       </w:r>
+      <w:proofErr w:type="spellStart"/>
       <w:r>
         <w:rPr>
           <w:rFonts w:ascii="Consolas" w:eastAsia="Times New Roman" w:hAnsi="Consolas" w:cs="Times New Roman"/>
@@ -11752,6 +12730,7 @@
         </w:rPr>
         <w:t>highlightbackground</w:t>
       </w:r>
+      <w:proofErr w:type="spellEnd"/>
       <w:r>
         <w:rPr>
           <w:rFonts w:ascii="Consolas" w:eastAsia="Times New Roman" w:hAnsi="Consolas" w:cs="Times New Roman"/>
@@ -11805,6 +12784,7 @@
         </w:rPr>
         <w:t xml:space="preserve">        </w:t>
       </w:r>
+      <w:proofErr w:type="spellStart"/>
       <w:r>
         <w:rPr>
           <w:rFonts w:ascii="Consolas" w:eastAsia="Times New Roman" w:hAnsi="Consolas" w:cs="Times New Roman"/>
@@ -11855,6 +12835,7 @@
         </w:rPr>
         <w:t>pack</w:t>
       </w:r>
+      <w:proofErr w:type="spellEnd"/>
       <w:r>
         <w:rPr>
           <w:rFonts w:ascii="Consolas" w:eastAsia="Times New Roman" w:hAnsi="Consolas" w:cs="Times New Roman"/>
@@ -11928,6 +12909,7 @@
         </w:rPr>
         <w:t xml:space="preserve">        </w:t>
       </w:r>
+      <w:proofErr w:type="spellStart"/>
       <w:r>
         <w:rPr>
           <w:rFonts w:ascii="Consolas" w:eastAsia="Times New Roman" w:hAnsi="Consolas" w:cs="Times New Roman"/>
@@ -11978,6 +12960,7 @@
         </w:rPr>
         <w:t>insert</w:t>
       </w:r>
+      <w:proofErr w:type="spellEnd"/>
       <w:r>
         <w:rPr>
           <w:rFonts w:ascii="Consolas" w:eastAsia="Times New Roman" w:hAnsi="Consolas" w:cs="Times New Roman"/>
@@ -12008,6 +12991,7 @@
         </w:rPr>
         <w:t xml:space="preserve">, </w:t>
       </w:r>
+      <w:proofErr w:type="spellStart"/>
       <w:r>
         <w:rPr>
           <w:rFonts w:ascii="Consolas" w:eastAsia="Times New Roman" w:hAnsi="Consolas" w:cs="Times New Roman"/>
@@ -12038,6 +13022,7 @@
         </w:rPr>
         <w:t>default_edges</w:t>
       </w:r>
+      <w:proofErr w:type="spellEnd"/>
       <w:r>
         <w:rPr>
           <w:rFonts w:ascii="Consolas" w:eastAsia="Times New Roman" w:hAnsi="Consolas" w:cs="Times New Roman"/>
@@ -12094,6 +13079,7 @@
         </w:rPr>
         <w:t xml:space="preserve">        </w:t>
       </w:r>
+      <w:proofErr w:type="spellStart"/>
       <w:r>
         <w:rPr>
           <w:rFonts w:ascii="Consolas" w:eastAsia="Times New Roman" w:hAnsi="Consolas" w:cs="Times New Roman"/>
@@ -12124,6 +13110,7 @@
         </w:rPr>
         <w:t>context_menu</w:t>
       </w:r>
+      <w:proofErr w:type="spellEnd"/>
       <w:r>
         <w:rPr>
           <w:rFonts w:ascii="Consolas" w:eastAsia="Times New Roman" w:hAnsi="Consolas" w:cs="Times New Roman"/>
@@ -12154,6 +13141,7 @@
         </w:rPr>
         <w:t xml:space="preserve"> </w:t>
       </w:r>
+      <w:proofErr w:type="spellStart"/>
       <w:r>
         <w:rPr>
           <w:rFonts w:ascii="Consolas" w:eastAsia="Times New Roman" w:hAnsi="Consolas" w:cs="Times New Roman"/>
@@ -12184,6 +13172,7 @@
         </w:rPr>
         <w:t>Menu</w:t>
       </w:r>
+      <w:proofErr w:type="spellEnd"/>
       <w:r>
         <w:rPr>
           <w:rFonts w:ascii="Consolas" w:eastAsia="Times New Roman" w:hAnsi="Consolas" w:cs="Times New Roman"/>
@@ -12194,6 +13183,7 @@
         </w:rPr>
         <w:t>(</w:t>
       </w:r>
+      <w:proofErr w:type="spellStart"/>
       <w:r>
         <w:rPr>
           <w:rFonts w:ascii="Consolas" w:eastAsia="Times New Roman" w:hAnsi="Consolas" w:cs="Times New Roman"/>
@@ -12224,6 +13214,7 @@
         </w:rPr>
         <w:t>edges_entry</w:t>
       </w:r>
+      <w:proofErr w:type="spellEnd"/>
       <w:r>
         <w:rPr>
           <w:rFonts w:ascii="Consolas" w:eastAsia="Times New Roman" w:hAnsi="Consolas" w:cs="Times New Roman"/>
@@ -12234,6 +13225,7 @@
         </w:rPr>
         <w:t xml:space="preserve">, </w:t>
       </w:r>
+      <w:proofErr w:type="spellStart"/>
       <w:r>
         <w:rPr>
           <w:rFonts w:ascii="Consolas" w:eastAsia="Times New Roman" w:hAnsi="Consolas" w:cs="Times New Roman"/>
@@ -12244,6 +13236,7 @@
         </w:rPr>
         <w:t>tearoff</w:t>
       </w:r>
+      <w:proofErr w:type="spellEnd"/>
       <w:r>
         <w:rPr>
           <w:rFonts w:ascii="Consolas" w:eastAsia="Times New Roman" w:hAnsi="Consolas" w:cs="Times New Roman"/>
@@ -12297,6 +13290,7 @@
         </w:rPr>
         <w:t xml:space="preserve">        </w:t>
       </w:r>
+      <w:proofErr w:type="spellStart"/>
       <w:r>
         <w:rPr>
           <w:rFonts w:ascii="Consolas" w:eastAsia="Times New Roman" w:hAnsi="Consolas" w:cs="Times New Roman"/>
@@ -12358,6 +13352,7 @@
         </w:rPr>
         <w:t>command</w:t>
       </w:r>
+      <w:proofErr w:type="spellEnd"/>
       <w:r>
         <w:rPr>
           <w:rFonts w:ascii="Consolas" w:eastAsia="Times New Roman" w:hAnsi="Consolas" w:cs="Times New Roman"/>
@@ -12468,6 +13463,7 @@
         </w:rPr>
         <w:t xml:space="preserve">: </w:t>
       </w:r>
+      <w:proofErr w:type="spellStart"/>
       <w:r>
         <w:rPr>
           <w:rFonts w:ascii="Consolas" w:eastAsia="Times New Roman" w:hAnsi="Consolas" w:cs="Times New Roman"/>
@@ -12518,6 +13514,7 @@
         </w:rPr>
         <w:t>event_generate</w:t>
       </w:r>
+      <w:proofErr w:type="spellEnd"/>
       <w:r>
         <w:rPr>
           <w:rFonts w:ascii="Consolas" w:eastAsia="Times New Roman" w:hAnsi="Consolas" w:cs="Times New Roman"/>
@@ -12591,6 +13588,7 @@
         </w:rPr>
         <w:t xml:space="preserve"> </w:t>
       </w:r>
+      <w:proofErr w:type="spellStart"/>
       <w:r>
         <w:rPr>
           <w:rFonts w:ascii="Consolas" w:eastAsia="Times New Roman" w:hAnsi="Consolas" w:cs="Times New Roman"/>
@@ -12601,6 +13599,7 @@
         </w:rPr>
         <w:t>show_ctx</w:t>
       </w:r>
+      <w:proofErr w:type="spellEnd"/>
       <w:r>
         <w:rPr>
           <w:rFonts w:ascii="Consolas" w:eastAsia="Times New Roman" w:hAnsi="Consolas" w:cs="Times New Roman"/>
@@ -12631,6 +13630,7 @@
         </w:rPr>
         <w:t xml:space="preserve">): </w:t>
       </w:r>
+      <w:proofErr w:type="spellStart"/>
       <w:r>
         <w:rPr>
           <w:rFonts w:ascii="Consolas" w:eastAsia="Times New Roman" w:hAnsi="Consolas" w:cs="Times New Roman"/>
@@ -12681,6 +13681,7 @@
         </w:rPr>
         <w:t>post</w:t>
       </w:r>
+      <w:proofErr w:type="spellEnd"/>
       <w:r>
         <w:rPr>
           <w:rFonts w:ascii="Consolas" w:eastAsia="Times New Roman" w:hAnsi="Consolas" w:cs="Times New Roman"/>
@@ -12691,6 +13692,7 @@
         </w:rPr>
         <w:t>(</w:t>
       </w:r>
+      <w:proofErr w:type="spellStart"/>
       <w:r>
         <w:rPr>
           <w:rFonts w:ascii="Consolas" w:eastAsia="Times New Roman" w:hAnsi="Consolas" w:cs="Times New Roman"/>
@@ -12709,8 +13711,20 @@
           <w:szCs w:val="21"/>
           <w:lang w:val="en-US"/>
         </w:rPr>
-        <w:t xml:space="preserve">.x_root, </w:t>
-      </w:r>
+        <w:t>.x_root</w:t>
+      </w:r>
+      <w:proofErr w:type="spellEnd"/>
+      <w:r>
+        <w:rPr>
+          <w:rFonts w:ascii="Consolas" w:eastAsia="Times New Roman" w:hAnsi="Consolas" w:cs="Times New Roman"/>
+          <w:color w:val="CCCCCC"/>
+          <w:sz w:val="21"/>
+          <w:szCs w:val="21"/>
+          <w:lang w:val="en-US"/>
+        </w:rPr>
+        <w:t xml:space="preserve">, </w:t>
+      </w:r>
+      <w:proofErr w:type="spellStart"/>
       <w:r>
         <w:rPr>
           <w:rFonts w:ascii="Consolas" w:eastAsia="Times New Roman" w:hAnsi="Consolas" w:cs="Times New Roman"/>
@@ -12729,7 +13743,18 @@
           <w:szCs w:val="21"/>
           <w:lang w:val="en-US"/>
         </w:rPr>
-        <w:t>.y_root)</w:t>
+        <w:t>.y_root</w:t>
+      </w:r>
+      <w:proofErr w:type="spellEnd"/>
+      <w:r>
+        <w:rPr>
+          <w:rFonts w:ascii="Consolas" w:eastAsia="Times New Roman" w:hAnsi="Consolas" w:cs="Times New Roman"/>
+          <w:color w:val="CCCCCC"/>
+          <w:sz w:val="21"/>
+          <w:szCs w:val="21"/>
+          <w:lang w:val="en-US"/>
+        </w:rPr>
+        <w:t>)</w:t>
       </w:r>
     </w:p>
     <w:p>
@@ -12754,6 +13779,7 @@
         </w:rPr>
         <w:t xml:space="preserve">        </w:t>
       </w:r>
+      <w:proofErr w:type="spellStart"/>
       <w:r>
         <w:rPr>
           <w:rFonts w:ascii="Consolas" w:eastAsia="Times New Roman" w:hAnsi="Consolas" w:cs="Times New Roman"/>
@@ -12804,6 +13830,7 @@
         </w:rPr>
         <w:t>bind</w:t>
       </w:r>
+      <w:proofErr w:type="spellEnd"/>
       <w:r>
         <w:rPr>
           <w:rFonts w:ascii="Consolas" w:eastAsia="Times New Roman" w:hAnsi="Consolas" w:cs="Times New Roman"/>
@@ -12834,6 +13861,7 @@
         </w:rPr>
         <w:t xml:space="preserve">, </w:t>
       </w:r>
+      <w:proofErr w:type="spellStart"/>
       <w:r>
         <w:rPr>
           <w:rFonts w:ascii="Consolas" w:eastAsia="Times New Roman" w:hAnsi="Consolas" w:cs="Times New Roman"/>
@@ -12844,6 +13872,7 @@
         </w:rPr>
         <w:t>show_ctx</w:t>
       </w:r>
+      <w:proofErr w:type="spellEnd"/>
       <w:r>
         <w:rPr>
           <w:rFonts w:ascii="Consolas" w:eastAsia="Times New Roman" w:hAnsi="Consolas" w:cs="Times New Roman"/>
@@ -12877,6 +13906,7 @@
         </w:rPr>
         <w:t xml:space="preserve">        </w:t>
       </w:r>
+      <w:proofErr w:type="spellStart"/>
       <w:r>
         <w:rPr>
           <w:rFonts w:ascii="Consolas" w:eastAsia="Times New Roman" w:hAnsi="Consolas" w:cs="Times New Roman"/>
@@ -12927,6 +13957,7 @@
         </w:rPr>
         <w:t>bind</w:t>
       </w:r>
+      <w:proofErr w:type="spellEnd"/>
       <w:r>
         <w:rPr>
           <w:rFonts w:ascii="Consolas" w:eastAsia="Times New Roman" w:hAnsi="Consolas" w:cs="Times New Roman"/>
@@ -12997,6 +14028,7 @@
         </w:rPr>
         <w:t xml:space="preserve">: </w:t>
       </w:r>
+      <w:proofErr w:type="spellStart"/>
       <w:r>
         <w:rPr>
           <w:rFonts w:ascii="Consolas" w:eastAsia="Times New Roman" w:hAnsi="Consolas" w:cs="Times New Roman"/>
@@ -13047,6 +14079,7 @@
         </w:rPr>
         <w:t>event_generate</w:t>
       </w:r>
+      <w:proofErr w:type="spellEnd"/>
       <w:r>
         <w:rPr>
           <w:rFonts w:ascii="Consolas" w:eastAsia="Times New Roman" w:hAnsi="Consolas" w:cs="Times New Roman"/>
@@ -13113,6 +14146,7 @@
         </w:rPr>
         <w:t xml:space="preserve">        </w:t>
       </w:r>
+      <w:proofErr w:type="spellStart"/>
       <w:r>
         <w:rPr>
           <w:rFonts w:ascii="Consolas" w:eastAsia="Times New Roman" w:hAnsi="Consolas" w:cs="Times New Roman"/>
@@ -13123,6 +14157,7 @@
         </w:rPr>
         <w:t>btn_frame</w:t>
       </w:r>
+      <w:proofErr w:type="spellEnd"/>
       <w:r>
         <w:rPr>
           <w:rFonts w:ascii="Consolas" w:eastAsia="Times New Roman" w:hAnsi="Consolas" w:cs="Times New Roman"/>
@@ -13153,6 +14188,7 @@
         </w:rPr>
         <w:t xml:space="preserve"> </w:t>
       </w:r>
+      <w:proofErr w:type="spellStart"/>
       <w:r>
         <w:rPr>
           <w:rFonts w:ascii="Consolas" w:eastAsia="Times New Roman" w:hAnsi="Consolas" w:cs="Times New Roman"/>
@@ -13183,6 +14219,7 @@
         </w:rPr>
         <w:t>Frame</w:t>
       </w:r>
+      <w:proofErr w:type="spellEnd"/>
       <w:r>
         <w:rPr>
           <w:rFonts w:ascii="Consolas" w:eastAsia="Times New Roman" w:hAnsi="Consolas" w:cs="Times New Roman"/>
@@ -13193,6 +14230,7 @@
         </w:rPr>
         <w:t>(</w:t>
       </w:r>
+      <w:proofErr w:type="spellStart"/>
       <w:r>
         <w:rPr>
           <w:rFonts w:ascii="Consolas" w:eastAsia="Times New Roman" w:hAnsi="Consolas" w:cs="Times New Roman"/>
@@ -13203,6 +14241,7 @@
         </w:rPr>
         <w:t>input_frame</w:t>
       </w:r>
+      <w:proofErr w:type="spellEnd"/>
       <w:r>
         <w:rPr>
           <w:rFonts w:ascii="Consolas" w:eastAsia="Times New Roman" w:hAnsi="Consolas" w:cs="Times New Roman"/>
@@ -13236,6 +14275,7 @@
         </w:rPr>
         <w:t xml:space="preserve">        </w:t>
       </w:r>
+      <w:proofErr w:type="spellStart"/>
       <w:r>
         <w:rPr>
           <w:rFonts w:ascii="Consolas" w:eastAsia="Times New Roman" w:hAnsi="Consolas" w:cs="Times New Roman"/>
@@ -13266,6 +14306,7 @@
         </w:rPr>
         <w:t>pack</w:t>
       </w:r>
+      <w:proofErr w:type="spellEnd"/>
       <w:r>
         <w:rPr>
           <w:rFonts w:ascii="Consolas" w:eastAsia="Times New Roman" w:hAnsi="Consolas" w:cs="Times New Roman"/>
@@ -13316,6 +14357,7 @@
         </w:rPr>
         <w:t xml:space="preserve">, </w:t>
       </w:r>
+      <w:proofErr w:type="spellStart"/>
       <w:r>
         <w:rPr>
           <w:rFonts w:ascii="Consolas" w:eastAsia="Times New Roman" w:hAnsi="Consolas" w:cs="Times New Roman"/>
@@ -13326,6 +14368,7 @@
         </w:rPr>
         <w:t>pady</w:t>
       </w:r>
+      <w:proofErr w:type="spellEnd"/>
       <w:r>
         <w:rPr>
           <w:rFonts w:ascii="Consolas" w:eastAsia="Times New Roman" w:hAnsi="Consolas" w:cs="Times New Roman"/>
@@ -13409,6 +14452,7 @@
         </w:rPr>
         <w:t xml:space="preserve">        </w:t>
       </w:r>
+      <w:proofErr w:type="spellStart"/>
       <w:proofErr w:type="gramStart"/>
       <w:r>
         <w:rPr>
@@ -13440,6 +14484,7 @@
         </w:rPr>
         <w:t>Button</w:t>
       </w:r>
+      <w:proofErr w:type="spellEnd"/>
       <w:proofErr w:type="gramEnd"/>
       <w:r>
         <w:rPr>
@@ -13451,6 +14496,7 @@
         </w:rPr>
         <w:t>(</w:t>
       </w:r>
+      <w:proofErr w:type="spellStart"/>
       <w:r>
         <w:rPr>
           <w:rFonts w:ascii="Consolas" w:eastAsia="Times New Roman" w:hAnsi="Consolas" w:cs="Times New Roman"/>
@@ -13461,6 +14507,7 @@
         </w:rPr>
         <w:t>btn_frame</w:t>
       </w:r>
+      <w:proofErr w:type="spellEnd"/>
       <w:r>
         <w:rPr>
           <w:rFonts w:ascii="Consolas" w:eastAsia="Times New Roman" w:hAnsi="Consolas" w:cs="Times New Roman"/>
@@ -13569,6 +14616,7 @@
         </w:rPr>
         <w:t>=</w:t>
       </w:r>
+      <w:proofErr w:type="spellStart"/>
       <w:r>
         <w:rPr>
           <w:rFonts w:ascii="Consolas" w:eastAsia="Times New Roman" w:hAnsi="Consolas" w:cs="Times New Roman"/>
@@ -13599,6 +14647,7 @@
         </w:rPr>
         <w:t>paste_from_clipboard</w:t>
       </w:r>
+      <w:proofErr w:type="spellEnd"/>
       <w:r>
         <w:rPr>
           <w:rFonts w:ascii="Consolas" w:eastAsia="Times New Roman" w:hAnsi="Consolas" w:cs="Times New Roman"/>
@@ -13669,6 +14718,7 @@
         </w:rPr>
         <w:t xml:space="preserve">, </w:t>
       </w:r>
+      <w:proofErr w:type="spellStart"/>
       <w:r>
         <w:rPr>
           <w:rFonts w:ascii="Consolas" w:eastAsia="Times New Roman" w:hAnsi="Consolas" w:cs="Times New Roman"/>
@@ -13679,6 +14729,7 @@
         </w:rPr>
         <w:t>padx</w:t>
       </w:r>
+      <w:proofErr w:type="spellEnd"/>
       <w:r>
         <w:rPr>
           <w:rFonts w:ascii="Consolas" w:eastAsia="Times New Roman" w:hAnsi="Consolas" w:cs="Times New Roman"/>
@@ -13785,6 +14836,7 @@
         </w:rPr>
         <w:t xml:space="preserve">        </w:t>
       </w:r>
+      <w:proofErr w:type="spellStart"/>
       <w:r>
         <w:rPr>
           <w:rFonts w:ascii="Consolas" w:eastAsia="Times New Roman" w:hAnsi="Consolas" w:cs="Times New Roman"/>
@@ -13795,6 +14847,7 @@
         </w:rPr>
         <w:t>run_frame</w:t>
       </w:r>
+      <w:proofErr w:type="spellEnd"/>
       <w:r>
         <w:rPr>
           <w:rFonts w:ascii="Consolas" w:eastAsia="Times New Roman" w:hAnsi="Consolas" w:cs="Times New Roman"/>
@@ -13825,6 +14878,7 @@
         </w:rPr>
         <w:t xml:space="preserve"> </w:t>
       </w:r>
+      <w:proofErr w:type="spellStart"/>
       <w:r>
         <w:rPr>
           <w:rFonts w:ascii="Consolas" w:eastAsia="Times New Roman" w:hAnsi="Consolas" w:cs="Times New Roman"/>
@@ -13855,6 +14909,7 @@
         </w:rPr>
         <w:t>Frame</w:t>
       </w:r>
+      <w:proofErr w:type="spellEnd"/>
       <w:r>
         <w:rPr>
           <w:rFonts w:ascii="Consolas" w:eastAsia="Times New Roman" w:hAnsi="Consolas" w:cs="Times New Roman"/>
@@ -13908,6 +14963,7 @@
         </w:rPr>
         <w:t xml:space="preserve">        </w:t>
       </w:r>
+      <w:proofErr w:type="spellStart"/>
       <w:r>
         <w:rPr>
           <w:rFonts w:ascii="Consolas" w:eastAsia="Times New Roman" w:hAnsi="Consolas" w:cs="Times New Roman"/>
@@ -13938,6 +14994,7 @@
         </w:rPr>
         <w:t>pack</w:t>
       </w:r>
+      <w:proofErr w:type="spellEnd"/>
       <w:r>
         <w:rPr>
           <w:rFonts w:ascii="Consolas" w:eastAsia="Times New Roman" w:hAnsi="Consolas" w:cs="Times New Roman"/>
@@ -13988,6 +15045,7 @@
         </w:rPr>
         <w:t xml:space="preserve">, </w:t>
       </w:r>
+      <w:proofErr w:type="spellStart"/>
       <w:r>
         <w:rPr>
           <w:rFonts w:ascii="Consolas" w:eastAsia="Times New Roman" w:hAnsi="Consolas" w:cs="Times New Roman"/>
@@ -13998,6 +15056,7 @@
         </w:rPr>
         <w:t>pady</w:t>
       </w:r>
+      <w:proofErr w:type="spellEnd"/>
       <w:r>
         <w:rPr>
           <w:rFonts w:ascii="Consolas" w:eastAsia="Times New Roman" w:hAnsi="Consolas" w:cs="Times New Roman"/>
@@ -14074,6 +15133,7 @@
         </w:rPr>
         <w:t xml:space="preserve">        </w:t>
       </w:r>
+      <w:proofErr w:type="spellStart"/>
       <w:r>
         <w:rPr>
           <w:rFonts w:ascii="Consolas" w:eastAsia="Times New Roman" w:hAnsi="Consolas" w:cs="Times New Roman"/>
@@ -14104,6 +15164,7 @@
         </w:rPr>
         <w:t>btn_sync</w:t>
       </w:r>
+      <w:proofErr w:type="spellEnd"/>
       <w:r>
         <w:rPr>
           <w:rFonts w:ascii="Consolas" w:eastAsia="Times New Roman" w:hAnsi="Consolas" w:cs="Times New Roman"/>
@@ -14134,6 +15195,7 @@
         </w:rPr>
         <w:t xml:space="preserve"> </w:t>
       </w:r>
+      <w:proofErr w:type="spellStart"/>
       <w:proofErr w:type="gramStart"/>
       <w:r>
         <w:rPr>
@@ -14165,6 +15227,7 @@
         </w:rPr>
         <w:t>Button</w:t>
       </w:r>
+      <w:proofErr w:type="spellEnd"/>
       <w:proofErr w:type="gramEnd"/>
       <w:r>
         <w:rPr>
@@ -14176,6 +15239,7 @@
         </w:rPr>
         <w:t>(</w:t>
       </w:r>
+      <w:proofErr w:type="spellStart"/>
       <w:r>
         <w:rPr>
           <w:rFonts w:ascii="Consolas" w:eastAsia="Times New Roman" w:hAnsi="Consolas" w:cs="Times New Roman"/>
@@ -14186,6 +15250,7 @@
         </w:rPr>
         <w:t>run_frame</w:t>
       </w:r>
+      <w:proofErr w:type="spellEnd"/>
       <w:r>
         <w:rPr>
           <w:rFonts w:ascii="Consolas" w:eastAsia="Times New Roman" w:hAnsi="Consolas" w:cs="Times New Roman"/>
@@ -14315,6 +15380,7 @@
         </w:rPr>
         <w:t xml:space="preserve">: </w:t>
       </w:r>
+      <w:proofErr w:type="spellStart"/>
       <w:r>
         <w:rPr>
           <w:rFonts w:ascii="Consolas" w:eastAsia="Times New Roman" w:hAnsi="Consolas" w:cs="Times New Roman"/>
@@ -14345,6 +15411,7 @@
         </w:rPr>
         <w:t>run_plan</w:t>
       </w:r>
+      <w:proofErr w:type="spellEnd"/>
       <w:r>
         <w:rPr>
           <w:rFonts w:ascii="Consolas" w:eastAsia="Times New Roman" w:hAnsi="Consolas" w:cs="Times New Roman"/>
@@ -14398,6 +15465,7 @@
         </w:rPr>
         <w:t xml:space="preserve">        </w:t>
       </w:r>
+      <w:proofErr w:type="spellStart"/>
       <w:r>
         <w:rPr>
           <w:rFonts w:ascii="Consolas" w:eastAsia="Times New Roman" w:hAnsi="Consolas" w:cs="Times New Roman"/>
@@ -14448,6 +15516,7 @@
         </w:rPr>
         <w:t>pack</w:t>
       </w:r>
+      <w:proofErr w:type="spellEnd"/>
       <w:r>
         <w:rPr>
           <w:rFonts w:ascii="Consolas" w:eastAsia="Times New Roman" w:hAnsi="Consolas" w:cs="Times New Roman"/>
@@ -14498,6 +15567,7 @@
         </w:rPr>
         <w:t xml:space="preserve">, </w:t>
       </w:r>
+      <w:proofErr w:type="spellStart"/>
       <w:r>
         <w:rPr>
           <w:rFonts w:ascii="Consolas" w:eastAsia="Times New Roman" w:hAnsi="Consolas" w:cs="Times New Roman"/>
@@ -14508,6 +15578,7 @@
         </w:rPr>
         <w:t>pady</w:t>
       </w:r>
+      <w:proofErr w:type="spellEnd"/>
       <w:r>
         <w:rPr>
           <w:rFonts w:ascii="Consolas" w:eastAsia="Times New Roman" w:hAnsi="Consolas" w:cs="Times New Roman"/>
@@ -14584,6 +15655,7 @@
         </w:rPr>
         <w:t xml:space="preserve">        </w:t>
       </w:r>
+      <w:proofErr w:type="spellStart"/>
       <w:r>
         <w:rPr>
           <w:rFonts w:ascii="Consolas" w:eastAsia="Times New Roman" w:hAnsi="Consolas" w:cs="Times New Roman"/>
@@ -14614,6 +15686,7 @@
         </w:rPr>
         <w:t>btn_async</w:t>
       </w:r>
+      <w:proofErr w:type="spellEnd"/>
       <w:r>
         <w:rPr>
           <w:rFonts w:ascii="Consolas" w:eastAsia="Times New Roman" w:hAnsi="Consolas" w:cs="Times New Roman"/>
@@ -14644,6 +15717,7 @@
         </w:rPr>
         <w:t xml:space="preserve"> </w:t>
       </w:r>
+      <w:proofErr w:type="spellStart"/>
       <w:proofErr w:type="gramStart"/>
       <w:r>
         <w:rPr>
@@ -14675,6 +15749,7 @@
         </w:rPr>
         <w:t>Button</w:t>
       </w:r>
+      <w:proofErr w:type="spellEnd"/>
       <w:proofErr w:type="gramEnd"/>
       <w:r>
         <w:rPr>
@@ -14686,6 +15761,7 @@
         </w:rPr>
         <w:t>(</w:t>
       </w:r>
+      <w:proofErr w:type="spellStart"/>
       <w:r>
         <w:rPr>
           <w:rFonts w:ascii="Consolas" w:eastAsia="Times New Roman" w:hAnsi="Consolas" w:cs="Times New Roman"/>
@@ -14696,6 +15772,7 @@
         </w:rPr>
         <w:t>run_frame</w:t>
       </w:r>
+      <w:proofErr w:type="spellEnd"/>
       <w:r>
         <w:rPr>
           <w:rFonts w:ascii="Consolas" w:eastAsia="Times New Roman" w:hAnsi="Consolas" w:cs="Times New Roman"/>
@@ -14844,6 +15921,7 @@
         </w:rPr>
         <w:t xml:space="preserve">: </w:t>
       </w:r>
+      <w:proofErr w:type="spellStart"/>
       <w:r>
         <w:rPr>
           <w:rFonts w:ascii="Consolas" w:eastAsia="Times New Roman" w:hAnsi="Consolas" w:cs="Times New Roman"/>
@@ -14874,6 +15952,7 @@
         </w:rPr>
         <w:t>run_plan</w:t>
       </w:r>
+      <w:proofErr w:type="spellEnd"/>
       <w:r>
         <w:rPr>
           <w:rFonts w:ascii="Consolas" w:eastAsia="Times New Roman" w:hAnsi="Consolas" w:cs="Times New Roman"/>
@@ -14927,6 +16006,7 @@
         </w:rPr>
         <w:t xml:space="preserve">        </w:t>
       </w:r>
+      <w:proofErr w:type="spellStart"/>
       <w:r>
         <w:rPr>
           <w:rFonts w:ascii="Consolas" w:eastAsia="Times New Roman" w:hAnsi="Consolas" w:cs="Times New Roman"/>
@@ -14977,6 +16057,7 @@
         </w:rPr>
         <w:t>pack</w:t>
       </w:r>
+      <w:proofErr w:type="spellEnd"/>
       <w:r>
         <w:rPr>
           <w:rFonts w:ascii="Consolas" w:eastAsia="Times New Roman" w:hAnsi="Consolas" w:cs="Times New Roman"/>
@@ -15027,6 +16108,7 @@
         </w:rPr>
         <w:t xml:space="preserve">, </w:t>
       </w:r>
+      <w:proofErr w:type="spellStart"/>
       <w:r>
         <w:rPr>
           <w:rFonts w:ascii="Consolas" w:eastAsia="Times New Roman" w:hAnsi="Consolas" w:cs="Times New Roman"/>
@@ -15037,6 +16119,7 @@
         </w:rPr>
         <w:t>pady</w:t>
       </w:r>
+      <w:proofErr w:type="spellEnd"/>
       <w:r>
         <w:rPr>
           <w:rFonts w:ascii="Consolas" w:eastAsia="Times New Roman" w:hAnsi="Consolas" w:cs="Times New Roman"/>
@@ -15103,6 +16186,7 @@
         </w:rPr>
         <w:t xml:space="preserve">        </w:t>
       </w:r>
+      <w:proofErr w:type="spellStart"/>
       <w:r>
         <w:rPr>
           <w:rFonts w:ascii="Consolas" w:eastAsia="Times New Roman" w:hAnsi="Consolas" w:cs="Times New Roman"/>
@@ -15113,6 +16197,7 @@
         </w:rPr>
         <w:t>log_frame</w:t>
       </w:r>
+      <w:proofErr w:type="spellEnd"/>
       <w:r>
         <w:rPr>
           <w:rFonts w:ascii="Consolas" w:eastAsia="Times New Roman" w:hAnsi="Consolas" w:cs="Times New Roman"/>
@@ -15143,6 +16228,7 @@
         </w:rPr>
         <w:t xml:space="preserve"> </w:t>
       </w:r>
+      <w:proofErr w:type="spellStart"/>
       <w:proofErr w:type="gramStart"/>
       <w:r>
         <w:rPr>
@@ -15174,6 +16260,7 @@
         </w:rPr>
         <w:t>LabelFrame</w:t>
       </w:r>
+      <w:proofErr w:type="spellEnd"/>
       <w:proofErr w:type="gramEnd"/>
       <w:r>
         <w:rPr>
@@ -15346,6 +16433,7 @@
         </w:rPr>
         <w:t xml:space="preserve">        </w:t>
       </w:r>
+      <w:proofErr w:type="spellStart"/>
       <w:r>
         <w:rPr>
           <w:rFonts w:ascii="Consolas" w:eastAsia="Times New Roman" w:hAnsi="Consolas" w:cs="Times New Roman"/>
@@ -15376,6 +16464,7 @@
         </w:rPr>
         <w:t>pack</w:t>
       </w:r>
+      <w:proofErr w:type="spellEnd"/>
       <w:r>
         <w:rPr>
           <w:rFonts w:ascii="Consolas" w:eastAsia="Times New Roman" w:hAnsi="Consolas" w:cs="Times New Roman"/>
@@ -15466,6 +16555,7 @@
         </w:rPr>
         <w:t xml:space="preserve">, </w:t>
       </w:r>
+      <w:proofErr w:type="spellStart"/>
       <w:r>
         <w:rPr>
           <w:rFonts w:ascii="Consolas" w:eastAsia="Times New Roman" w:hAnsi="Consolas" w:cs="Times New Roman"/>
@@ -15476,6 +16566,7 @@
         </w:rPr>
         <w:t>pady</w:t>
       </w:r>
+      <w:proofErr w:type="spellEnd"/>
       <w:r>
         <w:rPr>
           <w:rFonts w:ascii="Consolas" w:eastAsia="Times New Roman" w:hAnsi="Consolas" w:cs="Times New Roman"/>
@@ -15582,6 +16673,7 @@
         </w:rPr>
         <w:t xml:space="preserve">        </w:t>
       </w:r>
+      <w:proofErr w:type="spellStart"/>
       <w:r>
         <w:rPr>
           <w:rFonts w:ascii="Consolas" w:eastAsia="Times New Roman" w:hAnsi="Consolas" w:cs="Times New Roman"/>
@@ -15612,6 +16704,7 @@
         </w:rPr>
         <w:t>log_text</w:t>
       </w:r>
+      <w:proofErr w:type="spellEnd"/>
       <w:r>
         <w:rPr>
           <w:rFonts w:ascii="Consolas" w:eastAsia="Times New Roman" w:hAnsi="Consolas" w:cs="Times New Roman"/>
@@ -15642,6 +16735,7 @@
         </w:rPr>
         <w:t xml:space="preserve"> </w:t>
       </w:r>
+      <w:proofErr w:type="spellStart"/>
       <w:r>
         <w:rPr>
           <w:rFonts w:ascii="Consolas" w:eastAsia="Times New Roman" w:hAnsi="Consolas" w:cs="Times New Roman"/>
@@ -15672,6 +16766,7 @@
         </w:rPr>
         <w:t>Text</w:t>
       </w:r>
+      <w:proofErr w:type="spellEnd"/>
       <w:r>
         <w:rPr>
           <w:rFonts w:ascii="Consolas" w:eastAsia="Times New Roman" w:hAnsi="Consolas" w:cs="Times New Roman"/>
@@ -15682,6 +16777,7 @@
         </w:rPr>
         <w:t>(</w:t>
       </w:r>
+      <w:proofErr w:type="spellStart"/>
       <w:r>
         <w:rPr>
           <w:rFonts w:ascii="Consolas" w:eastAsia="Times New Roman" w:hAnsi="Consolas" w:cs="Times New Roman"/>
@@ -15692,6 +16788,7 @@
         </w:rPr>
         <w:t>log_frame</w:t>
       </w:r>
+      <w:proofErr w:type="spellEnd"/>
       <w:r>
         <w:rPr>
           <w:rFonts w:ascii="Consolas" w:eastAsia="Times New Roman" w:hAnsi="Consolas" w:cs="Times New Roman"/>
@@ -15742,6 +16839,7 @@
         </w:rPr>
         <w:t xml:space="preserve">, </w:t>
       </w:r>
+      <w:proofErr w:type="spellStart"/>
       <w:r>
         <w:rPr>
           <w:rFonts w:ascii="Consolas" w:eastAsia="Times New Roman" w:hAnsi="Consolas" w:cs="Times New Roman"/>
@@ -15752,6 +16850,7 @@
         </w:rPr>
         <w:t>bg</w:t>
       </w:r>
+      <w:proofErr w:type="spellEnd"/>
       <w:r>
         <w:rPr>
           <w:rFonts w:ascii="Consolas" w:eastAsia="Times New Roman" w:hAnsi="Consolas" w:cs="Times New Roman"/>
@@ -15782,6 +16881,7 @@
         </w:rPr>
         <w:t xml:space="preserve">, </w:t>
       </w:r>
+      <w:proofErr w:type="spellStart"/>
       <w:r>
         <w:rPr>
           <w:rFonts w:ascii="Consolas" w:eastAsia="Times New Roman" w:hAnsi="Consolas" w:cs="Times New Roman"/>
@@ -15792,6 +16892,7 @@
         </w:rPr>
         <w:t>fg</w:t>
       </w:r>
+      <w:proofErr w:type="spellEnd"/>
       <w:r>
         <w:rPr>
           <w:rFonts w:ascii="Consolas" w:eastAsia="Times New Roman" w:hAnsi="Consolas" w:cs="Times New Roman"/>
@@ -16058,6 +17159,7 @@
         </w:rPr>
         <w:t>                                 </w:t>
       </w:r>
+      <w:proofErr w:type="spellStart"/>
       <w:r>
         <w:rPr>
           <w:rFonts w:ascii="Consolas" w:eastAsia="Times New Roman" w:hAnsi="Consolas" w:cs="Times New Roman"/>
@@ -16068,6 +17170,7 @@
         </w:rPr>
         <w:t>padx</w:t>
       </w:r>
+      <w:proofErr w:type="spellEnd"/>
       <w:r>
         <w:rPr>
           <w:rFonts w:ascii="Consolas" w:eastAsia="Times New Roman" w:hAnsi="Consolas" w:cs="Times New Roman"/>
@@ -16098,6 +17201,7 @@
         </w:rPr>
         <w:t xml:space="preserve">, </w:t>
       </w:r>
+      <w:proofErr w:type="spellStart"/>
       <w:r>
         <w:rPr>
           <w:rFonts w:ascii="Consolas" w:eastAsia="Times New Roman" w:hAnsi="Consolas" w:cs="Times New Roman"/>
@@ -16108,6 +17212,7 @@
         </w:rPr>
         <w:t>pady</w:t>
       </w:r>
+      <w:proofErr w:type="spellEnd"/>
       <w:r>
         <w:rPr>
           <w:rFonts w:ascii="Consolas" w:eastAsia="Times New Roman" w:hAnsi="Consolas" w:cs="Times New Roman"/>
@@ -16138,6 +17243,7 @@
         </w:rPr>
         <w:t xml:space="preserve">, </w:t>
       </w:r>
+      <w:proofErr w:type="spellStart"/>
       <w:r>
         <w:rPr>
           <w:rFonts w:ascii="Consolas" w:eastAsia="Times New Roman" w:hAnsi="Consolas" w:cs="Times New Roman"/>
@@ -16148,6 +17254,7 @@
         </w:rPr>
         <w:t>highlightthickness</w:t>
       </w:r>
+      <w:proofErr w:type="spellEnd"/>
       <w:r>
         <w:rPr>
           <w:rFonts w:ascii="Consolas" w:eastAsia="Times New Roman" w:hAnsi="Consolas" w:cs="Times New Roman"/>
@@ -16178,6 +17285,7 @@
         </w:rPr>
         <w:t xml:space="preserve">, </w:t>
       </w:r>
+      <w:proofErr w:type="spellStart"/>
       <w:r>
         <w:rPr>
           <w:rFonts w:ascii="Consolas" w:eastAsia="Times New Roman" w:hAnsi="Consolas" w:cs="Times New Roman"/>
@@ -16188,6 +17296,7 @@
         </w:rPr>
         <w:t>highlightbackground</w:t>
       </w:r>
+      <w:proofErr w:type="spellEnd"/>
       <w:r>
         <w:rPr>
           <w:rFonts w:ascii="Consolas" w:eastAsia="Times New Roman" w:hAnsi="Consolas" w:cs="Times New Roman"/>
@@ -16241,6 +17350,7 @@
         </w:rPr>
         <w:t xml:space="preserve">        </w:t>
       </w:r>
+      <w:proofErr w:type="spellStart"/>
       <w:r>
         <w:rPr>
           <w:rFonts w:ascii="Consolas" w:eastAsia="Times New Roman" w:hAnsi="Consolas" w:cs="Times New Roman"/>
@@ -16291,6 +17401,7 @@
         </w:rPr>
         <w:t>pack</w:t>
       </w:r>
+      <w:proofErr w:type="spellEnd"/>
       <w:r>
         <w:rPr>
           <w:rFonts w:ascii="Consolas" w:eastAsia="Times New Roman" w:hAnsi="Consolas" w:cs="Times New Roman"/>
@@ -16404,6 +17515,7 @@
         </w:rPr>
         <w:t xml:space="preserve">        </w:t>
       </w:r>
+      <w:proofErr w:type="spellStart"/>
       <w:r>
         <w:rPr>
           <w:rFonts w:ascii="Consolas" w:eastAsia="Times New Roman" w:hAnsi="Consolas" w:cs="Times New Roman"/>
@@ -16454,6 +17566,7 @@
         </w:rPr>
         <w:t>configure</w:t>
       </w:r>
+      <w:proofErr w:type="spellEnd"/>
       <w:r>
         <w:rPr>
           <w:rFonts w:ascii="Consolas" w:eastAsia="Times New Roman" w:hAnsi="Consolas" w:cs="Times New Roman"/>
@@ -16568,8 +17681,20 @@
           <w:szCs w:val="21"/>
           <w:lang w:val="en-US"/>
         </w:rPr>
-        <w:t>_build_visualizer</w:t>
-      </w:r>
+        <w:t>_</w:t>
+      </w:r>
+      <w:proofErr w:type="spellStart"/>
+      <w:r>
+        <w:rPr>
+          <w:rFonts w:ascii="Consolas" w:eastAsia="Times New Roman" w:hAnsi="Consolas" w:cs="Times New Roman"/>
+          <w:color w:val="DCDCAA"/>
+          <w:sz w:val="21"/>
+          <w:szCs w:val="21"/>
+          <w:lang w:val="en-US"/>
+        </w:rPr>
+        <w:t>build_visualizer</w:t>
+      </w:r>
+      <w:proofErr w:type="spellEnd"/>
       <w:r>
         <w:rPr>
           <w:rFonts w:ascii="Consolas" w:eastAsia="Times New Roman" w:hAnsi="Consolas" w:cs="Times New Roman"/>
@@ -16644,6 +17769,7 @@
         <w:lastRenderedPageBreak/>
         <w:t xml:space="preserve">        </w:t>
       </w:r>
+      <w:proofErr w:type="spellStart"/>
       <w:r>
         <w:rPr>
           <w:rFonts w:ascii="Consolas" w:eastAsia="Times New Roman" w:hAnsi="Consolas" w:cs="Times New Roman"/>
@@ -16654,6 +17780,7 @@
         </w:rPr>
         <w:t>viz_frame</w:t>
       </w:r>
+      <w:proofErr w:type="spellEnd"/>
       <w:r>
         <w:rPr>
           <w:rFonts w:ascii="Consolas" w:eastAsia="Times New Roman" w:hAnsi="Consolas" w:cs="Times New Roman"/>
@@ -16684,6 +17811,7 @@
         </w:rPr>
         <w:t xml:space="preserve"> </w:t>
       </w:r>
+      <w:proofErr w:type="spellStart"/>
       <w:proofErr w:type="gramStart"/>
       <w:r>
         <w:rPr>
@@ -16715,6 +17843,7 @@
         </w:rPr>
         <w:t>LabelFrame</w:t>
       </w:r>
+      <w:proofErr w:type="spellEnd"/>
       <w:proofErr w:type="gramEnd"/>
       <w:r>
         <w:rPr>
@@ -16925,6 +18054,7 @@
         </w:rPr>
         <w:t xml:space="preserve">        </w:t>
       </w:r>
+      <w:proofErr w:type="spellStart"/>
       <w:r>
         <w:rPr>
           <w:rFonts w:ascii="Consolas" w:eastAsia="Times New Roman" w:hAnsi="Consolas" w:cs="Times New Roman"/>
@@ -16955,6 +18085,7 @@
         </w:rPr>
         <w:t>pack</w:t>
       </w:r>
+      <w:proofErr w:type="spellEnd"/>
       <w:r>
         <w:rPr>
           <w:rFonts w:ascii="Consolas" w:eastAsia="Times New Roman" w:hAnsi="Consolas" w:cs="Times New Roman"/>
@@ -17091,6 +18222,7 @@
         </w:rPr>
         <w:t xml:space="preserve">        </w:t>
       </w:r>
+      <w:proofErr w:type="spellStart"/>
       <w:r>
         <w:rPr>
           <w:rFonts w:ascii="Consolas" w:eastAsia="Times New Roman" w:hAnsi="Consolas" w:cs="Times New Roman"/>
@@ -17121,6 +18253,7 @@
         </w:rPr>
         <w:t>canvas</w:t>
       </w:r>
+      <w:proofErr w:type="spellEnd"/>
       <w:r>
         <w:rPr>
           <w:rFonts w:ascii="Consolas" w:eastAsia="Times New Roman" w:hAnsi="Consolas" w:cs="Times New Roman"/>
@@ -17151,6 +18284,7 @@
         </w:rPr>
         <w:t xml:space="preserve"> </w:t>
       </w:r>
+      <w:proofErr w:type="spellStart"/>
       <w:r>
         <w:rPr>
           <w:rFonts w:ascii="Consolas" w:eastAsia="Times New Roman" w:hAnsi="Consolas" w:cs="Times New Roman"/>
@@ -17181,6 +18315,7 @@
         </w:rPr>
         <w:t>Canvas</w:t>
       </w:r>
+      <w:proofErr w:type="spellEnd"/>
       <w:r>
         <w:rPr>
           <w:rFonts w:ascii="Consolas" w:eastAsia="Times New Roman" w:hAnsi="Consolas" w:cs="Times New Roman"/>
@@ -17191,6 +18326,7 @@
         </w:rPr>
         <w:t>(</w:t>
       </w:r>
+      <w:proofErr w:type="spellStart"/>
       <w:r>
         <w:rPr>
           <w:rFonts w:ascii="Consolas" w:eastAsia="Times New Roman" w:hAnsi="Consolas" w:cs="Times New Roman"/>
@@ -17201,6 +18337,7 @@
         </w:rPr>
         <w:t>viz_frame</w:t>
       </w:r>
+      <w:proofErr w:type="spellEnd"/>
       <w:r>
         <w:rPr>
           <w:rFonts w:ascii="Consolas" w:eastAsia="Times New Roman" w:hAnsi="Consolas" w:cs="Times New Roman"/>
@@ -17211,6 +18348,7 @@
         </w:rPr>
         <w:t xml:space="preserve">, </w:t>
       </w:r>
+      <w:proofErr w:type="spellStart"/>
       <w:r>
         <w:rPr>
           <w:rFonts w:ascii="Consolas" w:eastAsia="Times New Roman" w:hAnsi="Consolas" w:cs="Times New Roman"/>
@@ -17221,6 +18359,7 @@
         </w:rPr>
         <w:t>bg</w:t>
       </w:r>
+      <w:proofErr w:type="spellEnd"/>
       <w:r>
         <w:rPr>
           <w:rFonts w:ascii="Consolas" w:eastAsia="Times New Roman" w:hAnsi="Consolas" w:cs="Times New Roman"/>
@@ -17239,7 +18378,29 @@
           <w:szCs w:val="21"/>
           <w:lang w:val="en-US"/>
         </w:rPr>
-        <w:t>"#ffffff"</w:t>
+        <w:t>"#</w:t>
+      </w:r>
+      <w:proofErr w:type="spellStart"/>
+      <w:r>
+        <w:rPr>
+          <w:rFonts w:ascii="Consolas" w:eastAsia="Times New Roman" w:hAnsi="Consolas" w:cs="Times New Roman"/>
+          <w:color w:val="CE9178"/>
+          <w:sz w:val="21"/>
+          <w:szCs w:val="21"/>
+          <w:lang w:val="en-US"/>
+        </w:rPr>
+        <w:t>ffffff</w:t>
+      </w:r>
+      <w:proofErr w:type="spellEnd"/>
+      <w:r>
+        <w:rPr>
+          <w:rFonts w:ascii="Consolas" w:eastAsia="Times New Roman" w:hAnsi="Consolas" w:cs="Times New Roman"/>
+          <w:color w:val="CE9178"/>
+          <w:sz w:val="21"/>
+          <w:szCs w:val="21"/>
+          <w:lang w:val="en-US"/>
+        </w:rPr>
+        <w:t>"</w:t>
       </w:r>
       <w:r>
         <w:rPr>
@@ -17251,6 +18412,7 @@
         </w:rPr>
         <w:t xml:space="preserve">, </w:t>
       </w:r>
+      <w:proofErr w:type="spellStart"/>
       <w:r>
         <w:rPr>
           <w:rFonts w:ascii="Consolas" w:eastAsia="Times New Roman" w:hAnsi="Consolas" w:cs="Times New Roman"/>
@@ -17261,6 +18423,7 @@
         </w:rPr>
         <w:t>highlightthickness</w:t>
       </w:r>
+      <w:proofErr w:type="spellEnd"/>
       <w:r>
         <w:rPr>
           <w:rFonts w:ascii="Consolas" w:eastAsia="Times New Roman" w:hAnsi="Consolas" w:cs="Times New Roman"/>
@@ -17314,6 +18477,7 @@
         </w:rPr>
         <w:t xml:space="preserve">        </w:t>
       </w:r>
+      <w:proofErr w:type="spellStart"/>
       <w:r>
         <w:rPr>
           <w:rFonts w:ascii="Consolas" w:eastAsia="Times New Roman" w:hAnsi="Consolas" w:cs="Times New Roman"/>
@@ -17364,6 +18528,7 @@
         </w:rPr>
         <w:t>pack</w:t>
       </w:r>
+      <w:proofErr w:type="spellEnd"/>
       <w:r>
         <w:rPr>
           <w:rFonts w:ascii="Consolas" w:eastAsia="Times New Roman" w:hAnsi="Consolas" w:cs="Times New Roman"/>
@@ -17510,6 +18675,7 @@
         </w:rPr>
         <w:t xml:space="preserve"> </w:t>
       </w:r>
+      <w:proofErr w:type="spellStart"/>
       <w:r>
         <w:rPr>
           <w:rFonts w:ascii="Consolas" w:eastAsia="Times New Roman" w:hAnsi="Consolas" w:cs="Times New Roman"/>
@@ -17520,6 +18686,7 @@
         </w:rPr>
         <w:t>paste_from_clipboard</w:t>
       </w:r>
+      <w:proofErr w:type="spellEnd"/>
       <w:r>
         <w:rPr>
           <w:rFonts w:ascii="Consolas" w:eastAsia="Times New Roman" w:hAnsi="Consolas" w:cs="Times New Roman"/>
@@ -17656,6 +18823,7 @@
         </w:rPr>
         <w:t xml:space="preserve"> </w:t>
       </w:r>
+      <w:proofErr w:type="spellStart"/>
       <w:r>
         <w:rPr>
           <w:rFonts w:ascii="Consolas" w:eastAsia="Times New Roman" w:hAnsi="Consolas" w:cs="Times New Roman"/>
@@ -17694,7 +18862,18 @@
           <w:szCs w:val="21"/>
           <w:lang w:val="en-US"/>
         </w:rPr>
-        <w:t>.clipboard_get()</w:t>
+        <w:t>.clipboard_get</w:t>
+      </w:r>
+      <w:proofErr w:type="spellEnd"/>
+      <w:r>
+        <w:rPr>
+          <w:rFonts w:ascii="Consolas" w:eastAsia="Times New Roman" w:hAnsi="Consolas" w:cs="Times New Roman"/>
+          <w:color w:val="CCCCCC"/>
+          <w:sz w:val="21"/>
+          <w:szCs w:val="21"/>
+          <w:lang w:val="en-US"/>
+        </w:rPr>
+        <w:t>()</w:t>
       </w:r>
     </w:p>
     <w:p>
@@ -17719,6 +18898,7 @@
         </w:rPr>
         <w:t xml:space="preserve">            </w:t>
       </w:r>
+      <w:proofErr w:type="spellStart"/>
       <w:r>
         <w:rPr>
           <w:rFonts w:ascii="Consolas" w:eastAsia="Times New Roman" w:hAnsi="Consolas" w:cs="Times New Roman"/>
@@ -17769,6 +18949,7 @@
         </w:rPr>
         <w:t>delete</w:t>
       </w:r>
+      <w:proofErr w:type="spellEnd"/>
       <w:r>
         <w:rPr>
           <w:rFonts w:ascii="Consolas" w:eastAsia="Times New Roman" w:hAnsi="Consolas" w:cs="Times New Roman"/>
@@ -17842,6 +19023,7 @@
         </w:rPr>
         <w:t xml:space="preserve">            </w:t>
       </w:r>
+      <w:proofErr w:type="spellStart"/>
       <w:r>
         <w:rPr>
           <w:rFonts w:ascii="Consolas" w:eastAsia="Times New Roman" w:hAnsi="Consolas" w:cs="Times New Roman"/>
@@ -17892,6 +19074,7 @@
         </w:rPr>
         <w:t>insert</w:t>
       </w:r>
+      <w:proofErr w:type="spellEnd"/>
       <w:r>
         <w:rPr>
           <w:rFonts w:ascii="Consolas" w:eastAsia="Times New Roman" w:hAnsi="Consolas" w:cs="Times New Roman"/>
@@ -17985,6 +19168,7 @@
         </w:rPr>
         <w:t xml:space="preserve"> </w:t>
       </w:r>
+      <w:proofErr w:type="spellStart"/>
       <w:r>
         <w:rPr>
           <w:rFonts w:ascii="Consolas" w:eastAsia="Times New Roman" w:hAnsi="Consolas" w:cs="Times New Roman"/>
@@ -18015,6 +19199,7 @@
         </w:rPr>
         <w:t>TclError</w:t>
       </w:r>
+      <w:proofErr w:type="spellEnd"/>
       <w:r>
         <w:rPr>
           <w:rFonts w:ascii="Consolas" w:eastAsia="Times New Roman" w:hAnsi="Consolas" w:cs="Times New Roman"/>
@@ -18298,6 +19483,7 @@
         </w:rPr>
         <w:t xml:space="preserve">        </w:t>
       </w:r>
+      <w:proofErr w:type="spellStart"/>
       <w:r>
         <w:rPr>
           <w:rFonts w:ascii="Consolas" w:eastAsia="Times New Roman" w:hAnsi="Consolas" w:cs="Times New Roman"/>
@@ -18348,6 +19534,7 @@
         </w:rPr>
         <w:t>put</w:t>
       </w:r>
+      <w:proofErr w:type="spellEnd"/>
       <w:r>
         <w:rPr>
           <w:rFonts w:ascii="Consolas" w:eastAsia="Times New Roman" w:hAnsi="Consolas" w:cs="Times New Roman"/>
@@ -18434,6 +19621,7 @@
         </w:rPr>
         <w:t xml:space="preserve"> </w:t>
       </w:r>
+      <w:proofErr w:type="spellStart"/>
       <w:r>
         <w:rPr>
           <w:rFonts w:ascii="Consolas" w:eastAsia="Times New Roman" w:hAnsi="Consolas" w:cs="Times New Roman"/>
@@ -18444,6 +19632,7 @@
         </w:rPr>
         <w:t>process_log_queue</w:t>
       </w:r>
+      <w:proofErr w:type="spellEnd"/>
       <w:r>
         <w:rPr>
           <w:rFonts w:ascii="Consolas" w:eastAsia="Times New Roman" w:hAnsi="Consolas" w:cs="Times New Roman"/>
@@ -18673,6 +19862,7 @@
         </w:rPr>
         <w:t xml:space="preserve"> </w:t>
       </w:r>
+      <w:proofErr w:type="spellStart"/>
       <w:r>
         <w:rPr>
           <w:rFonts w:ascii="Consolas" w:eastAsia="Times New Roman" w:hAnsi="Consolas" w:cs="Times New Roman"/>
@@ -18723,6 +19913,7 @@
         </w:rPr>
         <w:t>get_nowait</w:t>
       </w:r>
+      <w:proofErr w:type="spellEnd"/>
       <w:r>
         <w:rPr>
           <w:rFonts w:ascii="Consolas" w:eastAsia="Times New Roman" w:hAnsi="Consolas" w:cs="Times New Roman"/>
@@ -18756,6 +19947,7 @@
         </w:rPr>
         <w:t xml:space="preserve">                </w:t>
       </w:r>
+      <w:proofErr w:type="spellStart"/>
       <w:r>
         <w:rPr>
           <w:rFonts w:ascii="Consolas" w:eastAsia="Times New Roman" w:hAnsi="Consolas" w:cs="Times New Roman"/>
@@ -18806,6 +19998,7 @@
         </w:rPr>
         <w:t>configure</w:t>
       </w:r>
+      <w:proofErr w:type="spellEnd"/>
       <w:r>
         <w:rPr>
           <w:rFonts w:ascii="Consolas" w:eastAsia="Times New Roman" w:hAnsi="Consolas" w:cs="Times New Roman"/>
@@ -18879,6 +20072,7 @@
         </w:rPr>
         <w:t xml:space="preserve">                </w:t>
       </w:r>
+      <w:proofErr w:type="spellStart"/>
       <w:r>
         <w:rPr>
           <w:rFonts w:ascii="Consolas" w:eastAsia="Times New Roman" w:hAnsi="Consolas" w:cs="Times New Roman"/>
@@ -18929,6 +20123,7 @@
         </w:rPr>
         <w:t>insert</w:t>
       </w:r>
+      <w:proofErr w:type="spellEnd"/>
       <w:r>
         <w:rPr>
           <w:rFonts w:ascii="Consolas" w:eastAsia="Times New Roman" w:hAnsi="Consolas" w:cs="Times New Roman"/>
@@ -19062,6 +20257,7 @@
         </w:rPr>
         <w:t xml:space="preserve">                </w:t>
       </w:r>
+      <w:proofErr w:type="spellStart"/>
       <w:r>
         <w:rPr>
           <w:rFonts w:ascii="Consolas" w:eastAsia="Times New Roman" w:hAnsi="Consolas" w:cs="Times New Roman"/>
@@ -19112,6 +20308,7 @@
         </w:rPr>
         <w:t>see</w:t>
       </w:r>
+      <w:proofErr w:type="spellEnd"/>
       <w:r>
         <w:rPr>
           <w:rFonts w:ascii="Consolas" w:eastAsia="Times New Roman" w:hAnsi="Consolas" w:cs="Times New Roman"/>
@@ -19165,6 +20362,7 @@
         </w:rPr>
         <w:t xml:space="preserve">                </w:t>
       </w:r>
+      <w:proofErr w:type="spellStart"/>
       <w:r>
         <w:rPr>
           <w:rFonts w:ascii="Consolas" w:eastAsia="Times New Roman" w:hAnsi="Consolas" w:cs="Times New Roman"/>
@@ -19215,6 +20413,7 @@
         </w:rPr>
         <w:t>configure</w:t>
       </w:r>
+      <w:proofErr w:type="spellEnd"/>
       <w:r>
         <w:rPr>
           <w:rFonts w:ascii="Consolas" w:eastAsia="Times New Roman" w:hAnsi="Consolas" w:cs="Times New Roman"/>
@@ -19308,6 +20507,7 @@
         </w:rPr>
         <w:t xml:space="preserve"> </w:t>
       </w:r>
+      <w:proofErr w:type="spellStart"/>
       <w:r>
         <w:rPr>
           <w:rFonts w:ascii="Consolas" w:eastAsia="Times New Roman" w:hAnsi="Consolas" w:cs="Times New Roman"/>
@@ -19338,6 +20538,7 @@
         </w:rPr>
         <w:t>Empty</w:t>
       </w:r>
+      <w:proofErr w:type="spellEnd"/>
       <w:r>
         <w:rPr>
           <w:rFonts w:ascii="Consolas" w:eastAsia="Times New Roman" w:hAnsi="Consolas" w:cs="Times New Roman"/>
@@ -19404,6 +20605,7 @@
         </w:rPr>
         <w:t xml:space="preserve">        </w:t>
       </w:r>
+      <w:proofErr w:type="spellStart"/>
       <w:r>
         <w:rPr>
           <w:rFonts w:ascii="Consolas" w:eastAsia="Times New Roman" w:hAnsi="Consolas" w:cs="Times New Roman"/>
@@ -19442,7 +20644,18 @@
           <w:szCs w:val="21"/>
           <w:lang w:val="en-US"/>
         </w:rPr>
-        <w:t>.after(</w:t>
+        <w:t>.after</w:t>
+      </w:r>
+      <w:proofErr w:type="spellEnd"/>
+      <w:r>
+        <w:rPr>
+          <w:rFonts w:ascii="Consolas" w:eastAsia="Times New Roman" w:hAnsi="Consolas" w:cs="Times New Roman"/>
+          <w:color w:val="CCCCCC"/>
+          <w:sz w:val="21"/>
+          <w:szCs w:val="21"/>
+          <w:lang w:val="en-US"/>
+        </w:rPr>
+        <w:t>(</w:t>
       </w:r>
       <w:r>
         <w:rPr>
@@ -19464,6 +20677,7 @@
         </w:rPr>
         <w:t xml:space="preserve">, </w:t>
       </w:r>
+      <w:proofErr w:type="spellStart"/>
       <w:r>
         <w:rPr>
           <w:rFonts w:ascii="Consolas" w:eastAsia="Times New Roman" w:hAnsi="Consolas" w:cs="Times New Roman"/>
@@ -19494,6 +20708,7 @@
         </w:rPr>
         <w:t>process_log_queue</w:t>
       </w:r>
+      <w:proofErr w:type="spellEnd"/>
       <w:r>
         <w:rPr>
           <w:rFonts w:ascii="Consolas" w:eastAsia="Times New Roman" w:hAnsi="Consolas" w:cs="Times New Roman"/>
@@ -19560,6 +20775,7 @@
         </w:rPr>
         <w:t xml:space="preserve"> </w:t>
       </w:r>
+      <w:proofErr w:type="spellStart"/>
       <w:r>
         <w:rPr>
           <w:rFonts w:ascii="Consolas" w:eastAsia="Times New Roman" w:hAnsi="Consolas" w:cs="Times New Roman"/>
@@ -19570,6 +20786,7 @@
         </w:rPr>
         <w:t>run_plan</w:t>
       </w:r>
+      <w:proofErr w:type="spellEnd"/>
       <w:r>
         <w:rPr>
           <w:rFonts w:ascii="Consolas" w:eastAsia="Times New Roman" w:hAnsi="Consolas" w:cs="Times New Roman"/>
@@ -19663,6 +20880,7 @@
         </w:rPr>
         <w:t xml:space="preserve"> </w:t>
       </w:r>
+      <w:proofErr w:type="spellStart"/>
       <w:r>
         <w:rPr>
           <w:rFonts w:ascii="Consolas" w:eastAsia="Times New Roman" w:hAnsi="Consolas" w:cs="Times New Roman"/>
@@ -19693,6 +20911,7 @@
         </w:rPr>
         <w:t>is_running</w:t>
       </w:r>
+      <w:proofErr w:type="spellEnd"/>
       <w:r>
         <w:rPr>
           <w:rFonts w:ascii="Consolas" w:eastAsia="Times New Roman" w:hAnsi="Consolas" w:cs="Times New Roman"/>
@@ -19713,7 +20932,6 @@
           <w:color w:val="CCCCCC"/>
           <w:sz w:val="21"/>
           <w:szCs w:val="21"/>
-          <w:lang w:val="en-US"/>
         </w:rPr>
       </w:pPr>
       <w:r>
@@ -19726,6 +20944,7 @@
         </w:rPr>
         <w:t xml:space="preserve">            </w:t>
       </w:r>
+      <w:proofErr w:type="spellStart"/>
       <w:proofErr w:type="gramStart"/>
       <w:r>
         <w:rPr>
@@ -19737,16 +20956,17 @@
         </w:rPr>
         <w:t>messagebox</w:t>
       </w:r>
-      <w:r>
-        <w:rPr>
-          <w:rFonts w:ascii="Consolas" w:eastAsia="Times New Roman" w:hAnsi="Consolas" w:cs="Times New Roman"/>
-          <w:color w:val="CCCCCC"/>
-          <w:sz w:val="21"/>
-          <w:szCs w:val="21"/>
-          <w:lang w:val="en-US"/>
+      <w:proofErr w:type="spellEnd"/>
+      <w:r>
+        <w:rPr>
+          <w:rFonts w:ascii="Consolas" w:eastAsia="Times New Roman" w:hAnsi="Consolas" w:cs="Times New Roman"/>
+          <w:color w:val="CCCCCC"/>
+          <w:sz w:val="21"/>
+          <w:szCs w:val="21"/>
         </w:rPr>
         <w:t>.</w:t>
       </w:r>
+      <w:proofErr w:type="spellStart"/>
       <w:r>
         <w:rPr>
           <w:rFonts w:ascii="Consolas" w:eastAsia="Times New Roman" w:hAnsi="Consolas" w:cs="Times New Roman"/>
@@ -19757,6 +20977,7 @@
         </w:rPr>
         <w:t>showwarning</w:t>
       </w:r>
+      <w:proofErr w:type="spellEnd"/>
       <w:proofErr w:type="gramEnd"/>
       <w:r>
         <w:rPr>
@@ -19764,7 +20985,6 @@
           <w:color w:val="CCCCCC"/>
           <w:sz w:val="21"/>
           <w:szCs w:val="21"/>
-          <w:lang w:val="en-US"/>
         </w:rPr>
         <w:t>(</w:t>
       </w:r>
@@ -19774,7 +20994,6 @@
           <w:color w:val="CE9178"/>
           <w:sz w:val="21"/>
           <w:szCs w:val="21"/>
-          <w:lang w:val="en-US"/>
         </w:rPr>
         <w:t>"</w:t>
       </w:r>
@@ -19793,7 +21012,6 @@
           <w:color w:val="CE9178"/>
           <w:sz w:val="21"/>
           <w:szCs w:val="21"/>
-          <w:lang w:val="en-US"/>
         </w:rPr>
         <w:t>"</w:t>
       </w:r>
@@ -19803,7 +21021,6 @@
           <w:color w:val="CCCCCC"/>
           <w:sz w:val="21"/>
           <w:szCs w:val="21"/>
-          <w:lang w:val="en-US"/>
         </w:rPr>
         <w:t xml:space="preserve">, </w:t>
       </w:r>
@@ -19813,7 +21030,6 @@
           <w:color w:val="CE9178"/>
           <w:sz w:val="21"/>
           <w:szCs w:val="21"/>
-          <w:lang w:val="en-US"/>
         </w:rPr>
         <w:t>"</w:t>
       </w:r>
@@ -19832,7 +21048,6 @@
           <w:color w:val="CE9178"/>
           <w:sz w:val="21"/>
           <w:szCs w:val="21"/>
-          <w:lang w:val="en-US"/>
         </w:rPr>
         <w:t xml:space="preserve"> </w:t>
       </w:r>
@@ -19851,7 +21066,6 @@
           <w:color w:val="CE9178"/>
           <w:sz w:val="21"/>
           <w:szCs w:val="21"/>
-          <w:lang w:val="en-US"/>
         </w:rPr>
         <w:t xml:space="preserve"> </w:t>
       </w:r>
@@ -19870,7 +21084,6 @@
           <w:color w:val="CE9178"/>
           <w:sz w:val="21"/>
           <w:szCs w:val="21"/>
-          <w:lang w:val="en-US"/>
         </w:rPr>
         <w:t>!"</w:t>
       </w:r>
@@ -19880,7 +21093,6 @@
           <w:color w:val="CCCCCC"/>
           <w:sz w:val="21"/>
           <w:szCs w:val="21"/>
-          <w:lang w:val="en-US"/>
         </w:rPr>
         <w:t>)</w:t>
       </w:r>
@@ -19905,7 +21117,111 @@
           <w:szCs w:val="21"/>
           <w:lang w:val="en-US"/>
         </w:rPr>
-        <w:t xml:space="preserve">            </w:t>
+        <w:t> </w:t>
+      </w:r>
+      <w:r>
+        <w:rPr>
+          <w:rFonts w:ascii="Consolas" w:eastAsia="Times New Roman" w:hAnsi="Consolas" w:cs="Times New Roman"/>
+          <w:color w:val="CCCCCC"/>
+          <w:sz w:val="21"/>
+          <w:szCs w:val="21"/>
+        </w:rPr>
+        <w:t xml:space="preserve"> </w:t>
+      </w:r>
+      <w:r>
+        <w:rPr>
+          <w:rFonts w:ascii="Consolas" w:eastAsia="Times New Roman" w:hAnsi="Consolas" w:cs="Times New Roman"/>
+          <w:color w:val="CCCCCC"/>
+          <w:sz w:val="21"/>
+          <w:szCs w:val="21"/>
+          <w:lang w:val="en-US"/>
+        </w:rPr>
+        <w:t> </w:t>
+      </w:r>
+      <w:r>
+        <w:rPr>
+          <w:rFonts w:ascii="Consolas" w:eastAsia="Times New Roman" w:hAnsi="Consolas" w:cs="Times New Roman"/>
+          <w:color w:val="CCCCCC"/>
+          <w:sz w:val="21"/>
+          <w:szCs w:val="21"/>
+        </w:rPr>
+        <w:t xml:space="preserve"> </w:t>
+      </w:r>
+      <w:r>
+        <w:rPr>
+          <w:rFonts w:ascii="Consolas" w:eastAsia="Times New Roman" w:hAnsi="Consolas" w:cs="Times New Roman"/>
+          <w:color w:val="CCCCCC"/>
+          <w:sz w:val="21"/>
+          <w:szCs w:val="21"/>
+          <w:lang w:val="en-US"/>
+        </w:rPr>
+        <w:t> </w:t>
+      </w:r>
+      <w:r>
+        <w:rPr>
+          <w:rFonts w:ascii="Consolas" w:eastAsia="Times New Roman" w:hAnsi="Consolas" w:cs="Times New Roman"/>
+          <w:color w:val="CCCCCC"/>
+          <w:sz w:val="21"/>
+          <w:szCs w:val="21"/>
+        </w:rPr>
+        <w:t xml:space="preserve"> </w:t>
+      </w:r>
+      <w:r>
+        <w:rPr>
+          <w:rFonts w:ascii="Consolas" w:eastAsia="Times New Roman" w:hAnsi="Consolas" w:cs="Times New Roman"/>
+          <w:color w:val="CCCCCC"/>
+          <w:sz w:val="21"/>
+          <w:szCs w:val="21"/>
+          <w:lang w:val="en-US"/>
+        </w:rPr>
+        <w:t> </w:t>
+      </w:r>
+      <w:r>
+        <w:rPr>
+          <w:rFonts w:ascii="Consolas" w:eastAsia="Times New Roman" w:hAnsi="Consolas" w:cs="Times New Roman"/>
+          <w:color w:val="CCCCCC"/>
+          <w:sz w:val="21"/>
+          <w:szCs w:val="21"/>
+        </w:rPr>
+        <w:t xml:space="preserve"> </w:t>
+      </w:r>
+      <w:r>
+        <w:rPr>
+          <w:rFonts w:ascii="Consolas" w:eastAsia="Times New Roman" w:hAnsi="Consolas" w:cs="Times New Roman"/>
+          <w:color w:val="CCCCCC"/>
+          <w:sz w:val="21"/>
+          <w:szCs w:val="21"/>
+          <w:lang w:val="en-US"/>
+        </w:rPr>
+        <w:t> </w:t>
+      </w:r>
+      <w:r>
+        <w:rPr>
+          <w:rFonts w:ascii="Consolas" w:eastAsia="Times New Roman" w:hAnsi="Consolas" w:cs="Times New Roman"/>
+          <w:color w:val="CCCCCC"/>
+          <w:sz w:val="21"/>
+          <w:szCs w:val="21"/>
+        </w:rPr>
+        <w:t xml:space="preserve"> </w:t>
+      </w:r>
+      <w:r>
+        <w:rPr>
+          <w:rFonts w:ascii="Consolas" w:eastAsia="Times New Roman" w:hAnsi="Consolas" w:cs="Times New Roman"/>
+          <w:color w:val="CCCCCC"/>
+          <w:sz w:val="21"/>
+          <w:szCs w:val="21"/>
+          <w:lang w:val="en-US"/>
+        </w:rPr>
+        <w:t> </w:t>
+      </w:r>
+      <w:r>
+        <w:rPr>
+          <w:rFonts w:ascii="Consolas" w:eastAsia="Times New Roman" w:hAnsi="Consolas" w:cs="Times New Roman"/>
+          <w:color w:val="CCCCCC"/>
+          <w:sz w:val="21"/>
+          <w:szCs w:val="21"/>
+        </w:rPr>
+        <w:t xml:space="preserve"> </w:t>
       </w:r>
       <w:r>
         <w:rPr>
@@ -19953,6 +21269,7 @@
         </w:rPr>
         <w:t xml:space="preserve">        </w:t>
       </w:r>
+      <w:proofErr w:type="spellStart"/>
       <w:r>
         <w:rPr>
           <w:rFonts w:ascii="Consolas" w:eastAsia="Times New Roman" w:hAnsi="Consolas" w:cs="Times New Roman"/>
@@ -20003,6 +21320,7 @@
         </w:rPr>
         <w:t>clear</w:t>
       </w:r>
+      <w:proofErr w:type="spellEnd"/>
       <w:r>
         <w:rPr>
           <w:rFonts w:ascii="Consolas" w:eastAsia="Times New Roman" w:hAnsi="Consolas" w:cs="Times New Roman"/>
@@ -20076,6 +21394,7 @@
         </w:rPr>
         <w:t xml:space="preserve"> </w:t>
       </w:r>
+      <w:proofErr w:type="spellStart"/>
       <w:r>
         <w:rPr>
           <w:rFonts w:ascii="Consolas" w:eastAsia="Times New Roman" w:hAnsi="Consolas" w:cs="Times New Roman"/>
@@ -20126,6 +21445,7 @@
         </w:rPr>
         <w:t>get</w:t>
       </w:r>
+      <w:proofErr w:type="spellEnd"/>
       <w:r>
         <w:rPr>
           <w:rFonts w:ascii="Consolas" w:eastAsia="Times New Roman" w:hAnsi="Consolas" w:cs="Times New Roman"/>
@@ -20462,6 +21782,7 @@
         </w:rPr>
         <w:t xml:space="preserve"> </w:t>
       </w:r>
+      <w:proofErr w:type="spellStart"/>
       <w:r>
         <w:rPr>
           <w:rFonts w:ascii="Consolas" w:eastAsia="Times New Roman" w:hAnsi="Consolas" w:cs="Times New Roman"/>
@@ -20492,6 +21813,7 @@
         </w:rPr>
         <w:t>split</w:t>
       </w:r>
+      <w:proofErr w:type="spellEnd"/>
       <w:r>
         <w:rPr>
           <w:rFonts w:ascii="Consolas" w:eastAsia="Times New Roman" w:hAnsi="Consolas" w:cs="Times New Roman"/>
@@ -20741,6 +22063,7 @@
         </w:rPr>
         <w:t xml:space="preserve"> </w:t>
       </w:r>
+      <w:proofErr w:type="spellStart"/>
       <w:r>
         <w:rPr>
           <w:rFonts w:ascii="Consolas" w:eastAsia="Times New Roman" w:hAnsi="Consolas" w:cs="Times New Roman"/>
@@ -20771,6 +22094,7 @@
         </w:rPr>
         <w:t>split</w:t>
       </w:r>
+      <w:proofErr w:type="spellEnd"/>
       <w:r>
         <w:rPr>
           <w:rFonts w:ascii="Consolas" w:eastAsia="Times New Roman" w:hAnsi="Consolas" w:cs="Times New Roman"/>
@@ -20824,6 +22148,7 @@
         </w:rPr>
         <w:t xml:space="preserve">                </w:t>
       </w:r>
+      <w:proofErr w:type="spellStart"/>
       <w:r>
         <w:rPr>
           <w:rFonts w:ascii="Consolas" w:eastAsia="Times New Roman" w:hAnsi="Consolas" w:cs="Times New Roman"/>
@@ -20854,6 +22179,7 @@
         </w:rPr>
         <w:t>append</w:t>
       </w:r>
+      <w:proofErr w:type="spellEnd"/>
       <w:r>
         <w:rPr>
           <w:rFonts w:ascii="Consolas" w:eastAsia="Times New Roman" w:hAnsi="Consolas" w:cs="Times New Roman"/>
@@ -20864,6 +22190,7 @@
         </w:rPr>
         <w:t>((</w:t>
       </w:r>
+      <w:proofErr w:type="spellStart"/>
       <w:r>
         <w:rPr>
           <w:rFonts w:ascii="Consolas" w:eastAsia="Times New Roman" w:hAnsi="Consolas" w:cs="Times New Roman"/>
@@ -20894,6 +22221,7 @@
         </w:rPr>
         <w:t>strip</w:t>
       </w:r>
+      <w:proofErr w:type="spellEnd"/>
       <w:r>
         <w:rPr>
           <w:rFonts w:ascii="Consolas" w:eastAsia="Times New Roman" w:hAnsi="Consolas" w:cs="Times New Roman"/>
@@ -20904,6 +22232,7 @@
         </w:rPr>
         <w:t xml:space="preserve">(), </w:t>
       </w:r>
+      <w:proofErr w:type="spellStart"/>
       <w:r>
         <w:rPr>
           <w:rFonts w:ascii="Consolas" w:eastAsia="Times New Roman" w:hAnsi="Consolas" w:cs="Times New Roman"/>
@@ -20934,6 +22263,7 @@
         </w:rPr>
         <w:t>strip</w:t>
       </w:r>
+      <w:proofErr w:type="spellEnd"/>
       <w:r>
         <w:rPr>
           <w:rFonts w:ascii="Consolas" w:eastAsia="Times New Roman" w:hAnsi="Consolas" w:cs="Times New Roman"/>
@@ -20987,6 +22317,7 @@
         </w:rPr>
         <w:t xml:space="preserve"> </w:t>
       </w:r>
+      <w:proofErr w:type="spellStart"/>
       <w:r>
         <w:rPr>
           <w:rFonts w:ascii="Consolas" w:eastAsia="Times New Roman" w:hAnsi="Consolas" w:cs="Times New Roman"/>
@@ -20997,6 +22328,7 @@
         </w:rPr>
         <w:t>ValueError</w:t>
       </w:r>
+      <w:proofErr w:type="spellEnd"/>
       <w:r>
         <w:rPr>
           <w:rFonts w:ascii="Consolas" w:eastAsia="Times New Roman" w:hAnsi="Consolas" w:cs="Times New Roman"/>
@@ -21216,6 +22548,7 @@
         </w:rPr>
         <w:t xml:space="preserve">        </w:t>
       </w:r>
+      <w:proofErr w:type="spellStart"/>
       <w:r>
         <w:rPr>
           <w:rFonts w:ascii="Consolas" w:eastAsia="Times New Roman" w:hAnsi="Consolas" w:cs="Times New Roman"/>
@@ -21266,6 +22599,7 @@
         </w:rPr>
         <w:t>add_edges_from</w:t>
       </w:r>
+      <w:proofErr w:type="spellEnd"/>
       <w:r>
         <w:rPr>
           <w:rFonts w:ascii="Consolas" w:eastAsia="Times New Roman" w:hAnsi="Consolas" w:cs="Times New Roman"/>
@@ -21359,6 +22693,7 @@
         </w:rPr>
         <w:t xml:space="preserve"> </w:t>
       </w:r>
+      <w:proofErr w:type="spellStart"/>
       <w:r>
         <w:rPr>
           <w:rFonts w:ascii="Consolas" w:eastAsia="Times New Roman" w:hAnsi="Consolas" w:cs="Times New Roman"/>
@@ -21389,6 +22724,7 @@
         </w:rPr>
         <w:t>is_directed_acyclic_graph</w:t>
       </w:r>
+      <w:proofErr w:type="spellEnd"/>
       <w:r>
         <w:rPr>
           <w:rFonts w:ascii="Consolas" w:eastAsia="Times New Roman" w:hAnsi="Consolas" w:cs="Times New Roman"/>
@@ -21399,6 +22735,7 @@
         </w:rPr>
         <w:t>(</w:t>
       </w:r>
+      <w:proofErr w:type="spellStart"/>
       <w:r>
         <w:rPr>
           <w:rFonts w:ascii="Consolas" w:eastAsia="Times New Roman" w:hAnsi="Consolas" w:cs="Times New Roman"/>
@@ -21429,6 +22766,7 @@
         </w:rPr>
         <w:t>G</w:t>
       </w:r>
+      <w:proofErr w:type="spellEnd"/>
       <w:r>
         <w:rPr>
           <w:rFonts w:ascii="Consolas" w:eastAsia="Times New Roman" w:hAnsi="Consolas" w:cs="Times New Roman"/>
@@ -21462,6 +22800,7 @@
         </w:rPr>
         <w:t xml:space="preserve">            </w:t>
       </w:r>
+      <w:proofErr w:type="spellStart"/>
       <w:proofErr w:type="gramStart"/>
       <w:r>
         <w:rPr>
@@ -21493,6 +22832,7 @@
         </w:rPr>
         <w:t>showerror</w:t>
       </w:r>
+      <w:proofErr w:type="spellEnd"/>
       <w:proofErr w:type="gramEnd"/>
       <w:r>
         <w:rPr>
@@ -21689,6 +23029,7 @@
         </w:rPr>
         <w:t xml:space="preserve">        </w:t>
       </w:r>
+      <w:proofErr w:type="spellStart"/>
       <w:r>
         <w:rPr>
           <w:rFonts w:ascii="Consolas" w:eastAsia="Times New Roman" w:hAnsi="Consolas" w:cs="Times New Roman"/>
@@ -21719,6 +23060,7 @@
         </w:rPr>
         <w:t>is_running</w:t>
       </w:r>
+      <w:proofErr w:type="spellEnd"/>
       <w:r>
         <w:rPr>
           <w:rFonts w:ascii="Consolas" w:eastAsia="Times New Roman" w:hAnsi="Consolas" w:cs="Times New Roman"/>
@@ -21782,6 +23124,7 @@
         </w:rPr>
         <w:t xml:space="preserve">        </w:t>
       </w:r>
+      <w:proofErr w:type="spellStart"/>
       <w:r>
         <w:rPr>
           <w:rFonts w:ascii="Consolas" w:eastAsia="Times New Roman" w:hAnsi="Consolas" w:cs="Times New Roman"/>
@@ -21812,6 +23155,7 @@
         </w:rPr>
         <w:t>t_start</w:t>
       </w:r>
+      <w:proofErr w:type="spellEnd"/>
       <w:r>
         <w:rPr>
           <w:rFonts w:ascii="Consolas" w:eastAsia="Times New Roman" w:hAnsi="Consolas" w:cs="Times New Roman"/>
@@ -21842,6 +23186,7 @@
         </w:rPr>
         <w:t xml:space="preserve"> </w:t>
       </w:r>
+      <w:proofErr w:type="spellStart"/>
       <w:r>
         <w:rPr>
           <w:rFonts w:ascii="Consolas" w:eastAsia="Times New Roman" w:hAnsi="Consolas" w:cs="Times New Roman"/>
@@ -21872,6 +23217,7 @@
         </w:rPr>
         <w:t>time</w:t>
       </w:r>
+      <w:proofErr w:type="spellEnd"/>
       <w:r>
         <w:rPr>
           <w:rFonts w:ascii="Consolas" w:eastAsia="Times New Roman" w:hAnsi="Consolas" w:cs="Times New Roman"/>
@@ -21905,6 +23251,7 @@
         </w:rPr>
         <w:t xml:space="preserve">        </w:t>
       </w:r>
+      <w:proofErr w:type="spellStart"/>
       <w:r>
         <w:rPr>
           <w:rFonts w:ascii="Consolas" w:eastAsia="Times New Roman" w:hAnsi="Consolas" w:cs="Times New Roman"/>
@@ -21955,6 +23302,7 @@
         </w:rPr>
         <w:t>clear</w:t>
       </w:r>
+      <w:proofErr w:type="spellEnd"/>
       <w:r>
         <w:rPr>
           <w:rFonts w:ascii="Consolas" w:eastAsia="Times New Roman" w:hAnsi="Consolas" w:cs="Times New Roman"/>
@@ -21988,6 +23336,7 @@
         </w:rPr>
         <w:t xml:space="preserve">        </w:t>
       </w:r>
+      <w:proofErr w:type="spellStart"/>
       <w:r>
         <w:rPr>
           <w:rFonts w:ascii="Consolas" w:eastAsia="Times New Roman" w:hAnsi="Consolas" w:cs="Times New Roman"/>
@@ -22038,6 +23387,7 @@
         </w:rPr>
         <w:t>clear</w:t>
       </w:r>
+      <w:proofErr w:type="spellEnd"/>
       <w:r>
         <w:rPr>
           <w:rFonts w:ascii="Consolas" w:eastAsia="Times New Roman" w:hAnsi="Consolas" w:cs="Times New Roman"/>
@@ -22155,6 +23505,7 @@
         </w:rPr>
         <w:t xml:space="preserve">        </w:t>
       </w:r>
+      <w:proofErr w:type="spellStart"/>
       <w:r>
         <w:rPr>
           <w:rFonts w:ascii="Consolas" w:eastAsia="Times New Roman" w:hAnsi="Consolas" w:cs="Times New Roman"/>
@@ -22205,6 +23556,7 @@
         </w:rPr>
         <w:t>configure</w:t>
       </w:r>
+      <w:proofErr w:type="spellEnd"/>
       <w:r>
         <w:rPr>
           <w:rFonts w:ascii="Consolas" w:eastAsia="Times New Roman" w:hAnsi="Consolas" w:cs="Times New Roman"/>
@@ -22278,6 +23630,7 @@
         </w:rPr>
         <w:t xml:space="preserve">        </w:t>
       </w:r>
+      <w:proofErr w:type="spellStart"/>
       <w:r>
         <w:rPr>
           <w:rFonts w:ascii="Consolas" w:eastAsia="Times New Roman" w:hAnsi="Consolas" w:cs="Times New Roman"/>
@@ -22328,6 +23681,7 @@
         </w:rPr>
         <w:t>delete</w:t>
       </w:r>
+      <w:proofErr w:type="spellEnd"/>
       <w:r>
         <w:rPr>
           <w:rFonts w:ascii="Consolas" w:eastAsia="Times New Roman" w:hAnsi="Consolas" w:cs="Times New Roman"/>
@@ -22401,6 +23755,7 @@
         </w:rPr>
         <w:t xml:space="preserve">        </w:t>
       </w:r>
+      <w:proofErr w:type="spellStart"/>
       <w:r>
         <w:rPr>
           <w:rFonts w:ascii="Consolas" w:eastAsia="Times New Roman" w:hAnsi="Consolas" w:cs="Times New Roman"/>
@@ -22451,6 +23806,7 @@
         </w:rPr>
         <w:t>configure</w:t>
       </w:r>
+      <w:proofErr w:type="spellEnd"/>
       <w:r>
         <w:rPr>
           <w:rFonts w:ascii="Consolas" w:eastAsia="Times New Roman" w:hAnsi="Consolas" w:cs="Times New Roman"/>
@@ -22803,6 +24159,7 @@
         </w:rPr>
         <w:t xml:space="preserve"> </w:t>
       </w:r>
+      <w:proofErr w:type="spellStart"/>
       <w:r>
         <w:rPr>
           <w:rFonts w:ascii="Consolas" w:eastAsia="Times New Roman" w:hAnsi="Consolas" w:cs="Times New Roman"/>
@@ -22813,6 +24170,7 @@
         </w:rPr>
         <w:t>i</w:t>
       </w:r>
+      <w:proofErr w:type="spellEnd"/>
       <w:r>
         <w:rPr>
           <w:rFonts w:ascii="Consolas" w:eastAsia="Times New Roman" w:hAnsi="Consolas" w:cs="Times New Roman"/>
@@ -22883,6 +24241,7 @@
         </w:rPr>
         <w:t>(</w:t>
       </w:r>
+      <w:proofErr w:type="spellStart"/>
       <w:r>
         <w:rPr>
           <w:rFonts w:ascii="Consolas" w:eastAsia="Times New Roman" w:hAnsi="Consolas" w:cs="Times New Roman"/>
@@ -22933,6 +24292,7 @@
         </w:rPr>
         <w:t>nodes</w:t>
       </w:r>
+      <w:proofErr w:type="spellEnd"/>
       <w:r>
         <w:rPr>
           <w:rFonts w:ascii="Consolas" w:eastAsia="Times New Roman" w:hAnsi="Consolas" w:cs="Times New Roman"/>
@@ -22966,6 +24326,7 @@
         </w:rPr>
         <w:t xml:space="preserve">            </w:t>
       </w:r>
+      <w:proofErr w:type="spellStart"/>
       <w:r>
         <w:rPr>
           <w:rFonts w:ascii="Consolas" w:eastAsia="Times New Roman" w:hAnsi="Consolas" w:cs="Times New Roman"/>
@@ -22996,6 +24357,7 @@
         </w:rPr>
         <w:t>task_procs</w:t>
       </w:r>
+      <w:proofErr w:type="spellEnd"/>
       <w:r>
         <w:rPr>
           <w:rFonts w:ascii="Consolas" w:eastAsia="Times New Roman" w:hAnsi="Consolas" w:cs="Times New Roman"/>
@@ -23046,6 +24408,7 @@
         </w:rPr>
         <w:t xml:space="preserve"> </w:t>
       </w:r>
+      <w:proofErr w:type="spellStart"/>
       <w:r>
         <w:rPr>
           <w:rFonts w:ascii="Consolas" w:eastAsia="Times New Roman" w:hAnsi="Consolas" w:cs="Times New Roman"/>
@@ -23056,6 +24419,7 @@
         </w:rPr>
         <w:t>i</w:t>
       </w:r>
+      <w:proofErr w:type="spellEnd"/>
       <w:r>
         <w:rPr>
           <w:rFonts w:ascii="Consolas" w:eastAsia="Times New Roman" w:hAnsi="Consolas" w:cs="Times New Roman"/>
@@ -23245,6 +24609,7 @@
         </w:rPr>
         <w:t xml:space="preserve">            </w:t>
       </w:r>
+      <w:proofErr w:type="spellStart"/>
       <w:r>
         <w:rPr>
           <w:rFonts w:ascii="Consolas" w:eastAsia="Times New Roman" w:hAnsi="Consolas" w:cs="Times New Roman"/>
@@ -23275,6 +24640,7 @@
         </w:rPr>
         <w:t>Thread</w:t>
       </w:r>
+      <w:proofErr w:type="spellEnd"/>
       <w:r>
         <w:rPr>
           <w:rFonts w:ascii="Consolas" w:eastAsia="Times New Roman" w:hAnsi="Consolas" w:cs="Times New Roman"/>
@@ -23305,6 +24671,7 @@
         </w:rPr>
         <w:t>=</w:t>
       </w:r>
+      <w:proofErr w:type="spellStart"/>
       <w:r>
         <w:rPr>
           <w:rFonts w:ascii="Consolas" w:eastAsia="Times New Roman" w:hAnsi="Consolas" w:cs="Times New Roman"/>
@@ -23335,6 +24702,7 @@
         </w:rPr>
         <w:t>execute_sync</w:t>
       </w:r>
+      <w:proofErr w:type="spellEnd"/>
       <w:r>
         <w:rPr>
           <w:rFonts w:ascii="Consolas" w:eastAsia="Times New Roman" w:hAnsi="Consolas" w:cs="Times New Roman"/>
@@ -23471,6 +24839,7 @@
         </w:rPr>
         <w:t xml:space="preserve">            </w:t>
       </w:r>
+      <w:proofErr w:type="spellStart"/>
       <w:r>
         <w:rPr>
           <w:rFonts w:ascii="Consolas" w:eastAsia="Times New Roman" w:hAnsi="Consolas" w:cs="Times New Roman"/>
@@ -23501,6 +24870,7 @@
         </w:rPr>
         <w:t>Thread</w:t>
       </w:r>
+      <w:proofErr w:type="spellEnd"/>
       <w:r>
         <w:rPr>
           <w:rFonts w:ascii="Consolas" w:eastAsia="Times New Roman" w:hAnsi="Consolas" w:cs="Times New Roman"/>
@@ -23531,6 +24901,7 @@
         </w:rPr>
         <w:t>=</w:t>
       </w:r>
+      <w:proofErr w:type="spellStart"/>
       <w:r>
         <w:rPr>
           <w:rFonts w:ascii="Consolas" w:eastAsia="Times New Roman" w:hAnsi="Consolas" w:cs="Times New Roman"/>
@@ -23561,6 +24932,7 @@
         </w:rPr>
         <w:t>execute_async</w:t>
       </w:r>
+      <w:proofErr w:type="spellEnd"/>
       <w:r>
         <w:rPr>
           <w:rFonts w:ascii="Consolas" w:eastAsia="Times New Roman" w:hAnsi="Consolas" w:cs="Times New Roman"/>
@@ -23667,6 +25039,7 @@
         </w:rPr>
         <w:t xml:space="preserve">        </w:t>
       </w:r>
+      <w:proofErr w:type="spellStart"/>
       <w:r>
         <w:rPr>
           <w:rFonts w:ascii="Consolas" w:eastAsia="Times New Roman" w:hAnsi="Consolas" w:cs="Times New Roman"/>
@@ -23697,6 +25070,7 @@
         </w:rPr>
         <w:t>update_ui</w:t>
       </w:r>
+      <w:proofErr w:type="spellEnd"/>
       <w:r>
         <w:rPr>
           <w:rFonts w:ascii="Consolas" w:eastAsia="Times New Roman" w:hAnsi="Consolas" w:cs="Times New Roman"/>
@@ -23763,6 +25137,7 @@
         </w:rPr>
         <w:t xml:space="preserve"> </w:t>
       </w:r>
+      <w:proofErr w:type="spellStart"/>
       <w:r>
         <w:rPr>
           <w:rFonts w:ascii="Consolas" w:eastAsia="Times New Roman" w:hAnsi="Consolas" w:cs="Times New Roman"/>
@@ -23773,6 +25148,7 @@
         </w:rPr>
         <w:t>execute_sync</w:t>
       </w:r>
+      <w:proofErr w:type="spellEnd"/>
       <w:r>
         <w:rPr>
           <w:rFonts w:ascii="Consolas" w:eastAsia="Times New Roman" w:hAnsi="Consolas" w:cs="Times New Roman"/>
@@ -23949,6 +25325,7 @@
         </w:rPr>
         <w:t xml:space="preserve"> </w:t>
       </w:r>
+      <w:proofErr w:type="spellStart"/>
       <w:r>
         <w:rPr>
           <w:rFonts w:ascii="Consolas" w:eastAsia="Times New Roman" w:hAnsi="Consolas" w:cs="Times New Roman"/>
@@ -23979,6 +25356,7 @@
         </w:rPr>
         <w:t>topological_sort</w:t>
       </w:r>
+      <w:proofErr w:type="spellEnd"/>
       <w:r>
         <w:rPr>
           <w:rFonts w:ascii="Consolas" w:eastAsia="Times New Roman" w:hAnsi="Consolas" w:cs="Times New Roman"/>
@@ -23989,6 +25367,7 @@
         </w:rPr>
         <w:t>(</w:t>
       </w:r>
+      <w:proofErr w:type="spellStart"/>
       <w:r>
         <w:rPr>
           <w:rFonts w:ascii="Consolas" w:eastAsia="Times New Roman" w:hAnsi="Consolas" w:cs="Times New Roman"/>
@@ -24019,6 +25398,7 @@
         </w:rPr>
         <w:t>G</w:t>
       </w:r>
+      <w:proofErr w:type="spellEnd"/>
       <w:r>
         <w:rPr>
           <w:rFonts w:ascii="Consolas" w:eastAsia="Times New Roman" w:hAnsi="Consolas" w:cs="Times New Roman"/>
@@ -24112,6 +25492,7 @@
         </w:rPr>
         <w:t>(</w:t>
       </w:r>
+      <w:proofErr w:type="spellStart"/>
       <w:r>
         <w:rPr>
           <w:rFonts w:ascii="Consolas" w:eastAsia="Times New Roman" w:hAnsi="Consolas" w:cs="Times New Roman"/>
@@ -24162,6 +25543,7 @@
         </w:rPr>
         <w:t>predecessors</w:t>
       </w:r>
+      <w:proofErr w:type="spellEnd"/>
       <w:r>
         <w:rPr>
           <w:rFonts w:ascii="Consolas" w:eastAsia="Times New Roman" w:hAnsi="Consolas" w:cs="Times New Roman"/>
@@ -24664,6 +26046,7 @@
         </w:rPr>
         <w:t xml:space="preserve">, </w:t>
       </w:r>
+      <w:proofErr w:type="spellStart"/>
       <w:r>
         <w:rPr>
           <w:rFonts w:ascii="Consolas" w:eastAsia="Times New Roman" w:hAnsi="Consolas" w:cs="Times New Roman"/>
@@ -24674,6 +26057,7 @@
         </w:rPr>
         <w:t>lvl</w:t>
       </w:r>
+      <w:proofErr w:type="spellEnd"/>
       <w:r>
         <w:rPr>
           <w:rFonts w:ascii="Consolas" w:eastAsia="Times New Roman" w:hAnsi="Consolas" w:cs="Times New Roman"/>
@@ -24704,6 +26088,7 @@
         </w:rPr>
         <w:t xml:space="preserve"> </w:t>
       </w:r>
+      <w:proofErr w:type="spellStart"/>
       <w:r>
         <w:rPr>
           <w:rFonts w:ascii="Consolas" w:eastAsia="Times New Roman" w:hAnsi="Consolas" w:cs="Times New Roman"/>
@@ -24734,6 +26119,7 @@
         </w:rPr>
         <w:t>items</w:t>
       </w:r>
+      <w:proofErr w:type="spellEnd"/>
       <w:r>
         <w:rPr>
           <w:rFonts w:ascii="Consolas" w:eastAsia="Times New Roman" w:hAnsi="Consolas" w:cs="Times New Roman"/>
@@ -24767,6 +26153,7 @@
         </w:rPr>
         <w:t xml:space="preserve">            </w:t>
       </w:r>
+      <w:proofErr w:type="spellStart"/>
       <w:r>
         <w:rPr>
           <w:rFonts w:ascii="Consolas" w:eastAsia="Times New Roman" w:hAnsi="Consolas" w:cs="Times New Roman"/>
@@ -24797,6 +26184,7 @@
         </w:rPr>
         <w:t>setdefault</w:t>
       </w:r>
+      <w:proofErr w:type="spellEnd"/>
       <w:r>
         <w:rPr>
           <w:rFonts w:ascii="Consolas" w:eastAsia="Times New Roman" w:hAnsi="Consolas" w:cs="Times New Roman"/>
@@ -24807,6 +26195,7 @@
         </w:rPr>
         <w:t>(</w:t>
       </w:r>
+      <w:proofErr w:type="spellStart"/>
       <w:r>
         <w:rPr>
           <w:rFonts w:ascii="Consolas" w:eastAsia="Times New Roman" w:hAnsi="Consolas" w:cs="Times New Roman"/>
@@ -24817,6 +26206,7 @@
         </w:rPr>
         <w:t>lvl</w:t>
       </w:r>
+      <w:proofErr w:type="spellEnd"/>
       <w:r>
         <w:rPr>
           <w:rFonts w:ascii="Consolas" w:eastAsia="Times New Roman" w:hAnsi="Consolas" w:cs="Times New Roman"/>
@@ -24903,6 +26293,7 @@
         </w:rPr>
         <w:t xml:space="preserve"> </w:t>
       </w:r>
+      <w:proofErr w:type="spellStart"/>
       <w:r>
         <w:rPr>
           <w:rFonts w:ascii="Consolas" w:eastAsia="Times New Roman" w:hAnsi="Consolas" w:cs="Times New Roman"/>
@@ -24913,6 +26304,7 @@
         </w:rPr>
         <w:t>lvl</w:t>
       </w:r>
+      <w:proofErr w:type="spellEnd"/>
       <w:r>
         <w:rPr>
           <w:rFonts w:ascii="Consolas" w:eastAsia="Times New Roman" w:hAnsi="Consolas" w:cs="Times New Roman"/>
@@ -24963,6 +26355,7 @@
         </w:rPr>
         <w:t>(</w:t>
       </w:r>
+      <w:proofErr w:type="spellStart"/>
       <w:r>
         <w:rPr>
           <w:rFonts w:ascii="Consolas" w:eastAsia="Times New Roman" w:hAnsi="Consolas" w:cs="Times New Roman"/>
@@ -24993,6 +26386,7 @@
         </w:rPr>
         <w:t>keys</w:t>
       </w:r>
+      <w:proofErr w:type="spellEnd"/>
       <w:r>
         <w:rPr>
           <w:rFonts w:ascii="Consolas" w:eastAsia="Times New Roman" w:hAnsi="Consolas" w:cs="Times New Roman"/>
@@ -25086,6 +26480,7 @@
         </w:rPr>
         <w:t>[</w:t>
       </w:r>
+      <w:proofErr w:type="spellStart"/>
       <w:r>
         <w:rPr>
           <w:rFonts w:ascii="Consolas" w:eastAsia="Times New Roman" w:hAnsi="Consolas" w:cs="Times New Roman"/>
@@ -25096,6 +26491,7 @@
         </w:rPr>
         <w:t>lvl</w:t>
       </w:r>
+      <w:proofErr w:type="spellEnd"/>
       <w:r>
         <w:rPr>
           <w:rFonts w:ascii="Consolas" w:eastAsia="Times New Roman" w:hAnsi="Consolas" w:cs="Times New Roman"/>
@@ -25169,6 +26565,7 @@
         </w:rPr>
         <w:t xml:space="preserve"> </w:t>
       </w:r>
+      <w:proofErr w:type="spellStart"/>
       <w:r>
         <w:rPr>
           <w:rFonts w:ascii="Consolas" w:eastAsia="Times New Roman" w:hAnsi="Consolas" w:cs="Times New Roman"/>
@@ -25199,6 +26596,7 @@
         </w:rPr>
         <w:t>Barrier</w:t>
       </w:r>
+      <w:proofErr w:type="spellEnd"/>
       <w:r>
         <w:rPr>
           <w:rFonts w:ascii="Consolas" w:eastAsia="Times New Roman" w:hAnsi="Consolas" w:cs="Times New Roman"/>
@@ -25209,6 +26607,7 @@
         </w:rPr>
         <w:t>(</w:t>
       </w:r>
+      <w:proofErr w:type="spellStart"/>
       <w:r>
         <w:rPr>
           <w:rFonts w:ascii="Consolas" w:eastAsia="Times New Roman" w:hAnsi="Consolas" w:cs="Times New Roman"/>
@@ -25219,6 +26618,7 @@
         </w:rPr>
         <w:t>len</w:t>
       </w:r>
+      <w:proofErr w:type="spellEnd"/>
       <w:r>
         <w:rPr>
           <w:rFonts w:ascii="Consolas" w:eastAsia="Times New Roman" w:hAnsi="Consolas" w:cs="Times New Roman"/>
@@ -25432,6 +26832,7 @@
         </w:rPr>
         <w:t xml:space="preserve">                </w:t>
       </w:r>
+      <w:proofErr w:type="spellStart"/>
       <w:r>
         <w:rPr>
           <w:rFonts w:ascii="Consolas" w:eastAsia="Times New Roman" w:hAnsi="Consolas" w:cs="Times New Roman"/>
@@ -25462,6 +26863,7 @@
         </w:rPr>
         <w:t>sleep</w:t>
       </w:r>
+      <w:proofErr w:type="spellEnd"/>
       <w:r>
         <w:rPr>
           <w:rFonts w:ascii="Consolas" w:eastAsia="Times New Roman" w:hAnsi="Consolas" w:cs="Times New Roman"/>
@@ -25472,6 +26874,7 @@
         </w:rPr>
         <w:t>(</w:t>
       </w:r>
+      <w:proofErr w:type="spellStart"/>
       <w:r>
         <w:rPr>
           <w:rFonts w:ascii="Consolas" w:eastAsia="Times New Roman" w:hAnsi="Consolas" w:cs="Times New Roman"/>
@@ -25502,6 +26905,7 @@
         </w:rPr>
         <w:t>uniform</w:t>
       </w:r>
+      <w:proofErr w:type="spellEnd"/>
       <w:r>
         <w:rPr>
           <w:rFonts w:ascii="Consolas" w:eastAsia="Times New Roman" w:hAnsi="Consolas" w:cs="Times New Roman"/>
@@ -25575,6 +26979,7 @@
         </w:rPr>
         <w:t xml:space="preserve">                </w:t>
       </w:r>
+      <w:proofErr w:type="spellStart"/>
       <w:r>
         <w:rPr>
           <w:rFonts w:ascii="Consolas" w:eastAsia="Times New Roman" w:hAnsi="Consolas" w:cs="Times New Roman"/>
@@ -25605,6 +27010,7 @@
         </w:rPr>
         <w:t>end_times</w:t>
       </w:r>
+      <w:proofErr w:type="spellEnd"/>
       <w:r>
         <w:rPr>
           <w:rFonts w:ascii="Consolas" w:eastAsia="Times New Roman" w:hAnsi="Consolas" w:cs="Times New Roman"/>
@@ -25655,6 +27061,7 @@
         </w:rPr>
         <w:t xml:space="preserve"> </w:t>
       </w:r>
+      <w:proofErr w:type="spellStart"/>
       <w:r>
         <w:rPr>
           <w:rFonts w:ascii="Consolas" w:eastAsia="Times New Roman" w:hAnsi="Consolas" w:cs="Times New Roman"/>
@@ -25685,6 +27092,7 @@
         </w:rPr>
         <w:t>time</w:t>
       </w:r>
+      <w:proofErr w:type="spellEnd"/>
       <w:r>
         <w:rPr>
           <w:rFonts w:ascii="Consolas" w:eastAsia="Times New Roman" w:hAnsi="Consolas" w:cs="Times New Roman"/>
@@ -25715,6 +27123,7 @@
         </w:rPr>
         <w:t xml:space="preserve"> </w:t>
       </w:r>
+      <w:proofErr w:type="spellStart"/>
       <w:r>
         <w:rPr>
           <w:rFonts w:ascii="Consolas" w:eastAsia="Times New Roman" w:hAnsi="Consolas" w:cs="Times New Roman"/>
@@ -25745,6 +27154,7 @@
         </w:rPr>
         <w:t>t_start</w:t>
       </w:r>
+      <w:proofErr w:type="spellEnd"/>
     </w:p>
     <w:p>
       <w:pPr>
@@ -25916,6 +27326,7 @@
         </w:rPr>
         <w:t>{</w:t>
       </w:r>
+      <w:proofErr w:type="spellStart"/>
       <w:r>
         <w:rPr>
           <w:rFonts w:ascii="Consolas" w:eastAsia="Times New Roman" w:hAnsi="Consolas" w:cs="Times New Roman"/>
@@ -25926,6 +27337,7 @@
         </w:rPr>
         <w:t>lvl</w:t>
       </w:r>
+      <w:proofErr w:type="spellEnd"/>
       <w:r>
         <w:rPr>
           <w:rFonts w:ascii="Consolas" w:eastAsia="Times New Roman" w:hAnsi="Consolas" w:cs="Times New Roman"/>
@@ -25998,6 +27410,7 @@
         </w:rPr>
         <w:t xml:space="preserve">                </w:t>
       </w:r>
+      <w:proofErr w:type="spellStart"/>
       <w:r>
         <w:rPr>
           <w:rFonts w:ascii="Consolas" w:eastAsia="Times New Roman" w:hAnsi="Consolas" w:cs="Times New Roman"/>
@@ -26028,6 +27441,7 @@
         </w:rPr>
         <w:t>wait</w:t>
       </w:r>
+      <w:proofErr w:type="spellEnd"/>
       <w:r>
         <w:rPr>
           <w:rFonts w:ascii="Consolas" w:eastAsia="Times New Roman" w:hAnsi="Consolas" w:cs="Times New Roman"/>
@@ -26177,6 +27591,7 @@
         </w:rPr>
         <w:t xml:space="preserve">                </w:t>
       </w:r>
+      <w:proofErr w:type="spellStart"/>
       <w:r>
         <w:rPr>
           <w:rFonts w:ascii="Consolas" w:eastAsia="Times New Roman" w:hAnsi="Consolas" w:cs="Times New Roman"/>
@@ -26207,6 +27622,7 @@
         </w:rPr>
         <w:t>start_times</w:t>
       </w:r>
+      <w:proofErr w:type="spellEnd"/>
       <w:r>
         <w:rPr>
           <w:rFonts w:ascii="Consolas" w:eastAsia="Times New Roman" w:hAnsi="Consolas" w:cs="Times New Roman"/>
@@ -26257,6 +27673,7 @@
         </w:rPr>
         <w:t xml:space="preserve"> </w:t>
       </w:r>
+      <w:proofErr w:type="spellStart"/>
       <w:r>
         <w:rPr>
           <w:rFonts w:ascii="Consolas" w:eastAsia="Times New Roman" w:hAnsi="Consolas" w:cs="Times New Roman"/>
@@ -26287,6 +27704,7 @@
         </w:rPr>
         <w:t>time</w:t>
       </w:r>
+      <w:proofErr w:type="spellEnd"/>
       <w:r>
         <w:rPr>
           <w:rFonts w:ascii="Consolas" w:eastAsia="Times New Roman" w:hAnsi="Consolas" w:cs="Times New Roman"/>
@@ -26317,6 +27735,7 @@
         </w:rPr>
         <w:t xml:space="preserve"> </w:t>
       </w:r>
+      <w:proofErr w:type="spellStart"/>
       <w:r>
         <w:rPr>
           <w:rFonts w:ascii="Consolas" w:eastAsia="Times New Roman" w:hAnsi="Consolas" w:cs="Times New Roman"/>
@@ -26347,6 +27766,7 @@
         </w:rPr>
         <w:t>t_start</w:t>
       </w:r>
+      <w:proofErr w:type="spellEnd"/>
     </w:p>
     <w:p>
       <w:pPr>
@@ -26410,6 +27830,7 @@
         </w:rPr>
         <w:t xml:space="preserve"> </w:t>
       </w:r>
+      <w:proofErr w:type="spellStart"/>
       <w:r>
         <w:rPr>
           <w:rFonts w:ascii="Consolas" w:eastAsia="Times New Roman" w:hAnsi="Consolas" w:cs="Times New Roman"/>
@@ -26440,6 +27861,7 @@
         </w:rPr>
         <w:t>Thread</w:t>
       </w:r>
+      <w:proofErr w:type="spellEnd"/>
       <w:r>
         <w:rPr>
           <w:rFonts w:ascii="Consolas" w:eastAsia="Times New Roman" w:hAnsi="Consolas" w:cs="Times New Roman"/>
@@ -26490,6 +27912,7 @@
         </w:rPr>
         <w:t xml:space="preserve">, </w:t>
       </w:r>
+      <w:proofErr w:type="spellStart"/>
       <w:r>
         <w:rPr>
           <w:rFonts w:ascii="Consolas" w:eastAsia="Times New Roman" w:hAnsi="Consolas" w:cs="Times New Roman"/>
@@ -26500,6 +27923,7 @@
         </w:rPr>
         <w:t>args</w:t>
       </w:r>
+      <w:proofErr w:type="spellEnd"/>
       <w:r>
         <w:rPr>
           <w:rFonts w:ascii="Consolas" w:eastAsia="Times New Roman" w:hAnsi="Consolas" w:cs="Times New Roman"/>
@@ -26603,6 +28027,7 @@
         </w:rPr>
         <w:t xml:space="preserve">                </w:t>
       </w:r>
+      <w:proofErr w:type="spellStart"/>
       <w:r>
         <w:rPr>
           <w:rFonts w:ascii="Consolas" w:eastAsia="Times New Roman" w:hAnsi="Consolas" w:cs="Times New Roman"/>
@@ -26633,6 +28058,7 @@
         </w:rPr>
         <w:t>append</w:t>
       </w:r>
+      <w:proofErr w:type="spellEnd"/>
       <w:r>
         <w:rPr>
           <w:rFonts w:ascii="Consolas" w:eastAsia="Times New Roman" w:hAnsi="Consolas" w:cs="Times New Roman"/>
@@ -26686,6 +28112,7 @@
         </w:rPr>
         <w:t xml:space="preserve">                </w:t>
       </w:r>
+      <w:proofErr w:type="spellStart"/>
       <w:r>
         <w:rPr>
           <w:rFonts w:ascii="Consolas" w:eastAsia="Times New Roman" w:hAnsi="Consolas" w:cs="Times New Roman"/>
@@ -26716,6 +28143,7 @@
         </w:rPr>
         <w:t>start</w:t>
       </w:r>
+      <w:proofErr w:type="spellEnd"/>
       <w:r>
         <w:rPr>
           <w:rFonts w:ascii="Consolas" w:eastAsia="Times New Roman" w:hAnsi="Consolas" w:cs="Times New Roman"/>
@@ -26865,6 +28293,7 @@
         </w:rPr>
         <w:t xml:space="preserve">                </w:t>
       </w:r>
+      <w:proofErr w:type="spellStart"/>
       <w:r>
         <w:rPr>
           <w:rFonts w:ascii="Consolas" w:eastAsia="Times New Roman" w:hAnsi="Consolas" w:cs="Times New Roman"/>
@@ -26883,7 +28312,18 @@
           <w:szCs w:val="21"/>
           <w:lang w:val="en-US"/>
         </w:rPr>
-        <w:t>.join()</w:t>
+        <w:t>.join</w:t>
+      </w:r>
+      <w:proofErr w:type="spellEnd"/>
+      <w:r>
+        <w:rPr>
+          <w:rFonts w:ascii="Consolas" w:eastAsia="Times New Roman" w:hAnsi="Consolas" w:cs="Times New Roman"/>
+          <w:color w:val="CCCCCC"/>
+          <w:sz w:val="21"/>
+          <w:szCs w:val="21"/>
+          <w:lang w:val="en-US"/>
+        </w:rPr>
+        <w:t>()</w:t>
       </w:r>
     </w:p>
     <w:p>
@@ -26921,6 +28361,7 @@
         </w:rPr>
         <w:t xml:space="preserve">        </w:t>
       </w:r>
+      <w:proofErr w:type="spellStart"/>
       <w:r>
         <w:rPr>
           <w:rFonts w:ascii="Consolas" w:eastAsia="Times New Roman" w:hAnsi="Consolas" w:cs="Times New Roman"/>
@@ -26951,6 +28392,7 @@
         </w:rPr>
         <w:t>is_running</w:t>
       </w:r>
+      <w:proofErr w:type="spellEnd"/>
       <w:r>
         <w:rPr>
           <w:rFonts w:ascii="Consolas" w:eastAsia="Times New Roman" w:hAnsi="Consolas" w:cs="Times New Roman"/>
@@ -27031,7 +28473,6 @@
           <w:color w:val="CCCCCC"/>
           <w:sz w:val="21"/>
           <w:szCs w:val="21"/>
-          <w:lang w:val="en-US"/>
         </w:rPr>
         <w:t>.</w:t>
       </w:r>
@@ -27051,7 +28492,6 @@
           <w:color w:val="CCCCCC"/>
           <w:sz w:val="21"/>
           <w:szCs w:val="21"/>
-          <w:lang w:val="en-US"/>
         </w:rPr>
         <w:t>(</w:t>
       </w:r>
@@ -27072,9 +28512,8 @@
           <w:color w:val="CE9178"/>
           <w:sz w:val="21"/>
           <w:szCs w:val="21"/>
-          <w:lang w:val="en-US"/>
-        </w:rPr>
-        <w:t xml:space="preserve">"--- SYNC </w:t>
+        </w:rPr>
+        <w:t xml:space="preserve">"--- </w:t>
       </w:r>
       <w:r>
         <w:rPr>
@@ -27082,6 +28521,25 @@
           <w:color w:val="CE9178"/>
           <w:sz w:val="21"/>
           <w:szCs w:val="21"/>
+          <w:lang w:val="en-US"/>
+        </w:rPr>
+        <w:t>SYNC</w:t>
+      </w:r>
+      <w:r>
+        <w:rPr>
+          <w:rFonts w:ascii="Consolas" w:eastAsia="Times New Roman" w:hAnsi="Consolas" w:cs="Times New Roman"/>
+          <w:color w:val="CE9178"/>
+          <w:sz w:val="21"/>
+          <w:szCs w:val="21"/>
+        </w:rPr>
+        <w:t xml:space="preserve"> </w:t>
+      </w:r>
+      <w:r>
+        <w:rPr>
+          <w:rFonts w:ascii="Consolas" w:eastAsia="Times New Roman" w:hAnsi="Consolas" w:cs="Times New Roman"/>
+          <w:color w:val="CE9178"/>
+          <w:sz w:val="21"/>
+          <w:szCs w:val="21"/>
         </w:rPr>
         <w:t>План</w:t>
       </w:r>
@@ -27091,7 +28549,6 @@
           <w:color w:val="CE9178"/>
           <w:sz w:val="21"/>
           <w:szCs w:val="21"/>
-          <w:lang w:val="en-US"/>
         </w:rPr>
         <w:t xml:space="preserve"> </w:t>
       </w:r>
@@ -27110,7 +28567,6 @@
           <w:color w:val="CE9178"/>
           <w:sz w:val="21"/>
           <w:szCs w:val="21"/>
-          <w:lang w:val="en-US"/>
         </w:rPr>
         <w:t xml:space="preserve">. </w:t>
       </w:r>
@@ -27143,6 +28599,7 @@
         </w:rPr>
         <w:t>{</w:t>
       </w:r>
+      <w:proofErr w:type="spellStart"/>
       <w:proofErr w:type="gramStart"/>
       <w:r>
         <w:rPr>
@@ -27174,6 +28631,7 @@
         </w:rPr>
         <w:t>time</w:t>
       </w:r>
+      <w:proofErr w:type="spellEnd"/>
       <w:proofErr w:type="gramEnd"/>
       <w:r>
         <w:rPr>
@@ -27330,6 +28788,7 @@
         </w:rPr>
         <w:t xml:space="preserve"> </w:t>
       </w:r>
+      <w:proofErr w:type="spellStart"/>
       <w:r>
         <w:rPr>
           <w:rFonts w:ascii="Consolas" w:eastAsia="Times New Roman" w:hAnsi="Consolas" w:cs="Times New Roman"/>
@@ -27340,6 +28799,7 @@
         </w:rPr>
         <w:t>execute_async</w:t>
       </w:r>
+      <w:proofErr w:type="spellEnd"/>
       <w:r>
         <w:rPr>
           <w:rFonts w:ascii="Consolas" w:eastAsia="Times New Roman" w:hAnsi="Consolas" w:cs="Times New Roman"/>
@@ -27393,6 +28853,7 @@
         </w:rPr>
         <w:t xml:space="preserve">        </w:t>
       </w:r>
+      <w:proofErr w:type="spellStart"/>
       <w:r>
         <w:rPr>
           <w:rFonts w:ascii="Consolas" w:eastAsia="Times New Roman" w:hAnsi="Consolas" w:cs="Times New Roman"/>
@@ -27423,6 +28884,7 @@
         </w:rPr>
         <w:t>events</w:t>
       </w:r>
+      <w:proofErr w:type="spellEnd"/>
       <w:r>
         <w:rPr>
           <w:rFonts w:ascii="Consolas" w:eastAsia="Times New Roman" w:hAnsi="Consolas" w:cs="Times New Roman"/>
@@ -27473,6 +28935,7 @@
         </w:rPr>
         <w:t xml:space="preserve">: </w:t>
       </w:r>
+      <w:proofErr w:type="spellStart"/>
       <w:r>
         <w:rPr>
           <w:rFonts w:ascii="Consolas" w:eastAsia="Times New Roman" w:hAnsi="Consolas" w:cs="Times New Roman"/>
@@ -27503,6 +28966,7 @@
         </w:rPr>
         <w:t>Event</w:t>
       </w:r>
+      <w:proofErr w:type="spellEnd"/>
       <w:r>
         <w:rPr>
           <w:rFonts w:ascii="Consolas" w:eastAsia="Times New Roman" w:hAnsi="Consolas" w:cs="Times New Roman"/>
@@ -27573,6 +29037,7 @@
         </w:rPr>
         <w:t xml:space="preserve"> </w:t>
       </w:r>
+      <w:proofErr w:type="spellStart"/>
       <w:r>
         <w:rPr>
           <w:rFonts w:ascii="Consolas" w:eastAsia="Times New Roman" w:hAnsi="Consolas" w:cs="Times New Roman"/>
@@ -27623,6 +29088,7 @@
         </w:rPr>
         <w:t>nodes</w:t>
       </w:r>
+      <w:proofErr w:type="spellEnd"/>
       <w:r>
         <w:rPr>
           <w:rFonts w:ascii="Consolas" w:eastAsia="Times New Roman" w:hAnsi="Consolas" w:cs="Times New Roman"/>
@@ -27875,6 +29341,7 @@
         </w:rPr>
         <w:t xml:space="preserve"> </w:t>
       </w:r>
+      <w:proofErr w:type="spellStart"/>
       <w:r>
         <w:rPr>
           <w:rFonts w:ascii="Consolas" w:eastAsia="Times New Roman" w:hAnsi="Consolas" w:cs="Times New Roman"/>
@@ -27925,6 +29392,7 @@
         </w:rPr>
         <w:t>predecessors</w:t>
       </w:r>
+      <w:proofErr w:type="spellEnd"/>
       <w:r>
         <w:rPr>
           <w:rFonts w:ascii="Consolas" w:eastAsia="Times New Roman" w:hAnsi="Consolas" w:cs="Times New Roman"/>
@@ -27978,6 +29446,7 @@
         </w:rPr>
         <w:t xml:space="preserve">                </w:t>
       </w:r>
+      <w:proofErr w:type="spellStart"/>
       <w:r>
         <w:rPr>
           <w:rFonts w:ascii="Consolas" w:eastAsia="Times New Roman" w:hAnsi="Consolas" w:cs="Times New Roman"/>
@@ -28008,6 +29477,7 @@
         </w:rPr>
         <w:t>events</w:t>
       </w:r>
+      <w:proofErr w:type="spellEnd"/>
       <w:r>
         <w:rPr>
           <w:rFonts w:ascii="Consolas" w:eastAsia="Times New Roman" w:hAnsi="Consolas" w:cs="Times New Roman"/>
@@ -28104,6 +29574,7 @@
         </w:rPr>
         <w:t xml:space="preserve">            </w:t>
       </w:r>
+      <w:proofErr w:type="spellStart"/>
       <w:r>
         <w:rPr>
           <w:rFonts w:ascii="Consolas" w:eastAsia="Times New Roman" w:hAnsi="Consolas" w:cs="Times New Roman"/>
@@ -28134,6 +29605,7 @@
         </w:rPr>
         <w:t>start_times</w:t>
       </w:r>
+      <w:proofErr w:type="spellEnd"/>
       <w:r>
         <w:rPr>
           <w:rFonts w:ascii="Consolas" w:eastAsia="Times New Roman" w:hAnsi="Consolas" w:cs="Times New Roman"/>
@@ -28184,6 +29656,7 @@
         </w:rPr>
         <w:t xml:space="preserve"> </w:t>
       </w:r>
+      <w:proofErr w:type="spellStart"/>
       <w:r>
         <w:rPr>
           <w:rFonts w:ascii="Consolas" w:eastAsia="Times New Roman" w:hAnsi="Consolas" w:cs="Times New Roman"/>
@@ -28214,6 +29687,7 @@
         </w:rPr>
         <w:t>time</w:t>
       </w:r>
+      <w:proofErr w:type="spellEnd"/>
       <w:r>
         <w:rPr>
           <w:rFonts w:ascii="Consolas" w:eastAsia="Times New Roman" w:hAnsi="Consolas" w:cs="Times New Roman"/>
@@ -28244,6 +29718,7 @@
         </w:rPr>
         <w:t xml:space="preserve"> </w:t>
       </w:r>
+      <w:proofErr w:type="spellStart"/>
       <w:r>
         <w:rPr>
           <w:rFonts w:ascii="Consolas" w:eastAsia="Times New Roman" w:hAnsi="Consolas" w:cs="Times New Roman"/>
@@ -28274,6 +29749,7 @@
         </w:rPr>
         <w:t>t_start</w:t>
       </w:r>
+      <w:proofErr w:type="spellEnd"/>
     </w:p>
     <w:p>
       <w:pPr>
@@ -28297,6 +29773,7 @@
         </w:rPr>
         <w:t xml:space="preserve">            </w:t>
       </w:r>
+      <w:proofErr w:type="spellStart"/>
       <w:r>
         <w:rPr>
           <w:rFonts w:ascii="Consolas" w:eastAsia="Times New Roman" w:hAnsi="Consolas" w:cs="Times New Roman"/>
@@ -28327,6 +29804,7 @@
         </w:rPr>
         <w:t>sleep</w:t>
       </w:r>
+      <w:proofErr w:type="spellEnd"/>
       <w:r>
         <w:rPr>
           <w:rFonts w:ascii="Consolas" w:eastAsia="Times New Roman" w:hAnsi="Consolas" w:cs="Times New Roman"/>
@@ -28337,6 +29815,7 @@
         </w:rPr>
         <w:t>(</w:t>
       </w:r>
+      <w:proofErr w:type="spellStart"/>
       <w:r>
         <w:rPr>
           <w:rFonts w:ascii="Consolas" w:eastAsia="Times New Roman" w:hAnsi="Consolas" w:cs="Times New Roman"/>
@@ -28367,6 +29846,7 @@
         </w:rPr>
         <w:t>uniform</w:t>
       </w:r>
+      <w:proofErr w:type="spellEnd"/>
       <w:r>
         <w:rPr>
           <w:rFonts w:ascii="Consolas" w:eastAsia="Times New Roman" w:hAnsi="Consolas" w:cs="Times New Roman"/>
@@ -28440,6 +29920,7 @@
         </w:rPr>
         <w:t xml:space="preserve">            </w:t>
       </w:r>
+      <w:proofErr w:type="spellStart"/>
       <w:r>
         <w:rPr>
           <w:rFonts w:ascii="Consolas" w:eastAsia="Times New Roman" w:hAnsi="Consolas" w:cs="Times New Roman"/>
@@ -28470,6 +29951,7 @@
         </w:rPr>
         <w:t>end_times</w:t>
       </w:r>
+      <w:proofErr w:type="spellEnd"/>
       <w:r>
         <w:rPr>
           <w:rFonts w:ascii="Consolas" w:eastAsia="Times New Roman" w:hAnsi="Consolas" w:cs="Times New Roman"/>
@@ -28520,6 +30002,7 @@
         </w:rPr>
         <w:t xml:space="preserve"> </w:t>
       </w:r>
+      <w:proofErr w:type="spellStart"/>
       <w:r>
         <w:rPr>
           <w:rFonts w:ascii="Consolas" w:eastAsia="Times New Roman" w:hAnsi="Consolas" w:cs="Times New Roman"/>
@@ -28550,6 +30033,7 @@
         </w:rPr>
         <w:t>time</w:t>
       </w:r>
+      <w:proofErr w:type="spellEnd"/>
       <w:r>
         <w:rPr>
           <w:rFonts w:ascii="Consolas" w:eastAsia="Times New Roman" w:hAnsi="Consolas" w:cs="Times New Roman"/>
@@ -28580,6 +30064,7 @@
         </w:rPr>
         <w:t xml:space="preserve"> </w:t>
       </w:r>
+      <w:proofErr w:type="spellStart"/>
       <w:r>
         <w:rPr>
           <w:rFonts w:ascii="Consolas" w:eastAsia="Times New Roman" w:hAnsi="Consolas" w:cs="Times New Roman"/>
@@ -28610,6 +30095,7 @@
         </w:rPr>
         <w:t>t_start</w:t>
       </w:r>
+      <w:proofErr w:type="spellEnd"/>
     </w:p>
     <w:p>
       <w:pPr>
@@ -28804,6 +30290,7 @@
         </w:rPr>
         <w:t xml:space="preserve">            </w:t>
       </w:r>
+      <w:proofErr w:type="spellStart"/>
       <w:r>
         <w:rPr>
           <w:rFonts w:ascii="Consolas" w:eastAsia="Times New Roman" w:hAnsi="Consolas" w:cs="Times New Roman"/>
@@ -28834,6 +30321,7 @@
         </w:rPr>
         <w:t>events</w:t>
       </w:r>
+      <w:proofErr w:type="spellEnd"/>
       <w:r>
         <w:rPr>
           <w:rFonts w:ascii="Consolas" w:eastAsia="Times New Roman" w:hAnsi="Consolas" w:cs="Times New Roman"/>
@@ -28980,6 +30468,7 @@
         </w:rPr>
         <w:t xml:space="preserve"> </w:t>
       </w:r>
+      <w:proofErr w:type="spellStart"/>
       <w:r>
         <w:rPr>
           <w:rFonts w:ascii="Consolas" w:eastAsia="Times New Roman" w:hAnsi="Consolas" w:cs="Times New Roman"/>
@@ -29030,6 +30519,7 @@
         </w:rPr>
         <w:t>nodes</w:t>
       </w:r>
+      <w:proofErr w:type="spellEnd"/>
       <w:r>
         <w:rPr>
           <w:rFonts w:ascii="Consolas" w:eastAsia="Times New Roman" w:hAnsi="Consolas" w:cs="Times New Roman"/>
@@ -29103,6 +30593,7 @@
         </w:rPr>
         <w:t xml:space="preserve"> </w:t>
       </w:r>
+      <w:proofErr w:type="spellStart"/>
       <w:r>
         <w:rPr>
           <w:rFonts w:ascii="Consolas" w:eastAsia="Times New Roman" w:hAnsi="Consolas" w:cs="Times New Roman"/>
@@ -29133,6 +30624,7 @@
         </w:rPr>
         <w:t>Thread</w:t>
       </w:r>
+      <w:proofErr w:type="spellEnd"/>
       <w:r>
         <w:rPr>
           <w:rFonts w:ascii="Consolas" w:eastAsia="Times New Roman" w:hAnsi="Consolas" w:cs="Times New Roman"/>
@@ -29183,6 +30675,7 @@
         </w:rPr>
         <w:t xml:space="preserve">, </w:t>
       </w:r>
+      <w:proofErr w:type="spellStart"/>
       <w:r>
         <w:rPr>
           <w:rFonts w:ascii="Consolas" w:eastAsia="Times New Roman" w:hAnsi="Consolas" w:cs="Times New Roman"/>
@@ -29193,6 +30686,7 @@
         </w:rPr>
         <w:t>args</w:t>
       </w:r>
+      <w:proofErr w:type="spellEnd"/>
       <w:r>
         <w:rPr>
           <w:rFonts w:ascii="Consolas" w:eastAsia="Times New Roman" w:hAnsi="Consolas" w:cs="Times New Roman"/>
@@ -29296,6 +30790,7 @@
         </w:rPr>
         <w:t xml:space="preserve">            </w:t>
       </w:r>
+      <w:proofErr w:type="spellStart"/>
       <w:r>
         <w:rPr>
           <w:rFonts w:ascii="Consolas" w:eastAsia="Times New Roman" w:hAnsi="Consolas" w:cs="Times New Roman"/>
@@ -29326,6 +30821,7 @@
         </w:rPr>
         <w:t>append</w:t>
       </w:r>
+      <w:proofErr w:type="spellEnd"/>
       <w:r>
         <w:rPr>
           <w:rFonts w:ascii="Consolas" w:eastAsia="Times New Roman" w:hAnsi="Consolas" w:cs="Times New Roman"/>
@@ -29379,6 +30875,7 @@
         </w:rPr>
         <w:t xml:space="preserve">            </w:t>
       </w:r>
+      <w:proofErr w:type="spellStart"/>
       <w:r>
         <w:rPr>
           <w:rFonts w:ascii="Consolas" w:eastAsia="Times New Roman" w:hAnsi="Consolas" w:cs="Times New Roman"/>
@@ -29409,6 +30906,7 @@
         </w:rPr>
         <w:t>start</w:t>
       </w:r>
+      <w:proofErr w:type="spellEnd"/>
       <w:r>
         <w:rPr>
           <w:rFonts w:ascii="Consolas" w:eastAsia="Times New Roman" w:hAnsi="Consolas" w:cs="Times New Roman"/>
@@ -29558,6 +31056,7 @@
         </w:rPr>
         <w:t xml:space="preserve">            </w:t>
       </w:r>
+      <w:proofErr w:type="spellStart"/>
       <w:r>
         <w:rPr>
           <w:rFonts w:ascii="Consolas" w:eastAsia="Times New Roman" w:hAnsi="Consolas" w:cs="Times New Roman"/>
@@ -29576,7 +31075,18 @@
           <w:szCs w:val="21"/>
           <w:lang w:val="en-US"/>
         </w:rPr>
-        <w:t>.join()</w:t>
+        <w:t>.join</w:t>
+      </w:r>
+      <w:proofErr w:type="spellEnd"/>
+      <w:r>
+        <w:rPr>
+          <w:rFonts w:ascii="Consolas" w:eastAsia="Times New Roman" w:hAnsi="Consolas" w:cs="Times New Roman"/>
+          <w:color w:val="CCCCCC"/>
+          <w:sz w:val="21"/>
+          <w:szCs w:val="21"/>
+          <w:lang w:val="en-US"/>
+        </w:rPr>
+        <w:t>()</w:t>
       </w:r>
     </w:p>
     <w:p>
@@ -29614,6 +31124,7 @@
         </w:rPr>
         <w:t xml:space="preserve">        </w:t>
       </w:r>
+      <w:proofErr w:type="spellStart"/>
       <w:r>
         <w:rPr>
           <w:rFonts w:ascii="Consolas" w:eastAsia="Times New Roman" w:hAnsi="Consolas" w:cs="Times New Roman"/>
@@ -29644,6 +31155,7 @@
         </w:rPr>
         <w:t>is_running</w:t>
       </w:r>
+      <w:proofErr w:type="spellEnd"/>
       <w:r>
         <w:rPr>
           <w:rFonts w:ascii="Consolas" w:eastAsia="Times New Roman" w:hAnsi="Consolas" w:cs="Times New Roman"/>
@@ -29724,7 +31236,6 @@
           <w:color w:val="CCCCCC"/>
           <w:sz w:val="21"/>
           <w:szCs w:val="21"/>
-          <w:lang w:val="en-US"/>
         </w:rPr>
         <w:t>.</w:t>
       </w:r>
@@ -29744,7 +31255,6 @@
           <w:color w:val="CCCCCC"/>
           <w:sz w:val="21"/>
           <w:szCs w:val="21"/>
-          <w:lang w:val="en-US"/>
         </w:rPr>
         <w:t>(</w:t>
       </w:r>
@@ -29765,9 +31275,8 @@
           <w:color w:val="CE9178"/>
           <w:sz w:val="21"/>
           <w:szCs w:val="21"/>
-          <w:lang w:val="en-US"/>
-        </w:rPr>
-        <w:t xml:space="preserve">"--- ASYNC </w:t>
+        </w:rPr>
+        <w:t xml:space="preserve">"--- </w:t>
       </w:r>
       <w:r>
         <w:rPr>
@@ -29775,6 +31284,25 @@
           <w:color w:val="CE9178"/>
           <w:sz w:val="21"/>
           <w:szCs w:val="21"/>
+          <w:lang w:val="en-US"/>
+        </w:rPr>
+        <w:t>ASYNC</w:t>
+      </w:r>
+      <w:r>
+        <w:rPr>
+          <w:rFonts w:ascii="Consolas" w:eastAsia="Times New Roman" w:hAnsi="Consolas" w:cs="Times New Roman"/>
+          <w:color w:val="CE9178"/>
+          <w:sz w:val="21"/>
+          <w:szCs w:val="21"/>
+        </w:rPr>
+        <w:t xml:space="preserve"> </w:t>
+      </w:r>
+      <w:r>
+        <w:rPr>
+          <w:rFonts w:ascii="Consolas" w:eastAsia="Times New Roman" w:hAnsi="Consolas" w:cs="Times New Roman"/>
+          <w:color w:val="CE9178"/>
+          <w:sz w:val="21"/>
+          <w:szCs w:val="21"/>
         </w:rPr>
         <w:t>План</w:t>
       </w:r>
@@ -29784,7 +31312,6 @@
           <w:color w:val="CE9178"/>
           <w:sz w:val="21"/>
           <w:szCs w:val="21"/>
-          <w:lang w:val="en-US"/>
         </w:rPr>
         <w:t xml:space="preserve"> </w:t>
       </w:r>
@@ -29803,7 +31330,6 @@
           <w:color w:val="CE9178"/>
           <w:sz w:val="21"/>
           <w:szCs w:val="21"/>
-          <w:lang w:val="en-US"/>
         </w:rPr>
         <w:t xml:space="preserve">. </w:t>
       </w:r>
@@ -29836,6 +31362,7 @@
         </w:rPr>
         <w:t>{</w:t>
       </w:r>
+      <w:proofErr w:type="spellStart"/>
       <w:proofErr w:type="gramStart"/>
       <w:r>
         <w:rPr>
@@ -29867,6 +31394,7 @@
         </w:rPr>
         <w:t>time</w:t>
       </w:r>
+      <w:proofErr w:type="spellEnd"/>
       <w:proofErr w:type="gramEnd"/>
       <w:r>
         <w:rPr>
@@ -30023,6 +31551,7 @@
         </w:rPr>
         <w:t xml:space="preserve"> </w:t>
       </w:r>
+      <w:proofErr w:type="spellStart"/>
       <w:r>
         <w:rPr>
           <w:rFonts w:ascii="Consolas" w:eastAsia="Times New Roman" w:hAnsi="Consolas" w:cs="Times New Roman"/>
@@ -30033,6 +31562,7 @@
         </w:rPr>
         <w:t>update_ui</w:t>
       </w:r>
+      <w:proofErr w:type="spellEnd"/>
       <w:r>
         <w:rPr>
           <w:rFonts w:ascii="Consolas" w:eastAsia="Times New Roman" w:hAnsi="Consolas" w:cs="Times New Roman"/>
@@ -30086,6 +31616,7 @@
         </w:rPr>
         <w:t xml:space="preserve">        </w:t>
       </w:r>
+      <w:proofErr w:type="spellStart"/>
       <w:r>
         <w:rPr>
           <w:rFonts w:ascii="Consolas" w:eastAsia="Times New Roman" w:hAnsi="Consolas" w:cs="Times New Roman"/>
@@ -30136,6 +31667,7 @@
         </w:rPr>
         <w:t>delete</w:t>
       </w:r>
+      <w:proofErr w:type="spellEnd"/>
       <w:r>
         <w:rPr>
           <w:rFonts w:ascii="Consolas" w:eastAsia="Times New Roman" w:hAnsi="Consolas" w:cs="Times New Roman"/>
@@ -30242,6 +31774,7 @@
         </w:rPr>
         <w:t xml:space="preserve">        </w:t>
       </w:r>
+      <w:proofErr w:type="spellStart"/>
       <w:r>
         <w:rPr>
           <w:rFonts w:ascii="Consolas" w:eastAsia="Times New Roman" w:hAnsi="Consolas" w:cs="Times New Roman"/>
@@ -30251,6 +31784,7 @@
         </w:rPr>
         <w:t>if</w:t>
       </w:r>
+      <w:proofErr w:type="spellEnd"/>
       <w:r>
         <w:rPr>
           <w:rFonts w:ascii="Consolas" w:eastAsia="Times New Roman" w:hAnsi="Consolas" w:cs="Times New Roman"/>
@@ -30260,6 +31794,7 @@
         </w:rPr>
         <w:t xml:space="preserve"> </w:t>
       </w:r>
+      <w:proofErr w:type="spellStart"/>
       <w:r>
         <w:rPr>
           <w:rFonts w:ascii="Consolas" w:eastAsia="Times New Roman" w:hAnsi="Consolas" w:cs="Times New Roman"/>
@@ -30287,6 +31822,7 @@
         </w:rPr>
         <w:t>is_running</w:t>
       </w:r>
+      <w:proofErr w:type="spellEnd"/>
       <w:r>
         <w:rPr>
           <w:rFonts w:ascii="Consolas" w:eastAsia="Times New Roman" w:hAnsi="Consolas" w:cs="Times New Roman"/>
@@ -30358,6 +31894,7 @@
         </w:rPr>
         <w:t xml:space="preserve"> </w:t>
       </w:r>
+      <w:proofErr w:type="spellStart"/>
       <w:r>
         <w:rPr>
           <w:rFonts w:ascii="Consolas" w:eastAsia="Times New Roman" w:hAnsi="Consolas" w:cs="Times New Roman"/>
@@ -30388,6 +31925,7 @@
         </w:rPr>
         <w:t>time</w:t>
       </w:r>
+      <w:proofErr w:type="spellEnd"/>
       <w:r>
         <w:rPr>
           <w:rFonts w:ascii="Consolas" w:eastAsia="Times New Roman" w:hAnsi="Consolas" w:cs="Times New Roman"/>
@@ -30418,6 +31956,7 @@
         </w:rPr>
         <w:t xml:space="preserve"> </w:t>
       </w:r>
+      <w:proofErr w:type="spellStart"/>
       <w:r>
         <w:rPr>
           <w:rFonts w:ascii="Consolas" w:eastAsia="Times New Roman" w:hAnsi="Consolas" w:cs="Times New Roman"/>
@@ -30448,6 +31987,7 @@
         </w:rPr>
         <w:t>t_start</w:t>
       </w:r>
+      <w:proofErr w:type="spellEnd"/>
     </w:p>
     <w:p>
       <w:pPr>
@@ -30471,6 +32011,7 @@
         </w:rPr>
         <w:t xml:space="preserve">            </w:t>
       </w:r>
+      <w:proofErr w:type="spellStart"/>
       <w:r>
         <w:rPr>
           <w:rFonts w:ascii="Consolas" w:eastAsia="Times New Roman" w:hAnsi="Consolas" w:cs="Times New Roman"/>
@@ -30481,6 +32022,7 @@
         </w:rPr>
         <w:t>max_time</w:t>
       </w:r>
+      <w:proofErr w:type="spellEnd"/>
       <w:r>
         <w:rPr>
           <w:rFonts w:ascii="Consolas" w:eastAsia="Times New Roman" w:hAnsi="Consolas" w:cs="Times New Roman"/>
@@ -30591,6 +32133,7 @@
         </w:rPr>
         <w:t>(</w:t>
       </w:r>
+      <w:proofErr w:type="spellStart"/>
       <w:r>
         <w:rPr>
           <w:rFonts w:ascii="Consolas" w:eastAsia="Times New Roman" w:hAnsi="Consolas" w:cs="Times New Roman"/>
@@ -30641,6 +32184,7 @@
         </w:rPr>
         <w:t>values</w:t>
       </w:r>
+      <w:proofErr w:type="spellEnd"/>
       <w:r>
         <w:rPr>
           <w:rFonts w:ascii="Consolas" w:eastAsia="Times New Roman" w:hAnsi="Consolas" w:cs="Times New Roman"/>
@@ -30671,6 +32215,7 @@
         </w:rPr>
         <w:t xml:space="preserve"> </w:t>
       </w:r>
+      <w:proofErr w:type="spellStart"/>
       <w:r>
         <w:rPr>
           <w:rFonts w:ascii="Consolas" w:eastAsia="Times New Roman" w:hAnsi="Consolas" w:cs="Times New Roman"/>
@@ -30701,6 +32246,7 @@
         </w:rPr>
         <w:t>end_times</w:t>
       </w:r>
+      <w:proofErr w:type="spellEnd"/>
       <w:r>
         <w:rPr>
           <w:rFonts w:ascii="Consolas" w:eastAsia="Times New Roman" w:hAnsi="Consolas" w:cs="Times New Roman"/>
@@ -30817,6 +32363,7 @@
         </w:rPr>
         <w:t xml:space="preserve">            </w:t>
       </w:r>
+      <w:proofErr w:type="spellStart"/>
       <w:r>
         <w:rPr>
           <w:rFonts w:ascii="Consolas" w:eastAsia="Times New Roman" w:hAnsi="Consolas" w:cs="Times New Roman"/>
@@ -30827,6 +32374,7 @@
         </w:rPr>
         <w:t>max_time</w:t>
       </w:r>
+      <w:proofErr w:type="spellEnd"/>
       <w:r>
         <w:rPr>
           <w:rFonts w:ascii="Consolas" w:eastAsia="Times New Roman" w:hAnsi="Consolas" w:cs="Times New Roman"/>
@@ -30877,6 +32425,7 @@
         </w:rPr>
         <w:t>(</w:t>
       </w:r>
+      <w:proofErr w:type="spellStart"/>
       <w:r>
         <w:rPr>
           <w:rFonts w:ascii="Consolas" w:eastAsia="Times New Roman" w:hAnsi="Consolas" w:cs="Times New Roman"/>
@@ -30927,6 +32476,7 @@
         </w:rPr>
         <w:t>values</w:t>
       </w:r>
+      <w:proofErr w:type="spellEnd"/>
       <w:r>
         <w:rPr>
           <w:rFonts w:ascii="Consolas" w:eastAsia="Times New Roman" w:hAnsi="Consolas" w:cs="Times New Roman"/>
@@ -30957,6 +32507,7 @@
         </w:rPr>
         <w:t xml:space="preserve"> </w:t>
       </w:r>
+      <w:proofErr w:type="spellStart"/>
       <w:r>
         <w:rPr>
           <w:rFonts w:ascii="Consolas" w:eastAsia="Times New Roman" w:hAnsi="Consolas" w:cs="Times New Roman"/>
@@ -30987,6 +32538,7 @@
         </w:rPr>
         <w:t>end_times</w:t>
       </w:r>
+      <w:proofErr w:type="spellEnd"/>
       <w:r>
         <w:rPr>
           <w:rFonts w:ascii="Consolas" w:eastAsia="Times New Roman" w:hAnsi="Consolas" w:cs="Times New Roman"/>
@@ -31073,6 +32625,7 @@
         </w:rPr>
         <w:t xml:space="preserve">        </w:t>
       </w:r>
+      <w:proofErr w:type="spellStart"/>
       <w:r>
         <w:rPr>
           <w:rFonts w:ascii="Consolas" w:eastAsia="Times New Roman" w:hAnsi="Consolas" w:cs="Times New Roman"/>
@@ -31083,6 +32636,7 @@
         </w:rPr>
         <w:t>max_time</w:t>
       </w:r>
+      <w:proofErr w:type="spellEnd"/>
       <w:r>
         <w:rPr>
           <w:rFonts w:ascii="Consolas" w:eastAsia="Times New Roman" w:hAnsi="Consolas" w:cs="Times New Roman"/>
@@ -31133,6 +32687,7 @@
         </w:rPr>
         <w:t>(</w:t>
       </w:r>
+      <w:proofErr w:type="spellStart"/>
       <w:r>
         <w:rPr>
           <w:rFonts w:ascii="Consolas" w:eastAsia="Times New Roman" w:hAnsi="Consolas" w:cs="Times New Roman"/>
@@ -31143,6 +32698,7 @@
         </w:rPr>
         <w:t>max_time</w:t>
       </w:r>
+      <w:proofErr w:type="spellEnd"/>
       <w:r>
         <w:rPr>
           <w:rFonts w:ascii="Consolas" w:eastAsia="Times New Roman" w:hAnsi="Consolas" w:cs="Times New Roman"/>
@@ -31249,6 +32805,7 @@
         </w:rPr>
         <w:t xml:space="preserve"> </w:t>
       </w:r>
+      <w:proofErr w:type="spellStart"/>
       <w:r>
         <w:rPr>
           <w:rFonts w:ascii="Consolas" w:eastAsia="Times New Roman" w:hAnsi="Consolas" w:cs="Times New Roman"/>
@@ -31299,6 +32856,7 @@
         </w:rPr>
         <w:t>winfo_width</w:t>
       </w:r>
+      <w:proofErr w:type="spellEnd"/>
       <w:r>
         <w:rPr>
           <w:rFonts w:ascii="Consolas" w:eastAsia="Times New Roman" w:hAnsi="Consolas" w:cs="Times New Roman"/>
@@ -31372,6 +32930,7 @@
         </w:rPr>
         <w:t xml:space="preserve"> </w:t>
       </w:r>
+      <w:proofErr w:type="spellStart"/>
       <w:r>
         <w:rPr>
           <w:rFonts w:ascii="Consolas" w:eastAsia="Times New Roman" w:hAnsi="Consolas" w:cs="Times New Roman"/>
@@ -31422,6 +32981,7 @@
         </w:rPr>
         <w:t>winfo_height</w:t>
       </w:r>
+      <w:proofErr w:type="spellEnd"/>
       <w:r>
         <w:rPr>
           <w:rFonts w:ascii="Consolas" w:eastAsia="Times New Roman" w:hAnsi="Consolas" w:cs="Times New Roman"/>
@@ -31691,6 +33251,7 @@
         </w:rPr>
         <w:t xml:space="preserve">            </w:t>
       </w:r>
+      <w:proofErr w:type="spellStart"/>
       <w:r>
         <w:rPr>
           <w:rFonts w:ascii="Consolas" w:eastAsia="Times New Roman" w:hAnsi="Consolas" w:cs="Times New Roman"/>
@@ -31701,6 +33262,7 @@
         </w:rPr>
         <w:t>time_scale</w:t>
       </w:r>
+      <w:proofErr w:type="spellEnd"/>
       <w:r>
         <w:rPr>
           <w:rFonts w:ascii="Consolas" w:eastAsia="Times New Roman" w:hAnsi="Consolas" w:cs="Times New Roman"/>
@@ -31811,6 +33373,7 @@
         </w:rPr>
         <w:t xml:space="preserve"> </w:t>
       </w:r>
+      <w:proofErr w:type="spellStart"/>
       <w:r>
         <w:rPr>
           <w:rFonts w:ascii="Consolas" w:eastAsia="Times New Roman" w:hAnsi="Consolas" w:cs="Times New Roman"/>
@@ -31821,6 +33384,7 @@
         </w:rPr>
         <w:t>max_time</w:t>
       </w:r>
+      <w:proofErr w:type="spellEnd"/>
     </w:p>
     <w:p>
       <w:pPr>
@@ -31877,6 +33441,7 @@
         </w:rPr>
         <w:t xml:space="preserve"> </w:t>
       </w:r>
+      <w:proofErr w:type="spellStart"/>
       <w:r>
         <w:rPr>
           <w:rFonts w:ascii="Consolas" w:eastAsia="Times New Roman" w:hAnsi="Consolas" w:cs="Times New Roman"/>
@@ -31887,6 +33452,7 @@
         </w:rPr>
         <w:t>i</w:t>
       </w:r>
+      <w:proofErr w:type="spellEnd"/>
       <w:r>
         <w:rPr>
           <w:rFonts w:ascii="Consolas" w:eastAsia="Times New Roman" w:hAnsi="Consolas" w:cs="Times New Roman"/>
@@ -31957,6 +33523,7 @@
         </w:rPr>
         <w:t>(</w:t>
       </w:r>
+      <w:proofErr w:type="spellStart"/>
       <w:r>
         <w:rPr>
           <w:rFonts w:ascii="Consolas" w:eastAsia="Times New Roman" w:hAnsi="Consolas" w:cs="Times New Roman"/>
@@ -31967,6 +33534,7 @@
         </w:rPr>
         <w:t>max_time</w:t>
       </w:r>
+      <w:proofErr w:type="spellEnd"/>
       <w:r>
         <w:rPr>
           <w:rFonts w:ascii="Consolas" w:eastAsia="Times New Roman" w:hAnsi="Consolas" w:cs="Times New Roman"/>
@@ -32120,6 +33688,7 @@
         </w:rPr>
         <w:t xml:space="preserve"> </w:t>
       </w:r>
+      <w:proofErr w:type="spellStart"/>
       <w:r>
         <w:rPr>
           <w:rFonts w:ascii="Consolas" w:eastAsia="Times New Roman" w:hAnsi="Consolas" w:cs="Times New Roman"/>
@@ -32130,6 +33699,7 @@
         </w:rPr>
         <w:t>i</w:t>
       </w:r>
+      <w:proofErr w:type="spellEnd"/>
       <w:r>
         <w:rPr>
           <w:rFonts w:ascii="Consolas" w:eastAsia="Times New Roman" w:hAnsi="Consolas" w:cs="Times New Roman"/>
@@ -32160,6 +33730,7 @@
         </w:rPr>
         <w:t xml:space="preserve"> </w:t>
       </w:r>
+      <w:proofErr w:type="spellStart"/>
       <w:r>
         <w:rPr>
           <w:rFonts w:ascii="Consolas" w:eastAsia="Times New Roman" w:hAnsi="Consolas" w:cs="Times New Roman"/>
@@ -32170,6 +33741,7 @@
         </w:rPr>
         <w:t>time_scale</w:t>
       </w:r>
+      <w:proofErr w:type="spellEnd"/>
     </w:p>
     <w:p>
       <w:pPr>
@@ -32193,6 +33765,7 @@
         </w:rPr>
         <w:t xml:space="preserve">                </w:t>
       </w:r>
+      <w:proofErr w:type="spellStart"/>
       <w:r>
         <w:rPr>
           <w:rFonts w:ascii="Consolas" w:eastAsia="Times New Roman" w:hAnsi="Consolas" w:cs="Times New Roman"/>
@@ -32243,6 +33816,7 @@
         </w:rPr>
         <w:t>create_line</w:t>
       </w:r>
+      <w:proofErr w:type="spellEnd"/>
       <w:r>
         <w:rPr>
           <w:rFonts w:ascii="Consolas" w:eastAsia="Times New Roman" w:hAnsi="Consolas" w:cs="Times New Roman"/>
@@ -32486,6 +34060,7 @@
         </w:rPr>
         <w:t xml:space="preserve">                </w:t>
       </w:r>
+      <w:proofErr w:type="spellStart"/>
       <w:r>
         <w:rPr>
           <w:rFonts w:ascii="Consolas" w:eastAsia="Times New Roman" w:hAnsi="Consolas" w:cs="Times New Roman"/>
@@ -32536,6 +34111,7 @@
         </w:rPr>
         <w:t>create_text</w:t>
       </w:r>
+      <w:proofErr w:type="spellEnd"/>
       <w:r>
         <w:rPr>
           <w:rFonts w:ascii="Consolas" w:eastAsia="Times New Roman" w:hAnsi="Consolas" w:cs="Times New Roman"/>
@@ -32636,6 +34212,7 @@
         </w:rPr>
         <w:t>{</w:t>
       </w:r>
+      <w:proofErr w:type="spellStart"/>
       <w:r>
         <w:rPr>
           <w:rFonts w:ascii="Consolas" w:eastAsia="Times New Roman" w:hAnsi="Consolas" w:cs="Times New Roman"/>
@@ -32646,6 +34223,7 @@
         </w:rPr>
         <w:t>i</w:t>
       </w:r>
+      <w:proofErr w:type="spellEnd"/>
       <w:r>
         <w:rPr>
           <w:rFonts w:ascii="Consolas" w:eastAsia="Times New Roman" w:hAnsi="Consolas" w:cs="Times New Roman"/>
@@ -32822,6 +34400,7 @@
         </w:rPr>
         <w:t xml:space="preserve">            </w:t>
       </w:r>
+      <w:proofErr w:type="spellStart"/>
       <w:r>
         <w:rPr>
           <w:rFonts w:ascii="Consolas" w:eastAsia="Times New Roman" w:hAnsi="Consolas" w:cs="Times New Roman"/>
@@ -32832,6 +34411,7 @@
         </w:rPr>
         <w:t>y_offset</w:t>
       </w:r>
+      <w:proofErr w:type="spellEnd"/>
       <w:r>
         <w:rPr>
           <w:rFonts w:ascii="Consolas" w:eastAsia="Times New Roman" w:hAnsi="Consolas" w:cs="Times New Roman"/>
@@ -32895,6 +34475,7 @@
         </w:rPr>
         <w:t xml:space="preserve">            </w:t>
       </w:r>
+      <w:proofErr w:type="spellStart"/>
       <w:r>
         <w:rPr>
           <w:rFonts w:ascii="Consolas" w:eastAsia="Times New Roman" w:hAnsi="Consolas" w:cs="Times New Roman"/>
@@ -32905,6 +34486,7 @@
         </w:rPr>
         <w:t>line_height</w:t>
       </w:r>
+      <w:proofErr w:type="spellEnd"/>
       <w:r>
         <w:rPr>
           <w:rFonts w:ascii="Consolas" w:eastAsia="Times New Roman" w:hAnsi="Consolas" w:cs="Times New Roman"/>
@@ -33051,6 +34633,7 @@
         </w:rPr>
         <w:t xml:space="preserve"> </w:t>
       </w:r>
+      <w:proofErr w:type="spellStart"/>
       <w:r>
         <w:rPr>
           <w:rFonts w:ascii="Consolas" w:eastAsia="Times New Roman" w:hAnsi="Consolas" w:cs="Times New Roman"/>
@@ -33101,6 +34684,7 @@
         </w:rPr>
         <w:t>nodes</w:t>
       </w:r>
+      <w:proofErr w:type="spellEnd"/>
       <w:r>
         <w:rPr>
           <w:rFonts w:ascii="Consolas" w:eastAsia="Times New Roman" w:hAnsi="Consolas" w:cs="Times New Roman"/>
@@ -33214,6 +34798,7 @@
         </w:rPr>
         <w:t xml:space="preserve"> </w:t>
       </w:r>
+      <w:proofErr w:type="spellStart"/>
       <w:r>
         <w:rPr>
           <w:rFonts w:ascii="Consolas" w:eastAsia="Times New Roman" w:hAnsi="Consolas" w:cs="Times New Roman"/>
@@ -33244,6 +34829,7 @@
         </w:rPr>
         <w:t>start_times</w:t>
       </w:r>
+      <w:proofErr w:type="spellEnd"/>
       <w:r>
         <w:rPr>
           <w:rFonts w:ascii="Consolas" w:eastAsia="Times New Roman" w:hAnsi="Consolas" w:cs="Times New Roman"/>
@@ -33310,6 +34896,7 @@
         </w:rPr>
         <w:t xml:space="preserve">                </w:t>
       </w:r>
+      <w:proofErr w:type="spellStart"/>
       <w:r>
         <w:rPr>
           <w:rFonts w:ascii="Consolas" w:eastAsia="Times New Roman" w:hAnsi="Consolas" w:cs="Times New Roman"/>
@@ -33320,6 +34907,7 @@
         </w:rPr>
         <w:t>st</w:t>
       </w:r>
+      <w:proofErr w:type="spellEnd"/>
       <w:r>
         <w:rPr>
           <w:rFonts w:ascii="Consolas" w:eastAsia="Times New Roman" w:hAnsi="Consolas" w:cs="Times New Roman"/>
@@ -33350,6 +34938,7 @@
         </w:rPr>
         <w:t xml:space="preserve"> </w:t>
       </w:r>
+      <w:proofErr w:type="spellStart"/>
       <w:r>
         <w:rPr>
           <w:rFonts w:ascii="Consolas" w:eastAsia="Times New Roman" w:hAnsi="Consolas" w:cs="Times New Roman"/>
@@ -33380,6 +34969,7 @@
         </w:rPr>
         <w:t>start_times</w:t>
       </w:r>
+      <w:proofErr w:type="spellEnd"/>
       <w:r>
         <w:rPr>
           <w:rFonts w:ascii="Consolas" w:eastAsia="Times New Roman" w:hAnsi="Consolas" w:cs="Times New Roman"/>
@@ -33503,6 +35093,7 @@
         </w:rPr>
         <w:t xml:space="preserve"> </w:t>
       </w:r>
+      <w:proofErr w:type="spellStart"/>
       <w:r>
         <w:rPr>
           <w:rFonts w:ascii="Consolas" w:eastAsia="Times New Roman" w:hAnsi="Consolas" w:cs="Times New Roman"/>
@@ -33553,6 +35144,7 @@
         </w:rPr>
         <w:t>get</w:t>
       </w:r>
+      <w:proofErr w:type="spellEnd"/>
       <w:r>
         <w:rPr>
           <w:rFonts w:ascii="Consolas" w:eastAsia="Times New Roman" w:hAnsi="Consolas" w:cs="Times New Roman"/>
@@ -33583,6 +35175,7 @@
         </w:rPr>
         <w:t xml:space="preserve">, </w:t>
       </w:r>
+      <w:proofErr w:type="spellStart"/>
       <w:r>
         <w:rPr>
           <w:rFonts w:ascii="Consolas" w:eastAsia="Times New Roman" w:hAnsi="Consolas" w:cs="Times New Roman"/>
@@ -33613,6 +35206,7 @@
         </w:rPr>
         <w:t>time</w:t>
       </w:r>
+      <w:proofErr w:type="spellEnd"/>
       <w:r>
         <w:rPr>
           <w:rFonts w:ascii="Consolas" w:eastAsia="Times New Roman" w:hAnsi="Consolas" w:cs="Times New Roman"/>
@@ -33643,6 +35237,7 @@
         </w:rPr>
         <w:t xml:space="preserve"> </w:t>
       </w:r>
+      <w:proofErr w:type="spellStart"/>
       <w:r>
         <w:rPr>
           <w:rFonts w:ascii="Consolas" w:eastAsia="Times New Roman" w:hAnsi="Consolas" w:cs="Times New Roman"/>
@@ -33673,6 +35268,7 @@
         </w:rPr>
         <w:t>t_start</w:t>
       </w:r>
+      <w:proofErr w:type="spellEnd"/>
       <w:r>
         <w:rPr>
           <w:rFonts w:ascii="Consolas" w:eastAsia="Times New Roman" w:hAnsi="Consolas" w:cs="Times New Roman"/>
@@ -33703,6 +35299,7 @@
         </w:rPr>
         <w:t xml:space="preserve"> </w:t>
       </w:r>
+      <w:proofErr w:type="spellStart"/>
       <w:r>
         <w:rPr>
           <w:rFonts w:ascii="Consolas" w:eastAsia="Times New Roman" w:hAnsi="Consolas" w:cs="Times New Roman"/>
@@ -33733,6 +35330,7 @@
         </w:rPr>
         <w:t>is_running</w:t>
       </w:r>
+      <w:proofErr w:type="spellEnd"/>
       <w:r>
         <w:rPr>
           <w:rFonts w:ascii="Consolas" w:eastAsia="Times New Roman" w:hAnsi="Consolas" w:cs="Times New Roman"/>
@@ -33763,6 +35361,7 @@
         </w:rPr>
         <w:t xml:space="preserve"> </w:t>
       </w:r>
+      <w:proofErr w:type="spellStart"/>
       <w:r>
         <w:rPr>
           <w:rFonts w:ascii="Consolas" w:eastAsia="Times New Roman" w:hAnsi="Consolas" w:cs="Times New Roman"/>
@@ -33773,6 +35372,7 @@
         </w:rPr>
         <w:t>st</w:t>
       </w:r>
+      <w:proofErr w:type="spellEnd"/>
       <w:r>
         <w:rPr>
           <w:rFonts w:ascii="Consolas" w:eastAsia="Times New Roman" w:hAnsi="Consolas" w:cs="Times New Roman"/>
@@ -33926,6 +35526,7 @@
         </w:rPr>
         <w:t xml:space="preserve"> </w:t>
       </w:r>
+      <w:proofErr w:type="spellStart"/>
       <w:r>
         <w:rPr>
           <w:rFonts w:ascii="Consolas" w:eastAsia="Times New Roman" w:hAnsi="Consolas" w:cs="Times New Roman"/>
@@ -33936,6 +35537,7 @@
         </w:rPr>
         <w:t>st</w:t>
       </w:r>
+      <w:proofErr w:type="spellEnd"/>
       <w:r>
         <w:rPr>
           <w:rFonts w:ascii="Consolas" w:eastAsia="Times New Roman" w:hAnsi="Consolas" w:cs="Times New Roman"/>
@@ -34032,6 +35634,7 @@
         </w:rPr>
         <w:t xml:space="preserve"> </w:t>
       </w:r>
+      <w:proofErr w:type="spellStart"/>
       <w:r>
         <w:rPr>
           <w:rFonts w:ascii="Consolas" w:eastAsia="Times New Roman" w:hAnsi="Consolas" w:cs="Times New Roman"/>
@@ -34062,6 +35665,7 @@
         </w:rPr>
         <w:t>task_procs</w:t>
       </w:r>
+      <w:proofErr w:type="spellEnd"/>
       <w:r>
         <w:rPr>
           <w:rFonts w:ascii="Consolas" w:eastAsia="Times New Roman" w:hAnsi="Consolas" w:cs="Times New Roman"/>
@@ -34155,6 +35759,7 @@
         </w:rPr>
         <w:t xml:space="preserve"> </w:t>
       </w:r>
+      <w:proofErr w:type="spellStart"/>
       <w:r>
         <w:rPr>
           <w:rFonts w:ascii="Consolas" w:eastAsia="Times New Roman" w:hAnsi="Consolas" w:cs="Times New Roman"/>
@@ -34165,6 +35770,7 @@
         </w:rPr>
         <w:t>y_offset</w:t>
       </w:r>
+      <w:proofErr w:type="spellEnd"/>
       <w:r>
         <w:rPr>
           <w:rFonts w:ascii="Consolas" w:eastAsia="Times New Roman" w:hAnsi="Consolas" w:cs="Times New Roman"/>
@@ -34235,6 +35841,7 @@
         </w:rPr>
         <w:t xml:space="preserve"> </w:t>
       </w:r>
+      <w:proofErr w:type="spellStart"/>
       <w:r>
         <w:rPr>
           <w:rFonts w:ascii="Consolas" w:eastAsia="Times New Roman" w:hAnsi="Consolas" w:cs="Times New Roman"/>
@@ -34245,6 +35852,7 @@
         </w:rPr>
         <w:t>line_height</w:t>
       </w:r>
+      <w:proofErr w:type="spellEnd"/>
     </w:p>
     <w:p>
       <w:pPr>
@@ -34371,6 +35979,7 @@
         </w:rPr>
         <w:t xml:space="preserve"> </w:t>
       </w:r>
+      <w:proofErr w:type="spellStart"/>
       <w:r>
         <w:rPr>
           <w:rFonts w:ascii="Consolas" w:eastAsia="Times New Roman" w:hAnsi="Consolas" w:cs="Times New Roman"/>
@@ -34381,6 +35990,7 @@
         </w:rPr>
         <w:t>st</w:t>
       </w:r>
+      <w:proofErr w:type="spellEnd"/>
       <w:r>
         <w:rPr>
           <w:rFonts w:ascii="Consolas" w:eastAsia="Times New Roman" w:hAnsi="Consolas" w:cs="Times New Roman"/>
@@ -34411,6 +36021,7 @@
         </w:rPr>
         <w:t xml:space="preserve"> </w:t>
       </w:r>
+      <w:proofErr w:type="spellStart"/>
       <w:r>
         <w:rPr>
           <w:rFonts w:ascii="Consolas" w:eastAsia="Times New Roman" w:hAnsi="Consolas" w:cs="Times New Roman"/>
@@ -34421,6 +36032,7 @@
         </w:rPr>
         <w:t>time_scale</w:t>
       </w:r>
+      <w:proofErr w:type="spellEnd"/>
     </w:p>
     <w:p>
       <w:pPr>
@@ -34564,6 +36176,7 @@
         </w:rPr>
         <w:t xml:space="preserve"> </w:t>
       </w:r>
+      <w:proofErr w:type="spellStart"/>
       <w:r>
         <w:rPr>
           <w:rFonts w:ascii="Consolas" w:eastAsia="Times New Roman" w:hAnsi="Consolas" w:cs="Times New Roman"/>
@@ -34574,6 +36187,7 @@
         </w:rPr>
         <w:t>time_scale</w:t>
       </w:r>
+      <w:proofErr w:type="spellEnd"/>
     </w:p>
     <w:p>
       <w:pPr>
@@ -34720,6 +36334,7 @@
         </w:rPr>
         <w:t xml:space="preserve"> </w:t>
       </w:r>
+      <w:proofErr w:type="spellStart"/>
       <w:r>
         <w:rPr>
           <w:rFonts w:ascii="Consolas" w:eastAsia="Times New Roman" w:hAnsi="Consolas" w:cs="Times New Roman"/>
@@ -34730,6 +36345,7 @@
         </w:rPr>
         <w:t>len</w:t>
       </w:r>
+      <w:proofErr w:type="spellEnd"/>
       <w:r>
         <w:rPr>
           <w:rFonts w:ascii="Consolas" w:eastAsia="Times New Roman" w:hAnsi="Consolas" w:cs="Times New Roman"/>
@@ -34806,6 +36422,7 @@
         </w:rPr>
         <w:t xml:space="preserve">                </w:t>
       </w:r>
+      <w:proofErr w:type="spellStart"/>
       <w:r>
         <w:rPr>
           <w:rFonts w:ascii="Consolas" w:eastAsia="Times New Roman" w:hAnsi="Consolas" w:cs="Times New Roman"/>
@@ -34856,6 +36473,7 @@
         </w:rPr>
         <w:t>create_rectangle</w:t>
       </w:r>
+      <w:proofErr w:type="spellEnd"/>
       <w:r>
         <w:rPr>
           <w:rFonts w:ascii="Consolas" w:eastAsia="Times New Roman" w:hAnsi="Consolas" w:cs="Times New Roman"/>
@@ -35129,6 +36747,7 @@
         </w:rPr>
         <w:t xml:space="preserve">                </w:t>
       </w:r>
+      <w:proofErr w:type="spellStart"/>
       <w:r>
         <w:rPr>
           <w:rFonts w:ascii="Consolas" w:eastAsia="Times New Roman" w:hAnsi="Consolas" w:cs="Times New Roman"/>
@@ -35179,6 +36798,7 @@
         </w:rPr>
         <w:t>create_rectangle</w:t>
       </w:r>
+      <w:proofErr w:type="spellEnd"/>
       <w:r>
         <w:rPr>
           <w:rFonts w:ascii="Consolas" w:eastAsia="Times New Roman" w:hAnsi="Consolas" w:cs="Times New Roman"/>
@@ -35433,6 +37053,7 @@
         <w:lastRenderedPageBreak/>
         <w:t xml:space="preserve">                </w:t>
       </w:r>
+      <w:proofErr w:type="spellStart"/>
       <w:proofErr w:type="gramStart"/>
       <w:r>
         <w:rPr>
@@ -35485,6 +37106,7 @@
         </w:rPr>
         <w:t>create_text</w:t>
       </w:r>
+      <w:proofErr w:type="spellEnd"/>
       <w:r>
         <w:rPr>
           <w:rFonts w:ascii="Consolas" w:eastAsia="Times New Roman" w:hAnsi="Consolas" w:cs="Times New Roman"/>
@@ -35910,6 +37532,7 @@
         </w:rPr>
         <w:t xml:space="preserve"> </w:t>
       </w:r>
+      <w:proofErr w:type="spellStart"/>
       <w:r>
         <w:rPr>
           <w:rFonts w:ascii="Consolas" w:eastAsia="Times New Roman" w:hAnsi="Consolas" w:cs="Times New Roman"/>
@@ -35920,6 +37543,7 @@
         </w:rPr>
         <w:t>i</w:t>
       </w:r>
+      <w:proofErr w:type="spellEnd"/>
       <w:r>
         <w:rPr>
           <w:rFonts w:ascii="Consolas" w:eastAsia="Times New Roman" w:hAnsi="Consolas" w:cs="Times New Roman"/>
@@ -36013,6 +37637,7 @@
         </w:rPr>
         <w:t xml:space="preserve">                </w:t>
       </w:r>
+      <w:proofErr w:type="spellStart"/>
       <w:proofErr w:type="gramStart"/>
       <w:r>
         <w:rPr>
@@ -36065,6 +37690,7 @@
         </w:rPr>
         <w:t>create_text</w:t>
       </w:r>
+      <w:proofErr w:type="spellEnd"/>
       <w:r>
         <w:rPr>
           <w:rFonts w:ascii="Consolas" w:eastAsia="Times New Roman" w:hAnsi="Consolas" w:cs="Times New Roman"/>
@@ -36135,6 +37761,7 @@
         </w:rPr>
         <w:t xml:space="preserve"> </w:t>
       </w:r>
+      <w:proofErr w:type="spellStart"/>
       <w:r>
         <w:rPr>
           <w:rFonts w:ascii="Consolas" w:eastAsia="Times New Roman" w:hAnsi="Consolas" w:cs="Times New Roman"/>
@@ -36145,6 +37772,7 @@
         </w:rPr>
         <w:t>i</w:t>
       </w:r>
+      <w:proofErr w:type="spellEnd"/>
       <w:r>
         <w:rPr>
           <w:rFonts w:ascii="Consolas" w:eastAsia="Times New Roman" w:hAnsi="Consolas" w:cs="Times New Roman"/>
@@ -36175,6 +37803,7 @@
         </w:rPr>
         <w:t xml:space="preserve"> </w:t>
       </w:r>
+      <w:proofErr w:type="spellStart"/>
       <w:r>
         <w:rPr>
           <w:rFonts w:ascii="Consolas" w:eastAsia="Times New Roman" w:hAnsi="Consolas" w:cs="Times New Roman"/>
@@ -36185,6 +37814,7 @@
         </w:rPr>
         <w:t>line_height</w:t>
       </w:r>
+      <w:proofErr w:type="spellEnd"/>
       <w:r>
         <w:rPr>
           <w:rFonts w:ascii="Consolas" w:eastAsia="Times New Roman" w:hAnsi="Consolas" w:cs="Times New Roman"/>
@@ -36304,6 +37934,7 @@
         </w:rPr>
         <w:t>{</w:t>
       </w:r>
+      <w:proofErr w:type="spellStart"/>
       <w:r>
         <w:rPr>
           <w:rFonts w:ascii="Consolas" w:eastAsia="Times New Roman" w:hAnsi="Consolas" w:cs="Times New Roman"/>
@@ -36314,6 +37945,7 @@
         </w:rPr>
         <w:t>i</w:t>
       </w:r>
+      <w:proofErr w:type="spellEnd"/>
       <w:r>
         <w:rPr>
           <w:rFonts w:ascii="Consolas" w:eastAsia="Times New Roman" w:hAnsi="Consolas" w:cs="Times New Roman"/>
@@ -36490,6 +38122,7 @@
         </w:rPr>
         <w:t xml:space="preserve">        </w:t>
       </w:r>
+      <w:proofErr w:type="spellStart"/>
       <w:r>
         <w:rPr>
           <w:rFonts w:ascii="Consolas" w:eastAsia="Times New Roman" w:hAnsi="Consolas" w:cs="Times New Roman"/>
@@ -36528,7 +38161,18 @@
           <w:szCs w:val="21"/>
           <w:lang w:val="en-US"/>
         </w:rPr>
-        <w:t>.after(</w:t>
+        <w:t>.after</w:t>
+      </w:r>
+      <w:proofErr w:type="spellEnd"/>
+      <w:r>
+        <w:rPr>
+          <w:rFonts w:ascii="Consolas" w:eastAsia="Times New Roman" w:hAnsi="Consolas" w:cs="Times New Roman"/>
+          <w:color w:val="CCCCCC"/>
+          <w:sz w:val="21"/>
+          <w:szCs w:val="21"/>
+          <w:lang w:val="en-US"/>
+        </w:rPr>
+        <w:t>(</w:t>
       </w:r>
       <w:r>
         <w:rPr>
@@ -36550,6 +38194,7 @@
         </w:rPr>
         <w:t xml:space="preserve">, </w:t>
       </w:r>
+      <w:proofErr w:type="spellStart"/>
       <w:r>
         <w:rPr>
           <w:rFonts w:ascii="Consolas" w:eastAsia="Times New Roman" w:hAnsi="Consolas" w:cs="Times New Roman"/>
@@ -36580,6 +38225,7 @@
         </w:rPr>
         <w:t>update_ui</w:t>
       </w:r>
+      <w:proofErr w:type="spellEnd"/>
       <w:r>
         <w:rPr>
           <w:rFonts w:ascii="Consolas" w:eastAsia="Times New Roman" w:hAnsi="Consolas" w:cs="Times New Roman"/>
@@ -36759,6 +38405,7 @@
         </w:rPr>
         <w:t xml:space="preserve"> </w:t>
       </w:r>
+      <w:proofErr w:type="spellStart"/>
       <w:r>
         <w:rPr>
           <w:rFonts w:ascii="Consolas" w:eastAsia="Times New Roman" w:hAnsi="Consolas" w:cs="Times New Roman"/>
@@ -36789,6 +38436,7 @@
         </w:rPr>
         <w:t>Tk</w:t>
       </w:r>
+      <w:proofErr w:type="spellEnd"/>
       <w:r>
         <w:rPr>
           <w:rFonts w:ascii="Consolas" w:eastAsia="Times New Roman" w:hAnsi="Consolas" w:cs="Times New Roman"/>
@@ -36925,6 +38573,7 @@
         </w:rPr>
         <w:t xml:space="preserve">    </w:t>
       </w:r>
+      <w:proofErr w:type="spellStart"/>
       <w:r>
         <w:rPr>
           <w:rFonts w:ascii="Consolas" w:eastAsia="Times New Roman" w:hAnsi="Consolas" w:cs="Times New Roman"/>
@@ -36955,6 +38604,7 @@
         </w:rPr>
         <w:t>mainloop</w:t>
       </w:r>
+      <w:proofErr w:type="spellEnd"/>
       <w:r>
         <w:rPr>
           <w:rFonts w:ascii="Consolas" w:eastAsia="Times New Roman" w:hAnsi="Consolas" w:cs="Times New Roman"/>
